--- a/09_hovedrapport/Hovedrapport_Flesland_G03_layout.docx
+++ b/09_hovedrapport/Hovedrapport_Flesland_G03_layout.docx
@@ -38,7 +38,7 @@
         <w:t xml:space="preserve">G03 - Bergens Beste</w:t>
       </w:r>
       <w:r>
-        <w:br/>
+        <w:t xml:space="preserve"> </w:t>
       </w:r>
       <w:r>
         <w:rPr>
@@ -51,10 +51,10 @@
         <w:t xml:space="preserve"> </w:t>
       </w:r>
       <w:r>
-        <w:t xml:space="preserve">LOG650 - Bacheloroppgave i Logistikk</w:t>
-      </w:r>
-      <w:r>
-        <w:br/>
+        <w:t xml:space="preserve">LOG650 - Forskningsprosjekt i logistikk</w:t>
+      </w:r>
+      <w:r>
+        <w:t xml:space="preserve"> </w:t>
       </w:r>
       <w:r>
         <w:rPr>
@@ -67,7 +67,7 @@
         <w:t xml:space="preserve"> </w:t>
       </w:r>
       <w:r>
-        <w:t xml:space="preserve">30. april 2026</w:t>
+        <w:t xml:space="preserve">29. mai 2026</w:t>
       </w:r>
     </w:p>
     <w:p>
@@ -92,7 +92,7 @@
         <w:pStyle w:val="FirstParagraph"/>
       </w:pPr>
       <w:r>
-        <w:t xml:space="preserve">Denne rapporten undersøker kapasitetsutnyttelsen av gater og behovet for busstransport ved Bergen Lufthavn Flesland gjennom diskret-hendelse simulering (DES) i Python med SimPy. Problemstillingen fokuserer på balansen mellom maksimal utnyttelse av terminalnære gater og effektiv bruk av fjernparkering (remote stands) i peak-perioder. Ved å analysere et planlagt flyprogram for en travel sommerdag i 2026, indikerer studien at dagens operasjonsmodell med aktiv gate-styring og to tilgjengelige busssjåfører i rushtiden er robust i den analyserte testdagen. Resultatene viser en gjennomsnittlig ventetid på under ett minutt i baseline-scenarioet. Scenarioanalyser viser samtidig at systemet blir mer sårbart ved bemanningsreduksjon til én sjåfør, fordi muligheten til å bruke remote stands aktivt reduseres. Videre indikerer simuleringen at lufthavnen kan håndtere moderat trafikkvekst i peak-perioden uten stor økning i gjennomsnittlig ventetid, forutsatt at dagens ressursallokering og strategiske gate-styring opprettholdes. Rapporten konkluderer med at strategisk bruk av fjernparkering for mindre flymaskiner er en viktig suksessfaktor for effektiv drift ved Flesland, men at resultatene bør tolkes som scenarioanalyse og ikke som en eksakt prediksjon av faktisk drift.</w:t>
+        <w:t xml:space="preserve">Denne rapporten undersøker kapasitetsutnyttelsen av gater og behovet for busstransport ved Bergen Lufthavn Flesland gjennom diskret-hendelse simulering (DES) i Python med SimPy. Problemstillingen fokuserer på balansen mellom maksimal utnyttelse av terminalnære gater og effektiv bruk av fjernparkering (remote stands) i peak-perioder. Ved å analysere et planlagt flyprogram for en travel sommerdag i 2026, indikerer studien at et driftsoppsett med aktiv gate-styring og to tilgjengelige busssjåfører i rushtiden er robust i den analyserte testdagen. Resultatene viser en gjennomsnittlig ventetid på 0,35 minutter i baseline-scenarioet. Scenarioanalyser viser samtidig at systemet blir mer sårbart ved bemanningsreduksjon til én sjåfør, fordi muligheten til å bruke remote stands aktivt reduseres. Videre indikerer simuleringen at lufthavnen kan håndtere moderat trafikkvekst i peak-perioden uten stor økning i gjennomsnittlig ventetid, forutsatt at ressursnivået i baseline og strategisk gate-styring opprettholdes. Rapporten konkluderer med at strategisk bruk av fjernparkering for mindre flymaskiner er en viktig suksessfaktor for effektiv drift ved Flesland, men at resultatene bør tolkes som scenarioanalyse og ikke som en eksakt prediksjon av faktisk drift.</w:t>
       </w:r>
     </w:p>
     <w:p>
@@ -206,7 +206,7 @@
         <w:t xml:space="preserve"> </w:t>
       </w:r>
       <w:r>
-        <w:t xml:space="preserve">2. Hva er den kritiske grensen for antall busssjåfører før ventetiden for passasjerer øker markant i rushtiden?</w:t>
+        <w:t xml:space="preserve">2. Hva er den kritiske grensen for antall busssjåfører før ventetiden før gate eller remote stand øker markant i rushtiden?</w:t>
       </w:r>
       <w:r>
         <w:t xml:space="preserve"> </w:t>
@@ -879,7 +879,7 @@
         <w:t xml:space="preserve"> </w:t>
       </w:r>
       <w:r>
-        <w:t xml:space="preserve">Ved først å verifisere en baseline-modell mot dagens drift, skapes et solid fundament for å evaluere effekten av fremtidige strategiske endringer.</w:t>
+        <w:t xml:space="preserve">Ved først å etablere en baseline-modell for et realistisk driftsoppsett, skapes et solid fundament for å evaluere effekten av fremtidige strategiske endringer.</w:t>
       </w:r>
     </w:p>
     <w:bookmarkEnd w:id="61"/>
@@ -1932,7 +1932,7 @@
         <w:pStyle w:val="BodyText"/>
       </w:pPr>
       <w:r>
-        <w:t xml:space="preserve">Hovedmålet er å håndtere flest mulig samtidige ankomster innenfor eksisterende infrastruktur, samtidig som ventetiden holdes under et definert terskelnivå. Dette kan uttrykkes som:</w:t>
+        <w:t xml:space="preserve">Hovedmålet er å håndtere flest mulig samtidige ankomster innenfor eksisterende infrastruktur, samtidig som ventetiden før gate eller remote stand holdes innenfor et definert operativt terskelnivå. Dette kan uttrykkes som:</w:t>
       </w:r>
     </w:p>
     <w:p>
@@ -1975,7 +1975,7 @@
         <w:t xml:space="preserve"> </w:t>
       </w:r>
       <w:r>
-        <w:t xml:space="preserve">er antall ankomster som kan håndteres i peak-perioden uten at ventetidskravet brytes. En sentral kapasitetsbegrensning er:</w:t>
+        <w:t xml:space="preserve">er antall ankomster som kan håndteres i peak-perioden uten at ventetidskravet brytes. Siden modellen bruker en terskel for enkeltfly før remote forsøkes, er maksimal ventetid og andel fly over terskel mer relevante enn gjennomsnittet alene. En sentral kapasitetsbegrensning er derfor:</w:t>
       </w:r>
     </w:p>
     <w:p>
@@ -1989,20 +1989,28 @@
         <m:oMath>
           <m:sSub>
             <m:e>
-              <m:acc>
-                <m:accPr>
-                  <m:chr m:val="‾"/>
-                </m:accPr>
-                <m:e>
-                  <m:r>
-                    <m:t>W</m:t>
-                  </m:r>
-                </m:e>
-              </m:acc>
+              <m:r>
+                <m:t>W</m:t>
+              </m:r>
             </m:e>
             <m:sub>
               <m:r>
                 <m:t>q</m:t>
+              </m:r>
+              <m:r>
+                <m:rPr>
+                  <m:sty m:val="p"/>
+                </m:rPr>
+                <m:t>,</m:t>
+              </m:r>
+              <m:r>
+                <m:t>m</m:t>
+              </m:r>
+              <m:r>
+                <m:t>a</m:t>
+              </m:r>
+              <m:r>
+                <m:t>x</m:t>
               </m:r>
             </m:sub>
           </m:sSub>
@@ -2046,21 +2054,29 @@
       <m:oMath>
         <m:sSub>
           <m:e>
-            <m:acc>
-              <m:accPr>
-                <m:chr m:val="‾"/>
-              </m:accPr>
-              <m:e>
-                <m:r>
-                  <m:t>W</m:t>
-                </m:r>
-              </m:e>
-            </m:acc>
+            <m:r>
+              <m:t>W</m:t>
+            </m:r>
           </m:e>
           <m:sub>
             <m:r>
               <m:t>q</m:t>
             </m:r>
+            <m:r>
+              <m:rPr>
+                <m:sty m:val="p"/>
+              </m:rPr>
+              <m:t>,</m:t>
+            </m:r>
+            <m:r>
+              <m:t>m</m:t>
+            </m:r>
+            <m:r>
+              <m:t>a</m:t>
+            </m:r>
+            <m:r>
+              <m:t>x</m:t>
+            </m:r>
           </m:sub>
         </m:sSub>
       </m:oMath>
@@ -2068,7 +2084,7 @@
         <w:t xml:space="preserve"> </w:t>
       </w:r>
       <w:r>
-        <w:t xml:space="preserve">er gjennomsnittlig ventetid før gate eller remote stand. Gjennomsnittlig ventetid beregnes som:</w:t>
+        <w:t xml:space="preserve">er maksimal ventetid før gate eller remote stand. Gjennomsnittlig ventetid rapporteres fortsatt som et supplerende mål og beregnes som:</w:t>
       </w:r>
     </w:p>
     <w:p>
@@ -3182,7 +3198,7 @@
         <w:pStyle w:val="FirstParagraph"/>
       </w:pPr>
       <w:r>
-        <w:t xml:space="preserve">For å styrke analysens etterprøvbarhet er scenarioene strukturert som kontrollerte eksperimenter der én sentral parameter endres om gangen. Noen av scenarioene er gjennomført i denne rapporten, mens andre beskrives som anbefalte tilleggstester dersom modellen videreutvikles.</w:t>
+        <w:t xml:space="preserve">For å styrke analysens etterprøvbarhet er scenarioene strukturert som kontrollerte eksperimenter der én sentral parameter endres om gangen. De viktigste scenarioene er gjennomført i denne rapporten, mens videre analyser beskrives som mulige utvidelser dersom modellen videreutvikles.</w:t>
       </w:r>
     </w:p>
     <w:tbl>
@@ -3953,7 +3969,7 @@
         <w:pStyle w:val="FirstParagraph"/>
       </w:pPr>
       <w:r>
-        <w:t xml:space="preserve">Simuleringen ble kjørt med data for en representativ travel dag (17. juni 2026). Baseline-scenarioet reflekterer dagens drift med 2 tilgjengelige busssjåfører og strategisk bruk av remote-parkering for små fly i rushtiden.</w:t>
+        <w:t xml:space="preserve">Simuleringen ble kjørt med data for en representativ travel dag (17. juni 2026). Baseline-scenarioet representerer et driftsoppsett med 2 tilgjengelige busssjåfører og strategisk bruk av remote-parkering for små fly i rushtiden.</w:t>
       </w:r>
     </w:p>
     <w:p>
@@ -6255,17 +6271,17 @@
         <w:pStyle w:val="FirstParagraph"/>
       </w:pPr>
       <w:r>
-        <w:t xml:space="preserve">Konklusjonen fra dette scenariet er at lufthavnen har kapasitet til moderat vekst med dagens operasjonsmodell, men at dette forutsetter at man opprettholder både personellressursene og den aktive styringen av parkeringsvalg. En ytterligere vekst utover 20 % vil sannsynligvis kreve enten fysiske utvidelser av terminalen eller mer radikale endringer i turnaround-prosesser.</w:t>
+        <w:t xml:space="preserve">Konklusjonen fra dette scenariet er at lufthavnen har kapasitet til moderat vekst med det analyserte driftsoppsettet, men at dette forutsetter at man opprettholder både personellressursene og den aktive styringen av parkeringsvalg. Siden +30 %-scenarioet også håndteres med lav ventetid i denne modellen, peker resultatene ikke på et tydelig kapasitetsbrudd innenfor de testede vekstnivåene. Videre analyser bør derfor undersøke flere analysedager, mer krevende forsinkelsesmønstre og samtidige store fly før det trekkes konklusjoner om behov for fysisk utvidelse.</w:t>
       </w:r>
     </w:p>
     <w:bookmarkEnd w:id="70"/>
-    <w:bookmarkStart w:id="71" w:name="X7377b94836514c9b88268e558069caef63b04b7"/>
+    <w:bookmarkStart w:id="71" w:name="robusthet-følsomhet-og-videre-analyser"/>
     <w:p>
       <w:pPr>
         <w:pStyle w:val="Heading3"/>
       </w:pPr>
       <w:r>
-        <w:t xml:space="preserve">4.4 Robusthet, følsomhet og anbefalte tilleggstester</w:t>
+        <w:t xml:space="preserve">4.4 Robusthet, følsomhet og videre analyser</w:t>
       </w:r>
     </w:p>
     <w:p>
@@ -6602,13 +6618,13 @@
           <w:b/>
           <w:bCs/>
         </w:rPr>
-        <w:t xml:space="preserve">4. Foreslåtte tilleggstester</w:t>
-      </w:r>
-      <w:r>
-        <w:t xml:space="preserve"> </w:t>
-      </w:r>
-      <w:r>
-        <w:t xml:space="preserve">For å styrke rapporten ytterligere bør modellen kjøres med følgende tilleggsscenarioer dersom tid og data tillater det:</w:t>
+        <w:t xml:space="preserve">4. Videre analyser</w:t>
+      </w:r>
+      <w:r>
+        <w:t xml:space="preserve"> </w:t>
+      </w:r>
+      <w:r>
+        <w:t xml:space="preserve">Flere av de opprinnelig foreslåtte scenarioene er nå gjennomført, blant annet variasjon i sjåførkapasitet, remote-strategi, trafikkvekst, busstid og busskapasitet. For å styrke forskningsprosjektet ytterligere bør videre arbeid derfor fokusere på mål og tester som ikke er fullt dekket i dagens modell:</w:t>
       </w:r>
     </w:p>
     <w:tbl>
@@ -6633,7 +6649,7 @@
               <w:pStyle w:val="Compact"/>
             </w:pPr>
             <w:r>
-              <w:t xml:space="preserve">Tilleggstest</w:t>
+              <w:t xml:space="preserve">Videre analyse</w:t>
             </w:r>
           </w:p>
         </w:tc>
@@ -6657,18 +6673,18 @@
               <w:pStyle w:val="Compact"/>
             </w:pPr>
             <w:r>
-              <w:t xml:space="preserve">0, 1, 2 og 3 busssjåfører</w:t>
-            </w:r>
-          </w:p>
-        </w:tc>
-        <w:tc>
-          <w:tcPr/>
-          <w:p>
-            <w:pPr>
-              <w:pStyle w:val="Compact"/>
-            </w:pPr>
-            <w:r>
-              <w:t xml:space="preserve">Identifiserer minimumsnivå og eventuell nytte av ekstra bemanning</w:t>
+              <w:t xml:space="preserve">Flere analysedager</w:t>
+            </w:r>
+          </w:p>
+        </w:tc>
+        <w:tc>
+          <w:tcPr/>
+          <w:p>
+            <w:pPr>
+              <w:pStyle w:val="Compact"/>
+            </w:pPr>
+            <w:r>
+              <w:t xml:space="preserve">Tester om funnene fra 17. juni er representative for andre travle dager</w:t>
             </w:r>
           </w:p>
         </w:tc>
@@ -6681,18 +6697,18 @@
               <w:pStyle w:val="Compact"/>
             </w:pPr>
             <w:r>
-              <w:t xml:space="preserve">Remote-strategi av/på</w:t>
-            </w:r>
-          </w:p>
-        </w:tc>
-        <w:tc>
-          <w:tcPr/>
-          <w:p>
-            <w:pPr>
-              <w:pStyle w:val="Compact"/>
-            </w:pPr>
-            <w:r>
-              <w:t xml:space="preserve">Viser om strategisk fjernparkering faktisk reduserer gatekonflikter</w:t>
+              <w:t xml:space="preserve">Flere stokastiske replikasjoner</w:t>
+            </w:r>
+          </w:p>
+        </w:tc>
+        <w:tc>
+          <w:tcPr/>
+          <w:p>
+            <w:pPr>
+              <w:pStyle w:val="Compact"/>
+            </w:pPr>
+            <w:r>
+              <w:t xml:space="preserve">Gir grunnlag for konfidensintervall, variasjon og mer robust usikkerhetsanalyse</w:t>
             </w:r>
           </w:p>
         </w:tc>
@@ -6705,18 +6721,18 @@
               <w:pStyle w:val="Compact"/>
             </w:pPr>
             <w:r>
-              <w:t xml:space="preserve">+10 %, +20 % og +30 % trafikkvekst</w:t>
-            </w:r>
-          </w:p>
-        </w:tc>
-        <w:tc>
-          <w:tcPr/>
-          <w:p>
-            <w:pPr>
-              <w:pStyle w:val="Compact"/>
-            </w:pPr>
-            <w:r>
-              <w:t xml:space="preserve">Identifiserer knekkpunktet for systemet</w:t>
+              <w:t xml:space="preserve">95-persentil og andel fly over terskel</w:t>
+            </w:r>
+          </w:p>
+        </w:tc>
+        <w:tc>
+          <w:tcPr/>
+          <w:p>
+            <w:pPr>
+              <w:pStyle w:val="Compact"/>
+            </w:pPr>
+            <w:r>
+              <w:t xml:space="preserve">Viser om lave gjennomsnitt skjuler krevende enkelthendelser</w:t>
             </w:r>
           </w:p>
         </w:tc>
@@ -6729,18 +6745,18 @@
               <w:pStyle w:val="Compact"/>
             </w:pPr>
             <w:r>
-              <w:t xml:space="preserve">Tilfeldige ankomstforsinkelser</w:t>
-            </w:r>
-          </w:p>
-        </w:tc>
-        <w:tc>
-          <w:tcPr/>
-          <w:p>
-            <w:pPr>
-              <w:pStyle w:val="Compact"/>
-            </w:pPr>
-            <w:r>
-              <w:t xml:space="preserve">Tester om konklusjonene holder under mer realistisk drift</w:t>
+              <w:t xml:space="preserve">Separat måling av buss- og sjåførkø</w:t>
+            </w:r>
+          </w:p>
+        </w:tc>
+        <w:tc>
+          <w:tcPr/>
+          <w:p>
+            <w:pPr>
+              <w:pStyle w:val="Compact"/>
+            </w:pPr>
+            <w:r>
+              <w:t xml:space="preserve">Skiller ventetid før parkering fra eventuell ventetid på busstransport</w:t>
             </w:r>
           </w:p>
         </w:tc>
@@ -6753,18 +6769,18 @@
               <w:pStyle w:val="Compact"/>
             </w:pPr>
             <w:r>
-              <w:t xml:space="preserve">Økt busstid eller lavere busskapasitet</w:t>
-            </w:r>
-          </w:p>
-        </w:tc>
-        <w:tc>
-          <w:tcPr/>
-          <w:p>
-            <w:pPr>
-              <w:pStyle w:val="Compact"/>
-            </w:pPr>
-            <w:r>
-              <w:t xml:space="preserve">Tester hvor følsom modellen er for transportforutsetninger</w:t>
+              <w:t xml:space="preserve">Scenarioer med flere samtidige store fly</w:t>
+            </w:r>
+          </w:p>
+        </w:tc>
+        <w:tc>
+          <w:tcPr/>
+          <w:p>
+            <w:pPr>
+              <w:pStyle w:val="Compact"/>
+            </w:pPr>
+            <w:r>
+              <w:t xml:space="preserve">Tester om robustheten holder når gatebehovet blir mer krevende</w:t>
             </w:r>
           </w:p>
         </w:tc>
@@ -6845,7 +6861,7 @@
         <w:pStyle w:val="BodyText"/>
       </w:pPr>
       <w:r>
-        <w:t xml:space="preserve">Resultatene viser også at tre sjåfører ikke gir lavere gjennomsnittlig ventetid enn to sjåfører i baseline-lignende drift. Det tyder på at to sjåfører er nok i den analyserte situasjonen, mens tre sjåfører først kan bli relevant ved større forsinkelser, høyere trafikkvekst eller lengre busstider.</w:t>
+        <w:t xml:space="preserve">Resultatene viser også at tre sjåfører ikke gir lavere gjennomsnittlig ventetid enn to sjåfører i baseline-lignende drift. Samtidig øker antall remote-operasjoner fra 13 til 16, noe som viser at ekstra sjåførkapasitet først og fremst gir mer operativ fleksibilitet, ikke nødvendigvis lavere gjennomsnittlig ventetid i den analyserte dagen. Det tyder på at to sjåfører er nok i den analyserte situasjonen, mens tre sjåfører først kan bli relevant ved større forsinkelser, høyere trafikkvekst eller lengre busstider.</w:t>
       </w:r>
     </w:p>
     <w:bookmarkEnd w:id="74"/>
@@ -6871,7 +6887,7 @@
         <w:pStyle w:val="BodyText"/>
       </w:pPr>
       <w:r>
-        <w:t xml:space="preserve">Resultatene tyder på at dagens operasjonsmodell tåler moderat trafikkvekst, forutsatt at strategisk remote-bruk og to sjåfører opprettholdes. Samtidig bør prosentvis vekst tolkes sammen med faktisk antall ekstra fly. En økning på 20 % i peak-vinduet gir i denne simuleringen bare fem ekstra fly totalt i den analyserte dagen. Det betyr at scenarioet viser robusthet mot moderat økning, men ikke nødvendigvis mot en vesentlig endret trafikkstruktur eller flere samtidige store fly.</w:t>
+        <w:t xml:space="preserve">Resultatene tyder på at det analyserte driftsoppsettet tåler moderat trafikkvekst, forutsatt at strategisk remote-bruk og to sjåfører opprettholdes. Samtidig bør prosentvis vekst tolkes sammen med faktisk antall ekstra fly. En økning på 20 % i peak-vinduet gir i denne simuleringen bare fem ekstra fly totalt i den analyserte dagen. Det betyr at scenarioet viser robusthet mot moderat økning, men ikke nødvendigvis mot en vesentlig endret trafikkstruktur eller flere samtidige store fly.</w:t>
       </w:r>
     </w:p>
     <w:bookmarkEnd w:id="75"/>
@@ -6923,7 +6939,7 @@
         <w:pStyle w:val="FirstParagraph"/>
       </w:pPr>
       <w:r>
-        <w:t xml:space="preserve">Samlet viser analysen at dagens operasjonsmodell ved Bergen lufthavn Flesland er robust i den analyserte testdagen, men at robustheten er avhengig av aktiv styring. Lave gjennomsnittsverdier for ventetid kan skjule sårbarhet i enkelthendelser. For en lufthavn kan én alvorlig gatekonflikt i peak-perioden være mer operativt krevende enn mange små ventetider fordelt utover dagen. Derfor bør maksimal ventetid, 95-persentil og andel fly over terskelverdi brukes sammen med gjennomsnittlig ventetid når resultatene tolkes.</w:t>
+        <w:t xml:space="preserve">Samlet viser analysen at det analyserte driftsoppsettet ved Bergen lufthavn Flesland er robust i den analyserte testdagen, men at robustheten er avhengig av aktiv styring. Lave gjennomsnittsverdier for ventetid kan skjule sårbarhet i enkelthendelser. For en lufthavn kan én alvorlig gatekonflikt i peak-perioden være mer operativt krevende enn mange små ventetider fordelt utover dagen. Derfor bør maksimal ventetid, 95-persentil og andel fly over terskelverdi brukes sammen med gjennomsnittlig ventetid når resultatene tolkes.</w:t>
       </w:r>
     </w:p>
     <w:p>
@@ -7137,7 +7153,7 @@
         <w:pStyle w:val="FirstParagraph"/>
       </w:pPr>
       <w:r>
-        <w:t xml:space="preserve">Hovedkonklusjonen er at dagens operasjonsmodell virker robust for den analyserte testdagen, men at robustheten er avhengig av aktiv gate-styring og tilstrekkelig sjåførkapasitet. Modellen viser at fysisk infrastruktur alene ikke bestemmer kapasiteten. Operativ kapasitet oppstår gjennom samspillet mellom infrastruktur, transportressurser, bemanning og prioriteringsregler.</w:t>
+        <w:t xml:space="preserve">Hovedkonklusjonen er at det analyserte driftsoppsettet virker robust for den analyserte testdagen, men at robustheten er avhengig av aktiv gate-styring og tilstrekkelig sjåførkapasitet. Modellen viser at fysisk infrastruktur alene ikke bestemmer kapasiteten. Operativ kapasitet oppstår gjennom samspillet mellom infrastruktur, transportressurser, bemanning og prioriteringsregler.</w:t>
       </w:r>
     </w:p>
     <w:bookmarkEnd w:id="79"/>

--- a/09_hovedrapport/Hovedrapport_Flesland_G03_layout.docx
+++ b/09_hovedrapport/Hovedrapport_Flesland_G03_layout.docx
@@ -196,29 +196,53 @@
       <w:r>
         <w:t xml:space="preserve">Studien tar sikte på å besvare følgende spørsmål gjennom simulering:</w:t>
       </w:r>
-      <w:r>
-        <w:t xml:space="preserve"> </w:t>
-      </w:r>
-      <w:r>
-        <w:t xml:space="preserve">1. I hvilken grad bidrar dagens praksis med strategisk fjernparkering av mindre fly til å redusere gate-konflikter og ventetider i peak-perioder?</w:t>
-      </w:r>
-      <w:r>
-        <w:t xml:space="preserve"> </w:t>
-      </w:r>
-      <w:r>
-        <w:t xml:space="preserve">2. Hva er den kritiske grensen for antall busssjåfører før ventetiden før gate eller remote stand øker markant i rushtiden?</w:t>
-      </w:r>
-      <w:r>
-        <w:t xml:space="preserve"> </w:t>
-      </w:r>
-      <w:r>
-        <w:t xml:space="preserve">3. Hvordan påvirkes ventetid, remote-bruk og gateutnyttelse av økt trafikk i peak-perioden?</w:t>
-      </w:r>
-      <w:r>
-        <w:t xml:space="preserve"> </w:t>
-      </w:r>
-      <w:r>
-        <w:t xml:space="preserve">4. Hvilke ressurser fremstår som de mest kritiske flaskehalsene: terminalgater, remote stands, busser eller busssjåfører?</w:t>
+    </w:p>
+    <w:p>
+      <w:pPr>
+        <w:pStyle w:val="Compact"/>
+        <w:numPr>
+          <w:ilvl w:val="0"/>
+          <w:numId w:val="1014"/>
+        </w:numPr>
+      </w:pPr>
+      <w:r>
+        <w:t xml:space="preserve">I hvilken grad bidrar dagens praksis med strategisk fjernparkering av mindre fly til å redusere gate-konflikter og ventetider i peak-perioder?</w:t>
+      </w:r>
+    </w:p>
+    <w:p>
+      <w:pPr>
+        <w:pStyle w:val="Compact"/>
+        <w:numPr>
+          <w:ilvl w:val="0"/>
+          <w:numId w:val="1014"/>
+        </w:numPr>
+      </w:pPr>
+      <w:r>
+        <w:t xml:space="preserve">Hva er den kritiske grensen for antall busssjåfører før ventetiden før gate eller remote stand øker markant i rushtiden?</w:t>
+      </w:r>
+    </w:p>
+    <w:p>
+      <w:pPr>
+        <w:pStyle w:val="Compact"/>
+        <w:numPr>
+          <w:ilvl w:val="0"/>
+          <w:numId w:val="1014"/>
+        </w:numPr>
+      </w:pPr>
+      <w:r>
+        <w:t xml:space="preserve">Hvordan påvirkes ventetid, remote-bruk og gateutnyttelse av økt trafikk i peak-perioden?</w:t>
+      </w:r>
+    </w:p>
+    <w:p>
+      <w:pPr>
+        <w:pStyle w:val="Compact"/>
+        <w:numPr>
+          <w:ilvl w:val="0"/>
+          <w:numId w:val="1014"/>
+        </w:numPr>
+      </w:pPr>
+      <w:r>
+        <w:t xml:space="preserve">Hvilke ressurser fremstår som de mest kritiske flaskehalsene: terminalgater, remote stands, busser eller busssjåfører?</w:t>
       </w:r>
     </w:p>
     <w:bookmarkEnd w:id="53"/>
@@ -464,15 +488,15 @@
       <w:r>
         <w:t xml:space="preserve">Sentrale begreper i modellen er:</w:t>
       </w:r>
-      <w:r>
-        <w:t xml:space="preserve"> </w:t>
-      </w:r>
-      <w:r>
-        <w:t xml:space="preserve">*</w:t>
-      </w:r>
-      <w:r>
-        <w:t xml:space="preserve"> </w:t>
-      </w:r>
+    </w:p>
+    <w:p>
+      <w:pPr>
+        <w:pStyle w:val="Compact"/>
+        <w:numPr>
+          <w:ilvl w:val="0"/>
+          <w:numId w:val="1001"/>
+        </w:numPr>
+      </w:pPr>
       <w:r>
         <w:rPr>
           <w:b/>
@@ -481,20 +505,17 @@
         <w:t xml:space="preserve">Ankomstprosess:</w:t>
       </w:r>
       <w:r>
-        <w:t xml:space="preserve"> </w:t>
-      </w:r>
-      <w:r>
-        <w:t xml:space="preserve">tidspunktet fly ankommer systemet.</w:t>
-      </w:r>
-      <w:r>
-        <w:t xml:space="preserve"> </w:t>
-      </w:r>
-      <w:r>
-        <w:t xml:space="preserve">*</w:t>
-      </w:r>
-      <w:r>
-        <w:t xml:space="preserve"> </w:t>
-      </w:r>
+        <w:t xml:space="preserve"> tidspunktet fly ankommer systemet.</w:t>
+      </w:r>
+    </w:p>
+    <w:p>
+      <w:pPr>
+        <w:pStyle w:val="Compact"/>
+        <w:numPr>
+          <w:ilvl w:val="0"/>
+          <w:numId w:val="1001"/>
+        </w:numPr>
+      </w:pPr>
       <w:r>
         <w:rPr>
           <w:b/>
@@ -503,20 +524,17 @@
         <w:t xml:space="preserve">Tjenestetid:</w:t>
       </w:r>
       <w:r>
-        <w:t xml:space="preserve"> </w:t>
-      </w:r>
-      <w:r>
-        <w:t xml:space="preserve">tiden et fly opptar en gate eller remote stand.</w:t>
-      </w:r>
-      <w:r>
-        <w:t xml:space="preserve"> </w:t>
-      </w:r>
-      <w:r>
-        <w:t xml:space="preserve">*</w:t>
-      </w:r>
-      <w:r>
-        <w:t xml:space="preserve"> </w:t>
-      </w:r>
+        <w:t xml:space="preserve"> tiden et fly opptar en gate eller remote stand.</w:t>
+      </w:r>
+    </w:p>
+    <w:p>
+      <w:pPr>
+        <w:pStyle w:val="Compact"/>
+        <w:numPr>
+          <w:ilvl w:val="0"/>
+          <w:numId w:val="1001"/>
+        </w:numPr>
+      </w:pPr>
       <w:r>
         <w:rPr>
           <w:b/>
@@ -525,20 +543,17 @@
         <w:t xml:space="preserve">Kødisiplin:</w:t>
       </w:r>
       <w:r>
-        <w:t xml:space="preserve"> </w:t>
-      </w:r>
-      <w:r>
-        <w:t xml:space="preserve">reglene som avgjør hvilket fly som får tilgang til en ressurs først.</w:t>
-      </w:r>
-      <w:r>
-        <w:t xml:space="preserve"> </w:t>
-      </w:r>
-      <w:r>
-        <w:t xml:space="preserve">*</w:t>
-      </w:r>
-      <w:r>
-        <w:t xml:space="preserve"> </w:t>
-      </w:r>
+        <w:t xml:space="preserve"> reglene som avgjør hvilket fly som får tilgang til en ressurs først.</w:t>
+      </w:r>
+    </w:p>
+    <w:p>
+      <w:pPr>
+        <w:pStyle w:val="Compact"/>
+        <w:numPr>
+          <w:ilvl w:val="0"/>
+          <w:numId w:val="1001"/>
+        </w:numPr>
+      </w:pPr>
       <w:r>
         <w:rPr>
           <w:b/>
@@ -547,10 +562,7 @@
         <w:t xml:space="preserve">Ressursutnyttelse:</w:t>
       </w:r>
       <w:r>
-        <w:t xml:space="preserve"> </w:t>
-      </w:r>
-      <w:r>
-        <w:t xml:space="preserve">hvor stor andel av tilgjengelig kapasitet som faktisk er i bruk.</w:t>
+        <w:t xml:space="preserve"> hvor stor andel av tilgjengelig kapasitet som faktisk er i bruk.</w:t>
       </w:r>
     </w:p>
     <w:p>
@@ -977,126 +989,83 @@
         <w:pStyle w:val="FirstParagraph"/>
       </w:pPr>
       <w:r>
+        <w:t xml:space="preserve">Datavask-prosessen (Data Cleaning): Rådataene ble behandlet ved hjelp av Python-biblioteket Pandas for å sikre et konsistent input-format for simuleringsmodellen (simulation_input.csv). Prosessen innebar følgende steg:</w:t>
+      </w:r>
+    </w:p>
+    <w:p>
+      <w:pPr>
+        <w:pStyle w:val="Compact"/>
+        <w:numPr>
+          <w:ilvl w:val="0"/>
+          <w:numId w:val="1001"/>
+        </w:numPr>
+      </w:pPr>
+      <w:r>
         <w:rPr>
           <w:b/>
           <w:bCs/>
         </w:rPr>
-        <w:t xml:space="preserve">Datavask-prosessen (Data Cleaning):</w:t>
-      </w:r>
-      <w:r>
-        <w:t xml:space="preserve"> </w:t>
-      </w:r>
-      <w:r>
-        <w:t xml:space="preserve">Rådataene ble behandlet ved hjelp av Python-biblioteket Pandas for å sikre et konsistent input-format for simuleringsmodellen (</w:t>
-      </w:r>
-      <w:r>
-        <w:rPr>
-          <w:rStyle w:val="VerbatimChar"/>
-        </w:rPr>
-        <w:t xml:space="preserve">simulation_input.csv</w:t>
-      </w:r>
-      <w:r>
-        <w:t xml:space="preserve">). Prosessen innebar følgende steg:</w:t>
-      </w:r>
-      <w:r>
-        <w:t xml:space="preserve"> </w:t>
-      </w:r>
-      <w:r>
-        <w:t xml:space="preserve">*</w:t>
-      </w:r>
-      <w:r>
-        <w:t xml:space="preserve"> </w:t>
-      </w:r>
+        <w:t xml:space="preserve">Metadata-kobling:</w:t>
+      </w:r>
+      <w:r>
+        <w:t xml:space="preserve"> Informasjon om setekapasitet og ruteinformasjon (Domestics, International, Schengen) ble koblet på rotasjonsdataene basert på flynummer.</w:t>
+      </w:r>
+    </w:p>
+    <w:p>
+      <w:pPr>
+        <w:pStyle w:val="Compact"/>
+        <w:numPr>
+          <w:ilvl w:val="0"/>
+          <w:numId w:val="1001"/>
+        </w:numPr>
+      </w:pPr>
       <w:r>
         <w:rPr>
           <w:b/>
           <w:bCs/>
         </w:rPr>
-        <w:t xml:space="preserve">Metadata-kobling:</w:t>
-      </w:r>
-      <w:r>
-        <w:t xml:space="preserve"> </w:t>
-      </w:r>
-      <w:r>
-        <w:t xml:space="preserve">Informasjon om setekapasitet og ruteinformasjon (Domestics, International, Schengen) ble koblet på rotasjonsdataene basert på flynummer.</w:t>
-      </w:r>
-      <w:r>
-        <w:t xml:space="preserve"> </w:t>
-      </w:r>
-      <w:r>
-        <w:t xml:space="preserve">*</w:t>
-      </w:r>
-      <w:r>
-        <w:t xml:space="preserve"> </w:t>
-      </w:r>
+        <w:t xml:space="preserve">Håndtering av Nightstops:</w:t>
+      </w:r>
+      <w:r>
+        <w:t xml:space="preserve"> Flyvninger som overnatter på lufthavnen ble identifisert og gitt en standardisert varighet i modellen for å sikre at de ikke blokkerer gates unødig i rushtiden.</w:t>
+      </w:r>
+    </w:p>
+    <w:p>
+      <w:pPr>
+        <w:pStyle w:val="Compact"/>
+        <w:numPr>
+          <w:ilvl w:val="0"/>
+          <w:numId w:val="1001"/>
+        </w:numPr>
+      </w:pPr>
       <w:r>
         <w:rPr>
           <w:b/>
           <w:bCs/>
         </w:rPr>
-        <w:t xml:space="preserve">Håndtering av Nightstops:</w:t>
-      </w:r>
-      <w:r>
-        <w:t xml:space="preserve"> </w:t>
-      </w:r>
-      <w:r>
-        <w:t xml:space="preserve">Flyvninger som overnatter på lufthavnen ble identifisert og gitt en standardisert varighet i modellen for å sikre at de ikke blokkerer gates unødig i rushtiden.</w:t>
-      </w:r>
-      <w:r>
-        <w:t xml:space="preserve"> </w:t>
-      </w:r>
-      <w:r>
-        <w:t xml:space="preserve">*</w:t>
-      </w:r>
-      <w:r>
-        <w:t xml:space="preserve"> </w:t>
-      </w:r>
+        <w:t xml:space="preserve">Tidsberegning:</w:t>
+      </w:r>
+      <w:r>
+        <w:t xml:space="preserve"> Alle klokkeslett ble konvertert fra HH:MM-format til “minutter fra midnatt” for å forenkle tidsstyringen i SimPy-miljøet.</w:t>
+      </w:r>
+    </w:p>
+    <w:p>
+      <w:pPr>
+        <w:pStyle w:val="Compact"/>
+        <w:numPr>
+          <w:ilvl w:val="0"/>
+          <w:numId w:val="1001"/>
+        </w:numPr>
+      </w:pPr>
       <w:r>
         <w:rPr>
           <w:b/>
           <w:bCs/>
         </w:rPr>
-        <w:t xml:space="preserve">Tidsberegning:</w:t>
-      </w:r>
-      <w:r>
-        <w:t xml:space="preserve"> </w:t>
-      </w:r>
-      <w:r>
-        <w:t xml:space="preserve">Alle klokkeslett ble konvertert fra HH:MM-format til</w:t>
-      </w:r>
-      <w:r>
-        <w:t xml:space="preserve"> </w:t>
-      </w:r>
-      <w:r>
-        <w:t xml:space="preserve">“minutter fra midnatt”</w:t>
-      </w:r>
-      <w:r>
-        <w:t xml:space="preserve"> </w:t>
-      </w:r>
-      <w:r>
-        <w:t xml:space="preserve">for å forenkle tidsstyringen i SimPy-miljøet.</w:t>
-      </w:r>
-      <w:r>
-        <w:t xml:space="preserve"> </w:t>
-      </w:r>
-      <w:r>
-        <w:t xml:space="preserve">*</w:t>
-      </w:r>
-      <w:r>
-        <w:t xml:space="preserve"> </w:t>
-      </w:r>
-      <w:r>
-        <w:rPr>
-          <w:b/>
-          <w:bCs/>
-        </w:rPr>
         <w:t xml:space="preserve">Beregning av oppholdstid:</w:t>
       </w:r>
       <w:r>
-        <w:t xml:space="preserve"> </w:t>
-      </w:r>
-      <w:r>
-        <w:t xml:space="preserve">Faktisk tid ved gate ble beregnet som differansen mellom ankomst- og avgangstid, med håndtering av flyvninger som strekker seg over midnatt.</w:t>
+        <w:t xml:space="preserve"> Faktisk tid ved gate ble beregnet som differansen mellom ankomst- og avgangstid, med håndtering av flyvninger som strekker seg over midnatt.</w:t>
       </w:r>
     </w:p>
     <w:p>
@@ -1235,97 +1204,45 @@
         <w:pStyle w:val="BodyText"/>
       </w:pPr>
       <w:r>
+        <w:t xml:space="preserve">1. Logikk for Sonehåndtering og Flex-gater: En av de mest kritiske funksjonene i modellen er håndteringen av “flex-gater” (gate 24-32). Disse gatene kan fysisk betjene ulike soner (Innland, Schengen, Non-Schengen), men med strenge logiske begrensninger:</w:t>
+      </w:r>
+    </w:p>
+    <w:p>
+      <w:pPr>
+        <w:pStyle w:val="Compact"/>
+        <w:numPr>
+          <w:ilvl w:val="0"/>
+          <w:numId w:val="1001"/>
+        </w:numPr>
+      </w:pPr>
+      <w:r>
         <w:rPr>
           <w:b/>
           <w:bCs/>
         </w:rPr>
-        <w:t xml:space="preserve">1. Logikk for Sonehåndtering og Flex-gater:</w:t>
-      </w:r>
-      <w:r>
-        <w:t xml:space="preserve"> </w:t>
-      </w:r>
-      <w:r>
-        <w:t xml:space="preserve">En av de mest kritiske funksjonene i modellen er håndteringen av</w:t>
-      </w:r>
-      <w:r>
-        <w:t xml:space="preserve"> </w:t>
-      </w:r>
-      <w:r>
-        <w:t xml:space="preserve">“flex-gater”</w:t>
-      </w:r>
-      <w:r>
-        <w:t xml:space="preserve"> </w:t>
-      </w:r>
-      <w:r>
-        <w:t xml:space="preserve">(gate 24-32). Disse gatene kan fysisk betjene ulike soner (Innland, Schengen, Non-Schengen), men med strenge logiske begrensninger:</w:t>
-      </w:r>
-      <w:r>
-        <w:t xml:space="preserve"> </w:t>
-      </w:r>
-      <w:r>
-        <w:t xml:space="preserve">*</w:t>
-      </w:r>
-      <w:r>
-        <w:t xml:space="preserve"> </w:t>
-      </w:r>
+        <w:t xml:space="preserve">Sone-isolering:</w:t>
+      </w:r>
+      <w:r>
+        <w:t xml:space="preserve"> Dersom en flex-gate brukes av et fly fra en Non-Schengen-destinasjon, kan ikke de tilstøtende gatene i samme seksjon brukes av Schengen-fly samtidig på grunn av grensekontroll-restriksjoner.</w:t>
+      </w:r>
+    </w:p>
+    <w:p>
+      <w:pPr>
+        <w:pStyle w:val="Compact"/>
+        <w:numPr>
+          <w:ilvl w:val="0"/>
+          <w:numId w:val="1001"/>
+        </w:numPr>
+      </w:pPr>
       <w:r>
         <w:rPr>
           <w:b/>
           <w:bCs/>
         </w:rPr>
-        <w:t xml:space="preserve">Sone-isolering:</w:t>
-      </w:r>
-      <w:r>
-        <w:t xml:space="preserve"> </w:t>
-      </w:r>
-      <w:r>
-        <w:t xml:space="preserve">Dersom en flex-gate brukes av et fly fra en Non-Schengen-destinasjon, kan ikke de tilstøtende gatene i samme seksjon brukes av Schengen-fly samtidig på grunn av grensekontroll-restriksjoner.</w:t>
-      </w:r>
-      <w:r>
-        <w:t xml:space="preserve"> </w:t>
-      </w:r>
-      <w:r>
-        <w:t xml:space="preserve">*</w:t>
-      </w:r>
-      <w:r>
-        <w:t xml:space="preserve"> </w:t>
-      </w:r>
-      <w:r>
-        <w:rPr>
-          <w:b/>
-          <w:bCs/>
-        </w:rPr>
         <w:t xml:space="preserve">Algoritme for gatesøk:</w:t>
       </w:r>
       <w:r>
-        <w:t xml:space="preserve"> </w:t>
-      </w:r>
-      <w:r>
-        <w:t xml:space="preserve">Modellen implementerer en</w:t>
-      </w:r>
-      <w:r>
-        <w:t xml:space="preserve"> </w:t>
-      </w:r>
-      <w:r>
-        <w:rPr>
-          <w:rStyle w:val="VerbatimChar"/>
-        </w:rPr>
-        <w:t xml:space="preserve">finn_ledig_gate</w:t>
-      </w:r>
-      <w:r>
-        <w:t xml:space="preserve">-funksjon som søker gjennom gatene i en prioritert rekkefølge basert på flyets sone (D/I/S). Funksjonen validerer hver gate mot</w:t>
-      </w:r>
-      <w:r>
-        <w:t xml:space="preserve"> </w:t>
-      </w:r>
-      <w:r>
-        <w:rPr>
-          <w:rStyle w:val="VerbatimChar"/>
-        </w:rPr>
-        <w:t xml:space="preserve">sjekk_sone_konflikt</w:t>
-      </w:r>
-      <w:r>
-        <w:t xml:space="preserve">, som sikrer at ingen sikkerhetsregler brytes ved parkering.</w:t>
+        <w:t xml:space="preserve"> Modellen implementerer en finn_ledig_gate-funksjon som søker gjennom gatene i en prioritert rekkefølge basert på flyets sone (D/I/S). Funksjonen validerer hver gate mot sjekk_sone_konflikt, som sikrer at ingen sikkerhetsregler brytes ved parkering.</w:t>
       </w:r>
     </w:p>
     <w:p>
@@ -2857,113 +2774,64 @@
         <w:pStyle w:val="BodyText"/>
       </w:pPr>
       <w:r>
+        <w:t xml:space="preserve">Verifisering (bygge modellen riktig): Verifiseringen har fokusert på å kontrollere at den programmerte logikken i SimPy samsvarer med de tiltenkte reglene for lufthavndriften:</w:t>
+      </w:r>
+    </w:p>
+    <w:p>
+      <w:pPr>
+        <w:pStyle w:val="Compact"/>
+        <w:numPr>
+          <w:ilvl w:val="0"/>
+          <w:numId w:val="1001"/>
+        </w:numPr>
+      </w:pPr>
+      <w:r>
         <w:rPr>
           <w:b/>
           <w:bCs/>
         </w:rPr>
-        <w:t xml:space="preserve">Verifisering (bygge modellen riktig):</w:t>
-      </w:r>
-      <w:r>
-        <w:t xml:space="preserve"> </w:t>
-      </w:r>
-      <w:r>
-        <w:t xml:space="preserve">Verifiseringen har fokusert på å kontrollere at den programmerte logikken i SimPy samsvarer med de tiltenkte reglene for lufthavndriften:</w:t>
-      </w:r>
-      <w:r>
-        <w:t xml:space="preserve"> </w:t>
-      </w:r>
-      <w:r>
-        <w:t xml:space="preserve">*</w:t>
-      </w:r>
-      <w:r>
-        <w:t xml:space="preserve"> </w:t>
-      </w:r>
+        <w:t xml:space="preserve">Trace-logger:</w:t>
+      </w:r>
+      <w:r>
+        <w:t xml:space="preserve"> Det er brukt hendelseslogger under utviklingen for å kontrollere at fly sendes til riktige soner og at flex-gate-restriksjoner overholdes.</w:t>
+      </w:r>
+    </w:p>
+    <w:p>
+      <w:pPr>
+        <w:pStyle w:val="Compact"/>
+        <w:numPr>
+          <w:ilvl w:val="0"/>
+          <w:numId w:val="1001"/>
+        </w:numPr>
+      </w:pPr>
       <w:r>
         <w:rPr>
           <w:b/>
           <w:bCs/>
         </w:rPr>
-        <w:t xml:space="preserve">Trace-logger:</w:t>
-      </w:r>
-      <w:r>
-        <w:t xml:space="preserve"> </w:t>
-      </w:r>
-      <w:r>
-        <w:t xml:space="preserve">Det er brukt hendelseslogger under utviklingen for å kontrollere at fly sendes til riktige soner og at flex-gate-restriksjoner overholdes.</w:t>
-      </w:r>
-      <w:r>
-        <w:t xml:space="preserve"> </w:t>
-      </w:r>
-      <w:r>
-        <w:t xml:space="preserve">*</w:t>
-      </w:r>
-      <w:r>
-        <w:t xml:space="preserve"> </w:t>
-      </w:r>
+        <w:t xml:space="preserve">Stresstesting av logikk:</w:t>
+      </w:r>
+      <w:r>
+        <w:t xml:space="preserve"> Koden er testet med ekstreme verdier, for eksempel null sjåfører, for å undersøke om kømekanismer og ressursbegrensninger oppfører seg som forventet.</w:t>
+      </w:r>
+    </w:p>
+    <w:p>
+      <w:pPr>
+        <w:pStyle w:val="Compact"/>
+        <w:numPr>
+          <w:ilvl w:val="0"/>
+          <w:numId w:val="1001"/>
+        </w:numPr>
+      </w:pPr>
       <w:r>
         <w:rPr>
           <w:b/>
           <w:bCs/>
         </w:rPr>
-        <w:t xml:space="preserve">Stresstesting av logikk:</w:t>
-      </w:r>
-      <w:r>
-        <w:t xml:space="preserve"> </w:t>
-      </w:r>
-      <w:r>
-        <w:t xml:space="preserve">Koden er testet med ekstreme verdier, for eksempel null sjåfører, for å undersøke om kømekanismer og ressursbegrensninger oppfører seg som forventet.</w:t>
-      </w:r>
-      <w:r>
-        <w:t xml:space="preserve"> </w:t>
-      </w:r>
-      <w:r>
-        <w:t xml:space="preserve">*</w:t>
-      </w:r>
-      <w:r>
-        <w:t xml:space="preserve"> </w:t>
-      </w:r>
-      <w:r>
-        <w:rPr>
-          <w:b/>
-          <w:bCs/>
-        </w:rPr>
         <w:t xml:space="preserve">Kontroll av enkeltfunksjoner:</w:t>
       </w:r>
       <w:r>
-        <w:t xml:space="preserve"> </w:t>
-      </w:r>
-      <w:r>
-        <w:t xml:space="preserve">Funksjoner som</w:t>
-      </w:r>
-      <w:r>
-        <w:t xml:space="preserve"> </w:t>
-      </w:r>
-      <w:r>
-        <w:rPr>
-          <w:rStyle w:val="VerbatimChar"/>
-        </w:rPr>
-        <w:t xml:space="preserve">sjekk_sone_konflikt</w:t>
-      </w:r>
-      <w:r>
-        <w:t xml:space="preserve"> </w:t>
-      </w:r>
-      <w:r>
-        <w:t xml:space="preserve">og</w:t>
-      </w:r>
-      <w:r>
-        <w:t xml:space="preserve"> </w:t>
-      </w:r>
-      <w:r>
-        <w:rPr>
-          <w:rStyle w:val="VerbatimChar"/>
-        </w:rPr>
-        <w:t xml:space="preserve">finn_ledig_gate</w:t>
-      </w:r>
-      <w:r>
-        <w:t xml:space="preserve"> </w:t>
-      </w:r>
-      <w:r>
-        <w:t xml:space="preserve">er kontrollert isolert for å se om de gir forventede utfall i ulike parkeringsscenarioer.</w:t>
+        <w:t xml:space="preserve"> Funksjoner som sjekk_sone_konflikt og finn_ledig_gate er kontrollert isolert for å se om de gir forventede utfall i ulike parkeringsscenarioer.</w:t>
       </w:r>
     </w:p>
     <w:p>
@@ -3787,333 +3655,285 @@
         <w:pStyle w:val="BodyText"/>
       </w:pPr>
       <w:r>
+        <w:t xml:space="preserve">Fordeling av destinasjonssoner (D/I/S):</w:t>
+      </w:r>
+    </w:p>
+    <w:p>
+      <w:pPr>
+        <w:pStyle w:val="Compact"/>
+        <w:numPr>
+          <w:ilvl w:val="0"/>
+          <w:numId w:val="1001"/>
+        </w:numPr>
+      </w:pPr>
+      <w:r>
         <w:rPr>
           <w:b/>
           <w:bCs/>
         </w:rPr>
-        <w:t xml:space="preserve">Fordeling av destinasjonssoner (D/I/S):</w:t>
-      </w:r>
-      <w:r>
-        <w:t xml:space="preserve"> </w:t>
-      </w:r>
-      <w:r>
-        <w:t xml:space="preserve">*</w:t>
-      </w:r>
-      <w:r>
-        <w:t xml:space="preserve"> </w:t>
-      </w:r>
+        <w:t xml:space="preserve">Innland (D):</w:t>
+      </w:r>
+      <w:r>
+        <w:t xml:space="preserve"> 97 flyvninger (68,8%)</w:t>
+      </w:r>
+    </w:p>
+    <w:p>
+      <w:pPr>
+        <w:pStyle w:val="Compact"/>
+        <w:numPr>
+          <w:ilvl w:val="0"/>
+          <w:numId w:val="1001"/>
+        </w:numPr>
+      </w:pPr>
       <w:r>
         <w:rPr>
           <w:b/>
           <w:bCs/>
         </w:rPr>
-        <w:t xml:space="preserve">Innland (D):</w:t>
-      </w:r>
-      <w:r>
-        <w:t xml:space="preserve"> </w:t>
-      </w:r>
-      <w:r>
-        <w:t xml:space="preserve">97 flyvninger (68,8%)</w:t>
-      </w:r>
-      <w:r>
-        <w:t xml:space="preserve"> </w:t>
-      </w:r>
-      <w:r>
-        <w:t xml:space="preserve">*</w:t>
-      </w:r>
-      <w:r>
-        <w:t xml:space="preserve"> </w:t>
-      </w:r>
+        <w:t xml:space="preserve">Schengen (S):</w:t>
+      </w:r>
+      <w:r>
+        <w:t xml:space="preserve"> 38 flyvninger (27,0%)</w:t>
+      </w:r>
+    </w:p>
+    <w:p>
+      <w:pPr>
+        <w:pStyle w:val="Compact"/>
+        <w:numPr>
+          <w:ilvl w:val="0"/>
+          <w:numId w:val="1001"/>
+        </w:numPr>
+      </w:pPr>
       <w:r>
         <w:rPr>
           <w:b/>
           <w:bCs/>
         </w:rPr>
-        <w:t xml:space="preserve">Schengen (S):</w:t>
-      </w:r>
-      <w:r>
-        <w:t xml:space="preserve"> </w:t>
-      </w:r>
-      <w:r>
-        <w:t xml:space="preserve">38 flyvninger (27,0%)</w:t>
-      </w:r>
-      <w:r>
-        <w:t xml:space="preserve"> </w:t>
-      </w:r>
-      <w:r>
-        <w:t xml:space="preserve">*</w:t>
-      </w:r>
-      <w:r>
-        <w:t xml:space="preserve"> </w:t>
-      </w:r>
+        <w:t xml:space="preserve">Non-Schengen (I):</w:t>
+      </w:r>
+      <w:r>
+        <w:t xml:space="preserve"> 6 flyvninger (4,2%)</w:t>
+      </w:r>
+    </w:p>
+    <w:p>
+      <w:pPr>
+        <w:pStyle w:val="BodyText"/>
+      </w:pPr>
+      <w:r>
+        <w:t xml:space="preserve">Dominansen av innenlandstrafikk stiller store krav til gatene i den rene innlandssonen, mens de fleksible gatene i Schengen/Non-Schengen-området må håndtere en betydelig andel av de resterende flyvningene.</w:t>
+      </w:r>
+    </w:p>
+    <w:p>
+      <w:pPr>
+        <w:pStyle w:val="BodyText"/>
+      </w:pPr>
+      <w:r>
+        <w:t xml:space="preserve">Flystørrelse og kapasitet:</w:t>
+      </w:r>
+    </w:p>
+    <w:p>
+      <w:pPr>
+        <w:pStyle w:val="Compact"/>
+        <w:numPr>
+          <w:ilvl w:val="0"/>
+          <w:numId w:val="1001"/>
+        </w:numPr>
+      </w:pPr>
       <w:r>
         <w:rPr>
           <w:b/>
           <w:bCs/>
         </w:rPr>
-        <w:t xml:space="preserve">Non-Schengen (I):</w:t>
-      </w:r>
-      <w:r>
-        <w:t xml:space="preserve"> </w:t>
-      </w:r>
-      <w:r>
-        <w:t xml:space="preserve">6 flyvninger (4,2%)</w:t>
-      </w:r>
-    </w:p>
-    <w:p>
-      <w:pPr>
-        <w:pStyle w:val="BodyText"/>
-      </w:pPr>
-      <w:r>
-        <w:t xml:space="preserve">Dominansen av innenlandstrafikk stiller store krav til gatene i den rene innlandssonen, mens de fleksible gatene i Schengen/Non-Schengen-området må håndtere en betydelig andel av de resterende flyvningene.</w:t>
-      </w:r>
-    </w:p>
-    <w:p>
-      <w:pPr>
-        <w:pStyle w:val="BodyText"/>
+        <w:t xml:space="preserve">Små fly (&lt;120 seter):</w:t>
+      </w:r>
+      <w:r>
+        <w:t xml:space="preserve"> 81 flyvninger</w:t>
+      </w:r>
+    </w:p>
+    <w:p>
+      <w:pPr>
+        <w:pStyle w:val="Compact"/>
+        <w:numPr>
+          <w:ilvl w:val="0"/>
+          <w:numId w:val="1001"/>
+        </w:numPr>
       </w:pPr>
       <w:r>
         <w:rPr>
           <w:b/>
           <w:bCs/>
         </w:rPr>
-        <w:t xml:space="preserve">Flystørrelse og kapasitet:</w:t>
-      </w:r>
-      <w:r>
-        <w:t xml:space="preserve"> </w:t>
-      </w:r>
-      <w:r>
-        <w:t xml:space="preserve">*</w:t>
-      </w:r>
-      <w:r>
-        <w:t xml:space="preserve"> </w:t>
-      </w:r>
+        <w:t xml:space="preserve">Store fly (&gt;=120 seter):</w:t>
+      </w:r>
+      <w:r>
+        <w:t xml:space="preserve"> 60 flyvninger</w:t>
+      </w:r>
+    </w:p>
+    <w:p>
+      <w:pPr>
+        <w:pStyle w:val="Compact"/>
+        <w:numPr>
+          <w:ilvl w:val="0"/>
+          <w:numId w:val="1001"/>
+        </w:numPr>
+      </w:pPr>
       <w:r>
         <w:rPr>
           <w:b/>
           <w:bCs/>
         </w:rPr>
-        <w:t xml:space="preserve">Små fly (&lt;120 seter):</w:t>
-      </w:r>
-      <w:r>
-        <w:t xml:space="preserve"> </w:t>
-      </w:r>
-      <w:r>
-        <w:t xml:space="preserve">81 flyvninger</w:t>
-      </w:r>
-      <w:r>
-        <w:t xml:space="preserve"> </w:t>
-      </w:r>
-      <w:r>
-        <w:t xml:space="preserve">*</w:t>
-      </w:r>
-      <w:r>
-        <w:t xml:space="preserve"> </w:t>
-      </w:r>
+        <w:t xml:space="preserve">Gjennomsnittlig setekapasitet:</w:t>
+      </w:r>
+      <w:r>
+        <w:t xml:space="preserve"> 124,7 seter per fly</w:t>
+      </w:r>
+    </w:p>
+    <w:p>
+      <w:pPr>
+        <w:pStyle w:val="BodyText"/>
+      </w:pPr>
+      <w:r>
+        <w:t xml:space="preserve">Det høye antallet små fly (over 57%) bekrefter potensialet for den strategiske fjernparkeringen i rushtiden, da disse flyene utgjør en betydelig volummasse som ellers ville blokkert gate-kapasitet for de større maskinene. De fleste av disse små maskinene er Widerøe- og mindre SAS-flyvninger som er godt egnet for busstransport.</w:t>
+      </w:r>
+    </w:p>
+    <w:bookmarkEnd w:id="68"/>
+    <w:bookmarkStart w:id="69" w:name="simuleringsresultater-baseline"/>
+    <w:p>
+      <w:pPr>
+        <w:pStyle w:val="Heading3"/>
+      </w:pPr>
+      <w:r>
+        <w:t xml:space="preserve">4.2 Simuleringsresultater (Baseline)</w:t>
+      </w:r>
+    </w:p>
+    <w:p>
+      <w:pPr>
+        <w:pStyle w:val="FirstParagraph"/>
+      </w:pPr>
+      <w:r>
+        <w:t xml:space="preserve">Simuleringen ble kjørt med data for en representativ travel dag (17. juni 2026). Baseline-scenarioet representerer et driftsoppsett med 2 tilgjengelige busssjåfører og strategisk bruk av remote-parkering for små fly i rushtiden.</w:t>
+      </w:r>
+    </w:p>
+    <w:p>
+      <w:pPr>
+        <w:pStyle w:val="BodyText"/>
+      </w:pPr>
+      <w:r>
+        <w:t xml:space="preserve">Resultater fra simuleringen:</w:t>
+      </w:r>
+    </w:p>
+    <w:p>
+      <w:pPr>
+        <w:pStyle w:val="Compact"/>
+        <w:numPr>
+          <w:ilvl w:val="0"/>
+          <w:numId w:val="1001"/>
+        </w:numPr>
+      </w:pPr>
       <w:r>
         <w:rPr>
           <w:b/>
           <w:bCs/>
         </w:rPr>
-        <w:t xml:space="preserve">Store fly (&gt;=120 seter):</w:t>
-      </w:r>
-      <w:r>
-        <w:t xml:space="preserve"> </w:t>
-      </w:r>
-      <w:r>
-        <w:t xml:space="preserve">60 flyvninger</w:t>
-      </w:r>
-      <w:r>
-        <w:t xml:space="preserve"> </w:t>
-      </w:r>
-      <w:r>
-        <w:t xml:space="preserve">*</w:t>
-      </w:r>
-      <w:r>
-        <w:t xml:space="preserve"> </w:t>
-      </w:r>
+        <w:t xml:space="preserve">Totalt antall fly håndtert:</w:t>
+      </w:r>
+      <w:r>
+        <w:t xml:space="preserve"> 141</w:t>
+      </w:r>
+    </w:p>
+    <w:p>
+      <w:pPr>
+        <w:pStyle w:val="Compact"/>
+        <w:numPr>
+          <w:ilvl w:val="0"/>
+          <w:numId w:val="1001"/>
+        </w:numPr>
+      </w:pPr>
       <w:r>
         <w:rPr>
           <w:b/>
           <w:bCs/>
         </w:rPr>
-        <w:t xml:space="preserve">Gjennomsnittlig setekapasitet:</w:t>
-      </w:r>
-      <w:r>
-        <w:t xml:space="preserve"> </w:t>
-      </w:r>
-      <w:r>
-        <w:t xml:space="preserve">124,7 seter per fly</w:t>
-      </w:r>
-    </w:p>
-    <w:p>
-      <w:pPr>
-        <w:pStyle w:val="BodyText"/>
-      </w:pPr>
-      <w:r>
-        <w:t xml:space="preserve">Det høye antallet små fly (over 57%) bekrefter potensialet for den strategiske fjernparkeringen i rushtiden, da disse flyene utgjør en betydelig volummasse som ellers ville blokkert gate-kapasitet for de større maskinene. De fleste av disse små maskinene er Widerøe- og mindre SAS-flyvninger som er godt egnet for busstransport.</w:t>
-      </w:r>
-    </w:p>
-    <w:bookmarkEnd w:id="68"/>
-    <w:bookmarkStart w:id="69" w:name="simuleringsresultater-baseline"/>
-    <w:p>
-      <w:pPr>
-        <w:pStyle w:val="Heading3"/>
-      </w:pPr>
-      <w:r>
-        <w:t xml:space="preserve">4.2 Simuleringsresultater (Baseline)</w:t>
-      </w:r>
-    </w:p>
-    <w:p>
-      <w:pPr>
-        <w:pStyle w:val="FirstParagraph"/>
-      </w:pPr>
-      <w:r>
-        <w:t xml:space="preserve">Simuleringen ble kjørt med data for en representativ travel dag (17. juni 2026). Baseline-scenarioet representerer et driftsoppsett med 2 tilgjengelige busssjåfører og strategisk bruk av remote-parkering for små fly i rushtiden.</w:t>
-      </w:r>
-    </w:p>
-    <w:p>
-      <w:pPr>
-        <w:pStyle w:val="BodyText"/>
+        <w:t xml:space="preserve">Parkering ved Gate:</w:t>
+      </w:r>
+      <w:r>
+        <w:t xml:space="preserve"> 128 fly</w:t>
+      </w:r>
+    </w:p>
+    <w:p>
+      <w:pPr>
+        <w:pStyle w:val="Compact"/>
+        <w:numPr>
+          <w:ilvl w:val="0"/>
+          <w:numId w:val="1001"/>
+        </w:numPr>
       </w:pPr>
       <w:r>
         <w:rPr>
           <w:b/>
           <w:bCs/>
         </w:rPr>
-        <w:t xml:space="preserve">Resultater fra simuleringen:</w:t>
-      </w:r>
-      <w:r>
-        <w:t xml:space="preserve"> </w:t>
-      </w:r>
-      <w:r>
-        <w:t xml:space="preserve">*</w:t>
-      </w:r>
-      <w:r>
-        <w:t xml:space="preserve"> </w:t>
-      </w:r>
+        <w:t xml:space="preserve">Parkering ved Remote:</w:t>
+      </w:r>
+      <w:r>
+        <w:t xml:space="preserve"> 13 fly (hvorav de fleste var strategiske valg for å frigjøre gate-plass)</w:t>
+      </w:r>
+    </w:p>
+    <w:p>
+      <w:pPr>
+        <w:pStyle w:val="Compact"/>
+        <w:numPr>
+          <w:ilvl w:val="0"/>
+          <w:numId w:val="1001"/>
+        </w:numPr>
+      </w:pPr>
       <w:r>
         <w:rPr>
           <w:b/>
           <w:bCs/>
         </w:rPr>
-        <w:t xml:space="preserve">Totalt antall fly håndtert:</w:t>
-      </w:r>
-      <w:r>
-        <w:t xml:space="preserve"> </w:t>
-      </w:r>
-      <w:r>
-        <w:t xml:space="preserve">141</w:t>
-      </w:r>
-      <w:r>
-        <w:t xml:space="preserve"> </w:t>
-      </w:r>
-      <w:r>
-        <w:t xml:space="preserve">*</w:t>
-      </w:r>
-      <w:r>
-        <w:t xml:space="preserve"> </w:t>
-      </w:r>
+        <w:t xml:space="preserve">Gjennomsnittlig ventetid:</w:t>
+      </w:r>
+      <w:r>
+        <w:t xml:space="preserve"> 0,35 minutter</w:t>
+      </w:r>
+    </w:p>
+    <w:p>
+      <w:pPr>
+        <w:pStyle w:val="Compact"/>
+        <w:numPr>
+          <w:ilvl w:val="0"/>
+          <w:numId w:val="1001"/>
+        </w:numPr>
+      </w:pPr>
       <w:r>
         <w:rPr>
           <w:b/>
           <w:bCs/>
         </w:rPr>
-        <w:t xml:space="preserve">Parkering ved Gate:</w:t>
-      </w:r>
-      <w:r>
-        <w:t xml:space="preserve"> </w:t>
-      </w:r>
-      <w:r>
-        <w:t xml:space="preserve">128 fly</w:t>
-      </w:r>
-      <w:r>
-        <w:t xml:space="preserve"> </w:t>
-      </w:r>
-      <w:r>
-        <w:t xml:space="preserve">*</w:t>
-      </w:r>
-      <w:r>
-        <w:t xml:space="preserve"> </w:t>
-      </w:r>
+        <w:t xml:space="preserve">Maksimal ventetid:</w:t>
+      </w:r>
+      <w:r>
+        <w:t xml:space="preserve"> 5 minutter</w:t>
+      </w:r>
+    </w:p>
+    <w:p>
+      <w:pPr>
+        <w:pStyle w:val="Compact"/>
+        <w:numPr>
+          <w:ilvl w:val="0"/>
+          <w:numId w:val="1001"/>
+        </w:numPr>
+      </w:pPr>
       <w:r>
         <w:rPr>
           <w:b/>
           <w:bCs/>
         </w:rPr>
-        <w:t xml:space="preserve">Parkering ved Remote:</w:t>
-      </w:r>
-      <w:r>
-        <w:t xml:space="preserve"> </w:t>
-      </w:r>
-      <w:r>
-        <w:t xml:space="preserve">13 fly (hvorav de fleste var strategiske valg for å frigjøre gate-plass)</w:t>
-      </w:r>
-      <w:r>
-        <w:t xml:space="preserve"> </w:t>
-      </w:r>
-      <w:r>
-        <w:t xml:space="preserve">*</w:t>
-      </w:r>
-      <w:r>
-        <w:t xml:space="preserve"> </w:t>
-      </w:r>
-      <w:r>
-        <w:rPr>
-          <w:b/>
-          <w:bCs/>
-        </w:rPr>
-        <w:t xml:space="preserve">Gjennomsnittlig ventetid:</w:t>
-      </w:r>
-      <w:r>
-        <w:t xml:space="preserve"> </w:t>
-      </w:r>
-      <w:r>
-        <w:t xml:space="preserve">0,35 minutter</w:t>
-      </w:r>
-      <w:r>
-        <w:t xml:space="preserve"> </w:t>
-      </w:r>
-      <w:r>
-        <w:t xml:space="preserve">*</w:t>
-      </w:r>
-      <w:r>
-        <w:t xml:space="preserve"> </w:t>
-      </w:r>
-      <w:r>
-        <w:rPr>
-          <w:b/>
-          <w:bCs/>
-        </w:rPr>
-        <w:t xml:space="preserve">Maksimal ventetid:</w:t>
-      </w:r>
-      <w:r>
-        <w:t xml:space="preserve"> </w:t>
-      </w:r>
-      <w:r>
-        <w:t xml:space="preserve">5 minutter</w:t>
-      </w:r>
-      <w:r>
-        <w:t xml:space="preserve"> </w:t>
-      </w:r>
-      <w:r>
-        <w:t xml:space="preserve">*</w:t>
-      </w:r>
-      <w:r>
-        <w:t xml:space="preserve"> </w:t>
-      </w:r>
-      <w:r>
-        <w:rPr>
-          <w:b/>
-          <w:bCs/>
-        </w:rPr>
         <w:t xml:space="preserve">Avviste fly:</w:t>
       </w:r>
       <w:r>
-        <w:t xml:space="preserve"> </w:t>
-      </w:r>
-      <w:r>
-        <w:t xml:space="preserve">0</w:t>
+        <w:t xml:space="preserve"> 0</w:t>
       </w:r>
     </w:p>
     <w:p>
@@ -4137,1726 +3957,2990 @@
         <w:tblStyle w:val="Table"/>
         <w:tblW w:type="pct" w:w="5000"/>
         <w:tblLayout w:type="fixed"/>
-        <w:tblLook w:firstRow="1" w:lastRow="0" w:firstColumn="0" w:lastColumn="0" w:noHBand="0" w:noVBand="0" w:val="0020"/>
+        <w:tblCellMar>
+          <w:top w:w="40" w:type="dxa"/>
+          <w:left w:w="55" w:type="dxa"/>
+          <w:bottom w:w="40" w:type="dxa"/>
+          <w:right w:w="55" w:type="dxa"/>
+        </w:tblCellMar>
+        <w:tblBorders>
+          <w:top w:val="single" w:sz="4" w:space="0" w:color="B7C4D1"/>
+          <w:left w:val="single" w:sz="4" w:space="0" w:color="D0D7DE"/>
+          <w:bottom w:val="single" w:sz="4" w:space="0" w:color="B7C4D1"/>
+          <w:right w:val="single" w:sz="4" w:space="0" w:color="D0D7DE"/>
+          <w:insideH w:val="single" w:sz="4" w:space="0" w:color="D0D7DE"/>
+          <w:insideV w:val="single" w:sz="4" w:space="0" w:color="E5E7EB"/>
+        </w:tblBorders>
+        <w:tblLook w:firstRow="1" w:lastRow="0" w:firstColumn="0" w:lastColumn="0" w:noHBand="0" w:noVBand="1" w:val="04A0"/>
       </w:tblPr>
       <w:tblGrid>
-        <w:gridCol w:w="792"/>
-        <w:gridCol w:w="792"/>
-        <w:gridCol w:w="792"/>
-        <w:gridCol w:w="792"/>
-        <w:gridCol w:w="792"/>
-        <w:gridCol w:w="792"/>
-        <w:gridCol w:w="792"/>
-        <w:gridCol w:w="792"/>
-        <w:gridCol w:w="792"/>
-        <w:gridCol w:w="792"/>
+        <w:gridCol w:w="1900"/>
+        <w:gridCol w:w="520"/>
+        <w:gridCol w:w="520"/>
+        <w:gridCol w:w="650"/>
+        <w:gridCol w:w="580"/>
+        <w:gridCol w:w="430"/>
+        <w:gridCol w:w="430"/>
+        <w:gridCol w:w="520"/>
+        <w:gridCol w:w="900"/>
+        <w:gridCol w:w="900"/>
       </w:tblGrid>
       <w:tr>
         <w:trPr>
           <w:tblHeader w:val="on"/>
+          <w:cantSplit/>
         </w:trPr>
         <w:tc>
-          <w:tcPr/>
+          <w:tcPr>
+            <w:tcW w:w="1900" w:type="dxa"/>
+            <w:vAlign w:val="center"/>
+            <w:shd w:fill="D9EAF7" w:val="clear" w:color="auto"/>
+          </w:tcPr>
           <w:p>
             <w:pPr>
               <w:pStyle w:val="Compact"/>
               <w:jc w:val="left"/>
-            </w:pPr>
-            <w:r>
+              <w:spacing w:before="0" w:after="0" w:line="210" w:lineRule="auto"/>
+            </w:pPr>
+            <w:r>
+              <w:rPr>
+                <w:b/>
+                <w:bCs/>
+                <w:sz w:val="16"/>
+                <w:szCs w:val="16"/>
+              </w:rPr>
               <w:t xml:space="preserve">Scenario</w:t>
             </w:r>
           </w:p>
         </w:tc>
         <w:tc>
-          <w:tcPr/>
+          <w:tcPr>
+            <w:tcW w:w="520" w:type="dxa"/>
+            <w:vAlign w:val="center"/>
+            <w:shd w:fill="D9EAF7" w:val="clear" w:color="auto"/>
+          </w:tcPr>
+          <w:p>
+            <w:pPr>
+              <w:pStyle w:val="Compact"/>
+              <w:jc w:val="center"/>
+              <w:spacing w:before="0" w:after="0" w:line="210" w:lineRule="auto"/>
+            </w:pPr>
+            <w:r>
+              <w:rPr>
+                <w:b/>
+                <w:bCs/>
+                <w:sz w:val="16"/>
+                <w:szCs w:val="16"/>
+              </w:rPr>
+              <w:t xml:space="preserve">Sjåf.</w:t>
+            </w:r>
+          </w:p>
+        </w:tc>
+        <w:tc>
+          <w:tcPr>
+            <w:tcW w:w="520" w:type="dxa"/>
+            <w:vAlign w:val="center"/>
+            <w:shd w:fill="D9EAF7" w:val="clear" w:color="auto"/>
+          </w:tcPr>
+          <w:p>
+            <w:pPr>
+              <w:pStyle w:val="Compact"/>
+              <w:jc w:val="center"/>
+              <w:spacing w:before="0" w:after="0" w:line="210" w:lineRule="auto"/>
+            </w:pPr>
+            <w:r>
+              <w:rPr>
+                <w:b/>
+                <w:bCs/>
+                <w:sz w:val="16"/>
+                <w:szCs w:val="16"/>
+              </w:rPr>
+              <w:t xml:space="preserve">Vekst</w:t>
+            </w:r>
+          </w:p>
+        </w:tc>
+        <w:tc>
+          <w:tcPr>
+            <w:tcW w:w="650" w:type="dxa"/>
+            <w:vAlign w:val="center"/>
+            <w:shd w:fill="D9EAF7" w:val="clear" w:color="auto"/>
+          </w:tcPr>
+          <w:p>
+            <w:pPr>
+              <w:pStyle w:val="Compact"/>
+              <w:jc w:val="center"/>
+              <w:spacing w:before="0" w:after="0" w:line="210" w:lineRule="auto"/>
+            </w:pPr>
+            <w:r>
+              <w:rPr>
+                <w:b/>
+                <w:bCs/>
+                <w:sz w:val="16"/>
+                <w:szCs w:val="16"/>
+              </w:rPr>
+              <w:t xml:space="preserve">Remote</w:t>
+            </w:r>
+          </w:p>
+        </w:tc>
+        <w:tc>
+          <w:tcPr>
+            <w:tcW w:w="580" w:type="dxa"/>
+            <w:vAlign w:val="center"/>
+            <w:shd w:fill="D9EAF7" w:val="clear" w:color="auto"/>
+          </w:tcPr>
+          <w:p>
+            <w:pPr>
+              <w:pStyle w:val="Compact"/>
+              <w:jc w:val="center"/>
+              <w:spacing w:before="0" w:after="0" w:line="210" w:lineRule="auto"/>
+            </w:pPr>
+            <w:r>
+              <w:rPr>
+                <w:b/>
+                <w:bCs/>
+                <w:sz w:val="16"/>
+                <w:szCs w:val="16"/>
+              </w:rPr>
+              <w:t xml:space="preserve">Stok.</w:t>
+            </w:r>
+          </w:p>
+        </w:tc>
+        <w:tc>
+          <w:tcPr>
+            <w:tcW w:w="430" w:type="dxa"/>
+            <w:vAlign w:val="center"/>
+            <w:shd w:fill="D9EAF7" w:val="clear" w:color="auto"/>
+          </w:tcPr>
+          <w:p>
+            <w:pPr>
+              <w:pStyle w:val="Compact"/>
+              <w:jc w:val="center"/>
+              <w:spacing w:before="0" w:after="0" w:line="210" w:lineRule="auto"/>
+            </w:pPr>
+            <w:r>
+              <w:rPr>
+                <w:b/>
+                <w:bCs/>
+                <w:sz w:val="16"/>
+                <w:szCs w:val="16"/>
+              </w:rPr>
+              <w:t xml:space="preserve">Fly</w:t>
+            </w:r>
+          </w:p>
+        </w:tc>
+        <w:tc>
+          <w:tcPr>
+            <w:tcW w:w="430" w:type="dxa"/>
+            <w:vAlign w:val="center"/>
+            <w:shd w:fill="D9EAF7" w:val="clear" w:color="auto"/>
+          </w:tcPr>
+          <w:p>
+            <w:pPr>
+              <w:pStyle w:val="Compact"/>
+              <w:jc w:val="center"/>
+              <w:spacing w:before="0" w:after="0" w:line="210" w:lineRule="auto"/>
+            </w:pPr>
+            <w:r>
+              <w:rPr>
+                <w:b/>
+                <w:bCs/>
+                <w:sz w:val="16"/>
+                <w:szCs w:val="16"/>
+              </w:rPr>
+              <w:t xml:space="preserve">Gate</w:t>
+            </w:r>
+          </w:p>
+        </w:tc>
+        <w:tc>
+          <w:tcPr>
+            <w:tcW w:w="520" w:type="dxa"/>
+            <w:vAlign w:val="center"/>
+            <w:shd w:fill="D9EAF7" w:val="clear" w:color="auto"/>
+          </w:tcPr>
+          <w:p>
+            <w:pPr>
+              <w:pStyle w:val="Compact"/>
+              <w:jc w:val="center"/>
+              <w:spacing w:before="0" w:after="0" w:line="210" w:lineRule="auto"/>
+            </w:pPr>
+            <w:r>
+              <w:rPr>
+                <w:b/>
+                <w:bCs/>
+                <w:sz w:val="16"/>
+                <w:szCs w:val="16"/>
+              </w:rPr>
+              <w:t xml:space="preserve">Rem.</w:t>
+            </w:r>
+          </w:p>
+        </w:tc>
+        <w:tc>
+          <w:tcPr>
+            <w:tcW w:w="900" w:type="dxa"/>
+            <w:vAlign w:val="center"/>
+            <w:shd w:fill="D9EAF7" w:val="clear" w:color="auto"/>
+          </w:tcPr>
           <w:p>
             <w:pPr>
               <w:pStyle w:val="Compact"/>
               <w:jc w:val="right"/>
-            </w:pPr>
-            <w:r>
-              <w:t xml:space="preserve">Sjåfører</w:t>
-            </w:r>
-          </w:p>
-        </w:tc>
-        <w:tc>
-          <w:tcPr/>
+              <w:spacing w:before="0" w:after="0" w:line="210" w:lineRule="auto"/>
+            </w:pPr>
+            <w:r>
+              <w:rPr>
+                <w:b/>
+                <w:bCs/>
+                <w:sz w:val="16"/>
+                <w:szCs w:val="16"/>
+              </w:rPr>
+              <w:t xml:space="preserve">Snitt vent.</w:t>
+            </w:r>
+          </w:p>
+        </w:tc>
+        <w:tc>
+          <w:tcPr>
+            <w:tcW w:w="900" w:type="dxa"/>
+            <w:vAlign w:val="center"/>
+            <w:shd w:fill="D9EAF7" w:val="clear" w:color="auto"/>
+          </w:tcPr>
           <w:p>
             <w:pPr>
               <w:pStyle w:val="Compact"/>
               <w:jc w:val="right"/>
-            </w:pPr>
-            <w:r>
-              <w:t xml:space="preserve">Vekst</w:t>
-            </w:r>
-          </w:p>
-        </w:tc>
-        <w:tc>
-          <w:tcPr/>
-          <w:p>
-            <w:pPr>
-              <w:pStyle w:val="Compact"/>
-              <w:jc w:val="left"/>
-            </w:pPr>
-            <w:r>
-              <w:t xml:space="preserve">Remote-strat</w:t>
-            </w:r>
-          </w:p>
-        </w:tc>
-        <w:tc>
-          <w:tcPr/>
-          <w:p>
-            <w:pPr>
-              <w:pStyle w:val="Compact"/>
-              <w:jc w:val="left"/>
-            </w:pPr>
-            <w:r>
-              <w:t xml:space="preserve">Stokastisk</w:t>
-            </w:r>
-          </w:p>
-        </w:tc>
-        <w:tc>
-          <w:tcPr/>
-          <w:p>
-            <w:pPr>
-              <w:pStyle w:val="Compact"/>
-              <w:jc w:val="right"/>
-            </w:pPr>
-            <w:r>
-              <w:t xml:space="preserve">Fly</w:t>
-            </w:r>
-          </w:p>
-        </w:tc>
-        <w:tc>
-          <w:tcPr/>
-          <w:p>
-            <w:pPr>
-              <w:pStyle w:val="Compact"/>
-              <w:jc w:val="right"/>
-            </w:pPr>
-            <w:r>
-              <w:t xml:space="preserve">Gate</w:t>
-            </w:r>
-          </w:p>
-        </w:tc>
-        <w:tc>
-          <w:tcPr/>
-          <w:p>
-            <w:pPr>
-              <w:pStyle w:val="Compact"/>
-              <w:jc w:val="right"/>
-            </w:pPr>
-            <w:r>
-              <w:t xml:space="preserve">Remote</w:t>
-            </w:r>
-          </w:p>
-        </w:tc>
-        <w:tc>
-          <w:tcPr/>
-          <w:p>
-            <w:pPr>
-              <w:pStyle w:val="Compact"/>
-              <w:jc w:val="right"/>
-            </w:pPr>
-            <w:r>
-              <w:t xml:space="preserve">Gj.sn. ventetid</w:t>
-            </w:r>
-          </w:p>
-        </w:tc>
-        <w:tc>
-          <w:tcPr/>
-          <w:p>
-            <w:pPr>
-              <w:pStyle w:val="Compact"/>
-              <w:jc w:val="right"/>
-            </w:pPr>
-            <w:r>
-              <w:t xml:space="preserve">Maks ventetid</w:t>
+              <w:spacing w:before="0" w:after="0" w:line="210" w:lineRule="auto"/>
+            </w:pPr>
+            <w:r>
+              <w:rPr>
+                <w:b/>
+                <w:bCs/>
+                <w:sz w:val="16"/>
+                <w:szCs w:val="16"/>
+              </w:rPr>
+              <w:t xml:space="preserve">Maks vent.</w:t>
             </w:r>
           </w:p>
         </w:tc>
       </w:tr>
       <w:tr>
-        <w:tc>
-          <w:tcPr/>
+        <w:trPr>
+          <w:cantSplit/>
+        </w:trPr>
+        <w:tc>
+          <w:tcPr>
+            <w:tcW w:w="1900" w:type="dxa"/>
+            <w:vAlign w:val="center"/>
+          </w:tcPr>
           <w:p>
             <w:pPr>
               <w:pStyle w:val="Compact"/>
               <w:jc w:val="left"/>
-            </w:pPr>
-            <w:r>
+              <w:spacing w:before="0" w:after="0" w:line="210" w:lineRule="auto"/>
+            </w:pPr>
+            <w:r>
+              <w:rPr>
+                <w:sz w:val="16"/>
+                <w:szCs w:val="16"/>
+              </w:rPr>
               <w:t xml:space="preserve">Baseline</w:t>
             </w:r>
           </w:p>
         </w:tc>
         <w:tc>
-          <w:tcPr/>
+          <w:tcPr>
+            <w:tcW w:w="520" w:type="dxa"/>
+            <w:vAlign w:val="center"/>
+          </w:tcPr>
+          <w:p>
+            <w:pPr>
+              <w:pStyle w:val="Compact"/>
+              <w:jc w:val="center"/>
+              <w:spacing w:before="0" w:after="0" w:line="210" w:lineRule="auto"/>
+            </w:pPr>
+            <w:r>
+              <w:rPr>
+                <w:sz w:val="16"/>
+                <w:szCs w:val="16"/>
+              </w:rPr>
+              <w:t xml:space="preserve">2</w:t>
+            </w:r>
+          </w:p>
+        </w:tc>
+        <w:tc>
+          <w:tcPr>
+            <w:tcW w:w="520" w:type="dxa"/>
+            <w:vAlign w:val="center"/>
+          </w:tcPr>
+          <w:p>
+            <w:pPr>
+              <w:pStyle w:val="Compact"/>
+              <w:jc w:val="center"/>
+              <w:spacing w:before="0" w:after="0" w:line="210" w:lineRule="auto"/>
+            </w:pPr>
+            <w:r>
+              <w:rPr>
+                <w:sz w:val="16"/>
+                <w:szCs w:val="16"/>
+              </w:rPr>
+              <w:t xml:space="preserve">0 %</w:t>
+            </w:r>
+          </w:p>
+        </w:tc>
+        <w:tc>
+          <w:tcPr>
+            <w:tcW w:w="650" w:type="dxa"/>
+            <w:vAlign w:val="center"/>
+          </w:tcPr>
+          <w:p>
+            <w:pPr>
+              <w:pStyle w:val="Compact"/>
+              <w:jc w:val="center"/>
+              <w:spacing w:before="0" w:after="0" w:line="210" w:lineRule="auto"/>
+            </w:pPr>
+            <w:r>
+              <w:rPr>
+                <w:sz w:val="16"/>
+                <w:szCs w:val="16"/>
+              </w:rPr>
+              <w:t xml:space="preserve">PÅ</w:t>
+            </w:r>
+          </w:p>
+        </w:tc>
+        <w:tc>
+          <w:tcPr>
+            <w:tcW w:w="580" w:type="dxa"/>
+            <w:vAlign w:val="center"/>
+          </w:tcPr>
+          <w:p>
+            <w:pPr>
+              <w:pStyle w:val="Compact"/>
+              <w:jc w:val="center"/>
+              <w:spacing w:before="0" w:after="0" w:line="210" w:lineRule="auto"/>
+            </w:pPr>
+            <w:r>
+              <w:rPr>
+                <w:sz w:val="16"/>
+                <w:szCs w:val="16"/>
+              </w:rPr>
+              <w:t xml:space="preserve">NEI</w:t>
+            </w:r>
+          </w:p>
+        </w:tc>
+        <w:tc>
+          <w:tcPr>
+            <w:tcW w:w="430" w:type="dxa"/>
+            <w:vAlign w:val="center"/>
+          </w:tcPr>
+          <w:p>
+            <w:pPr>
+              <w:pStyle w:val="Compact"/>
+              <w:jc w:val="center"/>
+              <w:spacing w:before="0" w:after="0" w:line="210" w:lineRule="auto"/>
+            </w:pPr>
+            <w:r>
+              <w:rPr>
+                <w:sz w:val="16"/>
+                <w:szCs w:val="16"/>
+              </w:rPr>
+              <w:t xml:space="preserve">141</w:t>
+            </w:r>
+          </w:p>
+        </w:tc>
+        <w:tc>
+          <w:tcPr>
+            <w:tcW w:w="430" w:type="dxa"/>
+            <w:vAlign w:val="center"/>
+          </w:tcPr>
+          <w:p>
+            <w:pPr>
+              <w:pStyle w:val="Compact"/>
+              <w:jc w:val="center"/>
+              <w:spacing w:before="0" w:after="0" w:line="210" w:lineRule="auto"/>
+            </w:pPr>
+            <w:r>
+              <w:rPr>
+                <w:sz w:val="16"/>
+                <w:szCs w:val="16"/>
+              </w:rPr>
+              <w:t xml:space="preserve">128</w:t>
+            </w:r>
+          </w:p>
+        </w:tc>
+        <w:tc>
+          <w:tcPr>
+            <w:tcW w:w="520" w:type="dxa"/>
+            <w:vAlign w:val="center"/>
+          </w:tcPr>
+          <w:p>
+            <w:pPr>
+              <w:pStyle w:val="Compact"/>
+              <w:jc w:val="center"/>
+              <w:spacing w:before="0" w:after="0" w:line="210" w:lineRule="auto"/>
+            </w:pPr>
+            <w:r>
+              <w:rPr>
+                <w:sz w:val="16"/>
+                <w:szCs w:val="16"/>
+              </w:rPr>
+              <w:t xml:space="preserve">13</w:t>
+            </w:r>
+          </w:p>
+        </w:tc>
+        <w:tc>
+          <w:tcPr>
+            <w:tcW w:w="900" w:type="dxa"/>
+            <w:vAlign w:val="center"/>
+          </w:tcPr>
           <w:p>
             <w:pPr>
               <w:pStyle w:val="Compact"/>
               <w:jc w:val="right"/>
-            </w:pPr>
-            <w:r>
-              <w:t xml:space="preserve">2</w:t>
-            </w:r>
-          </w:p>
-        </w:tc>
-        <w:tc>
-          <w:tcPr/>
+              <w:spacing w:before="0" w:after="0" w:line="210" w:lineRule="auto"/>
+            </w:pPr>
+            <w:r>
+              <w:rPr>
+                <w:sz w:val="16"/>
+                <w:szCs w:val="16"/>
+              </w:rPr>
+              <w:t xml:space="preserve">0,35 min</w:t>
+            </w:r>
+          </w:p>
+        </w:tc>
+        <w:tc>
+          <w:tcPr>
+            <w:tcW w:w="900" w:type="dxa"/>
+            <w:vAlign w:val="center"/>
+          </w:tcPr>
           <w:p>
             <w:pPr>
               <w:pStyle w:val="Compact"/>
               <w:jc w:val="right"/>
-            </w:pPr>
-            <w:r>
-              <w:t xml:space="preserve">0 %</w:t>
-            </w:r>
-          </w:p>
-        </w:tc>
-        <w:tc>
-          <w:tcPr/>
-          <w:p>
-            <w:pPr>
-              <w:pStyle w:val="Compact"/>
-              <w:jc w:val="left"/>
-            </w:pPr>
-            <w:r>
-              <w:t xml:space="preserve">PÅ</w:t>
-            </w:r>
-          </w:p>
-        </w:tc>
-        <w:tc>
-          <w:tcPr/>
-          <w:p>
-            <w:pPr>
-              <w:pStyle w:val="Compact"/>
-              <w:jc w:val="left"/>
-            </w:pPr>
-            <w:r>
-              <w:t xml:space="preserve">NEI</w:t>
-            </w:r>
-          </w:p>
-        </w:tc>
-        <w:tc>
-          <w:tcPr/>
-          <w:p>
-            <w:pPr>
-              <w:pStyle w:val="Compact"/>
-              <w:jc w:val="right"/>
-            </w:pPr>
-            <w:r>
-              <w:t xml:space="preserve">141</w:t>
-            </w:r>
-          </w:p>
-        </w:tc>
-        <w:tc>
-          <w:tcPr/>
-          <w:p>
-            <w:pPr>
-              <w:pStyle w:val="Compact"/>
-              <w:jc w:val="right"/>
-            </w:pPr>
-            <w:r>
-              <w:t xml:space="preserve">128</w:t>
-            </w:r>
-          </w:p>
-        </w:tc>
-        <w:tc>
-          <w:tcPr/>
-          <w:p>
-            <w:pPr>
-              <w:pStyle w:val="Compact"/>
-              <w:jc w:val="right"/>
-            </w:pPr>
-            <w:r>
-              <w:t xml:space="preserve">13</w:t>
-            </w:r>
-          </w:p>
-        </w:tc>
-        <w:tc>
-          <w:tcPr/>
-          <w:p>
-            <w:pPr>
-              <w:pStyle w:val="Compact"/>
-              <w:jc w:val="right"/>
-            </w:pPr>
-            <w:r>
-              <w:t xml:space="preserve">0,35 min</w:t>
-            </w:r>
-          </w:p>
-        </w:tc>
-        <w:tc>
-          <w:tcPr/>
-          <w:p>
-            <w:pPr>
-              <w:pStyle w:val="Compact"/>
-              <w:jc w:val="right"/>
-            </w:pPr>
-            <w:r>
+              <w:spacing w:before="0" w:after="0" w:line="210" w:lineRule="auto"/>
+            </w:pPr>
+            <w:r>
+              <w:rPr>
+                <w:sz w:val="16"/>
+                <w:szCs w:val="16"/>
+              </w:rPr>
               <w:t xml:space="preserve">5,0 min</w:t>
             </w:r>
           </w:p>
         </w:tc>
       </w:tr>
       <w:tr>
-        <w:tc>
-          <w:tcPr/>
+        <w:trPr>
+          <w:cantSplit/>
+        </w:trPr>
+        <w:tc>
+          <w:tcPr>
+            <w:tcW w:w="1900" w:type="dxa"/>
+            <w:vAlign w:val="center"/>
+            <w:shd w:fill="F6F8FA" w:val="clear" w:color="auto"/>
+          </w:tcPr>
           <w:p>
             <w:pPr>
               <w:pStyle w:val="Compact"/>
               <w:jc w:val="left"/>
-            </w:pPr>
-            <w:r>
+              <w:spacing w:before="0" w:after="0" w:line="210" w:lineRule="auto"/>
+            </w:pPr>
+            <w:r>
+              <w:rPr>
+                <w:sz w:val="16"/>
+                <w:szCs w:val="16"/>
+              </w:rPr>
               <w:t xml:space="preserve">0 sjåfører</w:t>
             </w:r>
           </w:p>
         </w:tc>
         <w:tc>
-          <w:tcPr/>
+          <w:tcPr>
+            <w:tcW w:w="520" w:type="dxa"/>
+            <w:vAlign w:val="center"/>
+            <w:shd w:fill="F6F8FA" w:val="clear" w:color="auto"/>
+          </w:tcPr>
+          <w:p>
+            <w:pPr>
+              <w:pStyle w:val="Compact"/>
+              <w:jc w:val="center"/>
+              <w:spacing w:before="0" w:after="0" w:line="210" w:lineRule="auto"/>
+            </w:pPr>
+            <w:r>
+              <w:rPr>
+                <w:sz w:val="16"/>
+                <w:szCs w:val="16"/>
+              </w:rPr>
+              <w:t xml:space="preserve">0</w:t>
+            </w:r>
+          </w:p>
+        </w:tc>
+        <w:tc>
+          <w:tcPr>
+            <w:tcW w:w="520" w:type="dxa"/>
+            <w:vAlign w:val="center"/>
+            <w:shd w:fill="F6F8FA" w:val="clear" w:color="auto"/>
+          </w:tcPr>
+          <w:p>
+            <w:pPr>
+              <w:pStyle w:val="Compact"/>
+              <w:jc w:val="center"/>
+              <w:spacing w:before="0" w:after="0" w:line="210" w:lineRule="auto"/>
+            </w:pPr>
+            <w:r>
+              <w:rPr>
+                <w:sz w:val="16"/>
+                <w:szCs w:val="16"/>
+              </w:rPr>
+              <w:t xml:space="preserve">0 %</w:t>
+            </w:r>
+          </w:p>
+        </w:tc>
+        <w:tc>
+          <w:tcPr>
+            <w:tcW w:w="650" w:type="dxa"/>
+            <w:vAlign w:val="center"/>
+            <w:shd w:fill="F6F8FA" w:val="clear" w:color="auto"/>
+          </w:tcPr>
+          <w:p>
+            <w:pPr>
+              <w:pStyle w:val="Compact"/>
+              <w:jc w:val="center"/>
+              <w:spacing w:before="0" w:after="0" w:line="210" w:lineRule="auto"/>
+            </w:pPr>
+            <w:r>
+              <w:rPr>
+                <w:sz w:val="16"/>
+                <w:szCs w:val="16"/>
+              </w:rPr>
+              <w:t xml:space="preserve">PÅ</w:t>
+            </w:r>
+          </w:p>
+        </w:tc>
+        <w:tc>
+          <w:tcPr>
+            <w:tcW w:w="580" w:type="dxa"/>
+            <w:vAlign w:val="center"/>
+            <w:shd w:fill="F6F8FA" w:val="clear" w:color="auto"/>
+          </w:tcPr>
+          <w:p>
+            <w:pPr>
+              <w:pStyle w:val="Compact"/>
+              <w:jc w:val="center"/>
+              <w:spacing w:before="0" w:after="0" w:line="210" w:lineRule="auto"/>
+            </w:pPr>
+            <w:r>
+              <w:rPr>
+                <w:sz w:val="16"/>
+                <w:szCs w:val="16"/>
+              </w:rPr>
+              <w:t xml:space="preserve">NEI</w:t>
+            </w:r>
+          </w:p>
+        </w:tc>
+        <w:tc>
+          <w:tcPr>
+            <w:tcW w:w="430" w:type="dxa"/>
+            <w:vAlign w:val="center"/>
+            <w:shd w:fill="F6F8FA" w:val="clear" w:color="auto"/>
+          </w:tcPr>
+          <w:p>
+            <w:pPr>
+              <w:pStyle w:val="Compact"/>
+              <w:jc w:val="center"/>
+              <w:spacing w:before="0" w:after="0" w:line="210" w:lineRule="auto"/>
+            </w:pPr>
+            <w:r>
+              <w:rPr>
+                <w:sz w:val="16"/>
+                <w:szCs w:val="16"/>
+              </w:rPr>
+              <w:t xml:space="preserve">141</w:t>
+            </w:r>
+          </w:p>
+        </w:tc>
+        <w:tc>
+          <w:tcPr>
+            <w:tcW w:w="430" w:type="dxa"/>
+            <w:vAlign w:val="center"/>
+            <w:shd w:fill="F6F8FA" w:val="clear" w:color="auto"/>
+          </w:tcPr>
+          <w:p>
+            <w:pPr>
+              <w:pStyle w:val="Compact"/>
+              <w:jc w:val="center"/>
+              <w:spacing w:before="0" w:after="0" w:line="210" w:lineRule="auto"/>
+            </w:pPr>
+            <w:r>
+              <w:rPr>
+                <w:sz w:val="16"/>
+                <w:szCs w:val="16"/>
+              </w:rPr>
+              <w:t xml:space="preserve">141</w:t>
+            </w:r>
+          </w:p>
+        </w:tc>
+        <w:tc>
+          <w:tcPr>
+            <w:tcW w:w="520" w:type="dxa"/>
+            <w:vAlign w:val="center"/>
+            <w:shd w:fill="F6F8FA" w:val="clear" w:color="auto"/>
+          </w:tcPr>
+          <w:p>
+            <w:pPr>
+              <w:pStyle w:val="Compact"/>
+              <w:jc w:val="center"/>
+              <w:spacing w:before="0" w:after="0" w:line="210" w:lineRule="auto"/>
+            </w:pPr>
+            <w:r>
+              <w:rPr>
+                <w:sz w:val="16"/>
+                <w:szCs w:val="16"/>
+              </w:rPr>
+              <w:t xml:space="preserve">0</w:t>
+            </w:r>
+          </w:p>
+        </w:tc>
+        <w:tc>
+          <w:tcPr>
+            <w:tcW w:w="900" w:type="dxa"/>
+            <w:vAlign w:val="center"/>
+            <w:shd w:fill="F6F8FA" w:val="clear" w:color="auto"/>
+          </w:tcPr>
           <w:p>
             <w:pPr>
               <w:pStyle w:val="Compact"/>
               <w:jc w:val="right"/>
-            </w:pPr>
-            <w:r>
-              <w:t xml:space="preserve">0</w:t>
-            </w:r>
-          </w:p>
-        </w:tc>
-        <w:tc>
-          <w:tcPr/>
+              <w:spacing w:before="0" w:after="0" w:line="210" w:lineRule="auto"/>
+            </w:pPr>
+            <w:r>
+              <w:rPr>
+                <w:sz w:val="16"/>
+                <w:szCs w:val="16"/>
+              </w:rPr>
+              <w:t xml:space="preserve">2,16 min</w:t>
+            </w:r>
+          </w:p>
+        </w:tc>
+        <w:tc>
+          <w:tcPr>
+            <w:tcW w:w="900" w:type="dxa"/>
+            <w:vAlign w:val="center"/>
+            <w:shd w:fill="F6F8FA" w:val="clear" w:color="auto"/>
+          </w:tcPr>
           <w:p>
             <w:pPr>
               <w:pStyle w:val="Compact"/>
               <w:jc w:val="right"/>
-            </w:pPr>
-            <w:r>
-              <w:t xml:space="preserve">0 %</w:t>
-            </w:r>
-          </w:p>
-        </w:tc>
-        <w:tc>
-          <w:tcPr/>
-          <w:p>
-            <w:pPr>
-              <w:pStyle w:val="Compact"/>
-              <w:jc w:val="left"/>
-            </w:pPr>
-            <w:r>
-              <w:t xml:space="preserve">PÅ</w:t>
-            </w:r>
-          </w:p>
-        </w:tc>
-        <w:tc>
-          <w:tcPr/>
-          <w:p>
-            <w:pPr>
-              <w:pStyle w:val="Compact"/>
-              <w:jc w:val="left"/>
-            </w:pPr>
-            <w:r>
-              <w:t xml:space="preserve">NEI</w:t>
-            </w:r>
-          </w:p>
-        </w:tc>
-        <w:tc>
-          <w:tcPr/>
-          <w:p>
-            <w:pPr>
-              <w:pStyle w:val="Compact"/>
-              <w:jc w:val="right"/>
-            </w:pPr>
-            <w:r>
-              <w:t xml:space="preserve">141</w:t>
-            </w:r>
-          </w:p>
-        </w:tc>
-        <w:tc>
-          <w:tcPr/>
-          <w:p>
-            <w:pPr>
-              <w:pStyle w:val="Compact"/>
-              <w:jc w:val="right"/>
-            </w:pPr>
-            <w:r>
-              <w:t xml:space="preserve">141</w:t>
-            </w:r>
-          </w:p>
-        </w:tc>
-        <w:tc>
-          <w:tcPr/>
-          <w:p>
-            <w:pPr>
-              <w:pStyle w:val="Compact"/>
-              <w:jc w:val="right"/>
-            </w:pPr>
-            <w:r>
-              <w:t xml:space="preserve">0</w:t>
-            </w:r>
-          </w:p>
-        </w:tc>
-        <w:tc>
-          <w:tcPr/>
-          <w:p>
-            <w:pPr>
-              <w:pStyle w:val="Compact"/>
-              <w:jc w:val="right"/>
-            </w:pPr>
-            <w:r>
-              <w:t xml:space="preserve">2,16 min</w:t>
-            </w:r>
-          </w:p>
-        </w:tc>
-        <w:tc>
-          <w:tcPr/>
-          <w:p>
-            <w:pPr>
-              <w:pStyle w:val="Compact"/>
-              <w:jc w:val="right"/>
-            </w:pPr>
-            <w:r>
+              <w:spacing w:before="0" w:after="0" w:line="210" w:lineRule="auto"/>
+            </w:pPr>
+            <w:r>
+              <w:rPr>
+                <w:sz w:val="16"/>
+                <w:szCs w:val="16"/>
+              </w:rPr>
               <w:t xml:space="preserve">60,0 min</w:t>
             </w:r>
           </w:p>
         </w:tc>
       </w:tr>
       <w:tr>
-        <w:tc>
-          <w:tcPr/>
+        <w:trPr>
+          <w:cantSplit/>
+        </w:trPr>
+        <w:tc>
+          <w:tcPr>
+            <w:tcW w:w="1900" w:type="dxa"/>
+            <w:vAlign w:val="center"/>
+          </w:tcPr>
           <w:p>
             <w:pPr>
               <w:pStyle w:val="Compact"/>
               <w:jc w:val="left"/>
-            </w:pPr>
-            <w:r>
+              <w:spacing w:before="0" w:after="0" w:line="210" w:lineRule="auto"/>
+            </w:pPr>
+            <w:r>
+              <w:rPr>
+                <w:sz w:val="16"/>
+                <w:szCs w:val="16"/>
+              </w:rPr>
               <w:t xml:space="preserve">1 sjåfør</w:t>
             </w:r>
           </w:p>
         </w:tc>
         <w:tc>
-          <w:tcPr/>
+          <w:tcPr>
+            <w:tcW w:w="520" w:type="dxa"/>
+            <w:vAlign w:val="center"/>
+          </w:tcPr>
+          <w:p>
+            <w:pPr>
+              <w:pStyle w:val="Compact"/>
+              <w:jc w:val="center"/>
+              <w:spacing w:before="0" w:after="0" w:line="210" w:lineRule="auto"/>
+            </w:pPr>
+            <w:r>
+              <w:rPr>
+                <w:sz w:val="16"/>
+                <w:szCs w:val="16"/>
+              </w:rPr>
+              <w:t xml:space="preserve">1</w:t>
+            </w:r>
+          </w:p>
+        </w:tc>
+        <w:tc>
+          <w:tcPr>
+            <w:tcW w:w="520" w:type="dxa"/>
+            <w:vAlign w:val="center"/>
+          </w:tcPr>
+          <w:p>
+            <w:pPr>
+              <w:pStyle w:val="Compact"/>
+              <w:jc w:val="center"/>
+              <w:spacing w:before="0" w:after="0" w:line="210" w:lineRule="auto"/>
+            </w:pPr>
+            <w:r>
+              <w:rPr>
+                <w:sz w:val="16"/>
+                <w:szCs w:val="16"/>
+              </w:rPr>
+              <w:t xml:space="preserve">0 %</w:t>
+            </w:r>
+          </w:p>
+        </w:tc>
+        <w:tc>
+          <w:tcPr>
+            <w:tcW w:w="650" w:type="dxa"/>
+            <w:vAlign w:val="center"/>
+          </w:tcPr>
+          <w:p>
+            <w:pPr>
+              <w:pStyle w:val="Compact"/>
+              <w:jc w:val="center"/>
+              <w:spacing w:before="0" w:after="0" w:line="210" w:lineRule="auto"/>
+            </w:pPr>
+            <w:r>
+              <w:rPr>
+                <w:sz w:val="16"/>
+                <w:szCs w:val="16"/>
+              </w:rPr>
+              <w:t xml:space="preserve">PÅ</w:t>
+            </w:r>
+          </w:p>
+        </w:tc>
+        <w:tc>
+          <w:tcPr>
+            <w:tcW w:w="580" w:type="dxa"/>
+            <w:vAlign w:val="center"/>
+          </w:tcPr>
+          <w:p>
+            <w:pPr>
+              <w:pStyle w:val="Compact"/>
+              <w:jc w:val="center"/>
+              <w:spacing w:before="0" w:after="0" w:line="210" w:lineRule="auto"/>
+            </w:pPr>
+            <w:r>
+              <w:rPr>
+                <w:sz w:val="16"/>
+                <w:szCs w:val="16"/>
+              </w:rPr>
+              <w:t xml:space="preserve">NEI</w:t>
+            </w:r>
+          </w:p>
+        </w:tc>
+        <w:tc>
+          <w:tcPr>
+            <w:tcW w:w="430" w:type="dxa"/>
+            <w:vAlign w:val="center"/>
+          </w:tcPr>
+          <w:p>
+            <w:pPr>
+              <w:pStyle w:val="Compact"/>
+              <w:jc w:val="center"/>
+              <w:spacing w:before="0" w:after="0" w:line="210" w:lineRule="auto"/>
+            </w:pPr>
+            <w:r>
+              <w:rPr>
+                <w:sz w:val="16"/>
+                <w:szCs w:val="16"/>
+              </w:rPr>
+              <w:t xml:space="preserve">141</w:t>
+            </w:r>
+          </w:p>
+        </w:tc>
+        <w:tc>
+          <w:tcPr>
+            <w:tcW w:w="430" w:type="dxa"/>
+            <w:vAlign w:val="center"/>
+          </w:tcPr>
+          <w:p>
+            <w:pPr>
+              <w:pStyle w:val="Compact"/>
+              <w:jc w:val="center"/>
+              <w:spacing w:before="0" w:after="0" w:line="210" w:lineRule="auto"/>
+            </w:pPr>
+            <w:r>
+              <w:rPr>
+                <w:sz w:val="16"/>
+                <w:szCs w:val="16"/>
+              </w:rPr>
+              <w:t xml:space="preserve">130</w:t>
+            </w:r>
+          </w:p>
+        </w:tc>
+        <w:tc>
+          <w:tcPr>
+            <w:tcW w:w="520" w:type="dxa"/>
+            <w:vAlign w:val="center"/>
+          </w:tcPr>
+          <w:p>
+            <w:pPr>
+              <w:pStyle w:val="Compact"/>
+              <w:jc w:val="center"/>
+              <w:spacing w:before="0" w:after="0" w:line="210" w:lineRule="auto"/>
+            </w:pPr>
+            <w:r>
+              <w:rPr>
+                <w:sz w:val="16"/>
+                <w:szCs w:val="16"/>
+              </w:rPr>
+              <w:t xml:space="preserve">11</w:t>
+            </w:r>
+          </w:p>
+        </w:tc>
+        <w:tc>
+          <w:tcPr>
+            <w:tcW w:w="900" w:type="dxa"/>
+            <w:vAlign w:val="center"/>
+          </w:tcPr>
           <w:p>
             <w:pPr>
               <w:pStyle w:val="Compact"/>
               <w:jc w:val="right"/>
-            </w:pPr>
-            <w:r>
-              <w:t xml:space="preserve">1</w:t>
-            </w:r>
-          </w:p>
-        </w:tc>
-        <w:tc>
-          <w:tcPr/>
+              <w:spacing w:before="0" w:after="0" w:line="210" w:lineRule="auto"/>
+            </w:pPr>
+            <w:r>
+              <w:rPr>
+                <w:sz w:val="16"/>
+                <w:szCs w:val="16"/>
+              </w:rPr>
+              <w:t xml:space="preserve">0,43 min</w:t>
+            </w:r>
+          </w:p>
+        </w:tc>
+        <w:tc>
+          <w:tcPr>
+            <w:tcW w:w="900" w:type="dxa"/>
+            <w:vAlign w:val="center"/>
+          </w:tcPr>
           <w:p>
             <w:pPr>
               <w:pStyle w:val="Compact"/>
               <w:jc w:val="right"/>
-            </w:pPr>
-            <w:r>
-              <w:t xml:space="preserve">0 %</w:t>
-            </w:r>
-          </w:p>
-        </w:tc>
-        <w:tc>
-          <w:tcPr/>
-          <w:p>
-            <w:pPr>
-              <w:pStyle w:val="Compact"/>
-              <w:jc w:val="left"/>
-            </w:pPr>
-            <w:r>
-              <w:t xml:space="preserve">PÅ</w:t>
-            </w:r>
-          </w:p>
-        </w:tc>
-        <w:tc>
-          <w:tcPr/>
-          <w:p>
-            <w:pPr>
-              <w:pStyle w:val="Compact"/>
-              <w:jc w:val="left"/>
-            </w:pPr>
-            <w:r>
-              <w:t xml:space="preserve">NEI</w:t>
-            </w:r>
-          </w:p>
-        </w:tc>
-        <w:tc>
-          <w:tcPr/>
-          <w:p>
-            <w:pPr>
-              <w:pStyle w:val="Compact"/>
-              <w:jc w:val="right"/>
-            </w:pPr>
-            <w:r>
-              <w:t xml:space="preserve">141</w:t>
-            </w:r>
-          </w:p>
-        </w:tc>
-        <w:tc>
-          <w:tcPr/>
-          <w:p>
-            <w:pPr>
-              <w:pStyle w:val="Compact"/>
-              <w:jc w:val="right"/>
-            </w:pPr>
-            <w:r>
-              <w:t xml:space="preserve">130</w:t>
-            </w:r>
-          </w:p>
-        </w:tc>
-        <w:tc>
-          <w:tcPr/>
-          <w:p>
-            <w:pPr>
-              <w:pStyle w:val="Compact"/>
-              <w:jc w:val="right"/>
-            </w:pPr>
-            <w:r>
-              <w:t xml:space="preserve">11</w:t>
-            </w:r>
-          </w:p>
-        </w:tc>
-        <w:tc>
-          <w:tcPr/>
-          <w:p>
-            <w:pPr>
-              <w:pStyle w:val="Compact"/>
-              <w:jc w:val="right"/>
-            </w:pPr>
-            <w:r>
-              <w:t xml:space="preserve">0,43 min</w:t>
-            </w:r>
-          </w:p>
-        </w:tc>
-        <w:tc>
-          <w:tcPr/>
-          <w:p>
-            <w:pPr>
-              <w:pStyle w:val="Compact"/>
-              <w:jc w:val="right"/>
-            </w:pPr>
-            <w:r>
+              <w:spacing w:before="0" w:after="0" w:line="210" w:lineRule="auto"/>
+            </w:pPr>
+            <w:r>
+              <w:rPr>
+                <w:sz w:val="16"/>
+                <w:szCs w:val="16"/>
+              </w:rPr>
               <w:t xml:space="preserve">5,0 min</w:t>
             </w:r>
           </w:p>
         </w:tc>
       </w:tr>
       <w:tr>
-        <w:tc>
-          <w:tcPr/>
+        <w:trPr>
+          <w:cantSplit/>
+        </w:trPr>
+        <w:tc>
+          <w:tcPr>
+            <w:tcW w:w="1900" w:type="dxa"/>
+            <w:vAlign w:val="center"/>
+            <w:shd w:fill="F6F8FA" w:val="clear" w:color="auto"/>
+          </w:tcPr>
           <w:p>
             <w:pPr>
               <w:pStyle w:val="Compact"/>
               <w:jc w:val="left"/>
-            </w:pPr>
-            <w:r>
+              <w:spacing w:before="0" w:after="0" w:line="210" w:lineRule="auto"/>
+            </w:pPr>
+            <w:r>
+              <w:rPr>
+                <w:sz w:val="16"/>
+                <w:szCs w:val="16"/>
+              </w:rPr>
               <w:t xml:space="preserve">3 sjåfører</w:t>
             </w:r>
           </w:p>
         </w:tc>
         <w:tc>
-          <w:tcPr/>
+          <w:tcPr>
+            <w:tcW w:w="520" w:type="dxa"/>
+            <w:vAlign w:val="center"/>
+            <w:shd w:fill="F6F8FA" w:val="clear" w:color="auto"/>
+          </w:tcPr>
+          <w:p>
+            <w:pPr>
+              <w:pStyle w:val="Compact"/>
+              <w:jc w:val="center"/>
+              <w:spacing w:before="0" w:after="0" w:line="210" w:lineRule="auto"/>
+            </w:pPr>
+            <w:r>
+              <w:rPr>
+                <w:sz w:val="16"/>
+                <w:szCs w:val="16"/>
+              </w:rPr>
+              <w:t xml:space="preserve">3</w:t>
+            </w:r>
+          </w:p>
+        </w:tc>
+        <w:tc>
+          <w:tcPr>
+            <w:tcW w:w="520" w:type="dxa"/>
+            <w:vAlign w:val="center"/>
+            <w:shd w:fill="F6F8FA" w:val="clear" w:color="auto"/>
+          </w:tcPr>
+          <w:p>
+            <w:pPr>
+              <w:pStyle w:val="Compact"/>
+              <w:jc w:val="center"/>
+              <w:spacing w:before="0" w:after="0" w:line="210" w:lineRule="auto"/>
+            </w:pPr>
+            <w:r>
+              <w:rPr>
+                <w:sz w:val="16"/>
+                <w:szCs w:val="16"/>
+              </w:rPr>
+              <w:t xml:space="preserve">0 %</w:t>
+            </w:r>
+          </w:p>
+        </w:tc>
+        <w:tc>
+          <w:tcPr>
+            <w:tcW w:w="650" w:type="dxa"/>
+            <w:vAlign w:val="center"/>
+            <w:shd w:fill="F6F8FA" w:val="clear" w:color="auto"/>
+          </w:tcPr>
+          <w:p>
+            <w:pPr>
+              <w:pStyle w:val="Compact"/>
+              <w:jc w:val="center"/>
+              <w:spacing w:before="0" w:after="0" w:line="210" w:lineRule="auto"/>
+            </w:pPr>
+            <w:r>
+              <w:rPr>
+                <w:sz w:val="16"/>
+                <w:szCs w:val="16"/>
+              </w:rPr>
+              <w:t xml:space="preserve">PÅ</w:t>
+            </w:r>
+          </w:p>
+        </w:tc>
+        <w:tc>
+          <w:tcPr>
+            <w:tcW w:w="580" w:type="dxa"/>
+            <w:vAlign w:val="center"/>
+            <w:shd w:fill="F6F8FA" w:val="clear" w:color="auto"/>
+          </w:tcPr>
+          <w:p>
+            <w:pPr>
+              <w:pStyle w:val="Compact"/>
+              <w:jc w:val="center"/>
+              <w:spacing w:before="0" w:after="0" w:line="210" w:lineRule="auto"/>
+            </w:pPr>
+            <w:r>
+              <w:rPr>
+                <w:sz w:val="16"/>
+                <w:szCs w:val="16"/>
+              </w:rPr>
+              <w:t xml:space="preserve">NEI</w:t>
+            </w:r>
+          </w:p>
+        </w:tc>
+        <w:tc>
+          <w:tcPr>
+            <w:tcW w:w="430" w:type="dxa"/>
+            <w:vAlign w:val="center"/>
+            <w:shd w:fill="F6F8FA" w:val="clear" w:color="auto"/>
+          </w:tcPr>
+          <w:p>
+            <w:pPr>
+              <w:pStyle w:val="Compact"/>
+              <w:jc w:val="center"/>
+              <w:spacing w:before="0" w:after="0" w:line="210" w:lineRule="auto"/>
+            </w:pPr>
+            <w:r>
+              <w:rPr>
+                <w:sz w:val="16"/>
+                <w:szCs w:val="16"/>
+              </w:rPr>
+              <w:t xml:space="preserve">141</w:t>
+            </w:r>
+          </w:p>
+        </w:tc>
+        <w:tc>
+          <w:tcPr>
+            <w:tcW w:w="430" w:type="dxa"/>
+            <w:vAlign w:val="center"/>
+            <w:shd w:fill="F6F8FA" w:val="clear" w:color="auto"/>
+          </w:tcPr>
+          <w:p>
+            <w:pPr>
+              <w:pStyle w:val="Compact"/>
+              <w:jc w:val="center"/>
+              <w:spacing w:before="0" w:after="0" w:line="210" w:lineRule="auto"/>
+            </w:pPr>
+            <w:r>
+              <w:rPr>
+                <w:sz w:val="16"/>
+                <w:szCs w:val="16"/>
+              </w:rPr>
+              <w:t xml:space="preserve">125</w:t>
+            </w:r>
+          </w:p>
+        </w:tc>
+        <w:tc>
+          <w:tcPr>
+            <w:tcW w:w="520" w:type="dxa"/>
+            <w:vAlign w:val="center"/>
+            <w:shd w:fill="F6F8FA" w:val="clear" w:color="auto"/>
+          </w:tcPr>
+          <w:p>
+            <w:pPr>
+              <w:pStyle w:val="Compact"/>
+              <w:jc w:val="center"/>
+              <w:spacing w:before="0" w:after="0" w:line="210" w:lineRule="auto"/>
+            </w:pPr>
+            <w:r>
+              <w:rPr>
+                <w:sz w:val="16"/>
+                <w:szCs w:val="16"/>
+              </w:rPr>
+              <w:t xml:space="preserve">16</w:t>
+            </w:r>
+          </w:p>
+        </w:tc>
+        <w:tc>
+          <w:tcPr>
+            <w:tcW w:w="900" w:type="dxa"/>
+            <w:vAlign w:val="center"/>
+            <w:shd w:fill="F6F8FA" w:val="clear" w:color="auto"/>
+          </w:tcPr>
           <w:p>
             <w:pPr>
               <w:pStyle w:val="Compact"/>
               <w:jc w:val="right"/>
-            </w:pPr>
-            <w:r>
-              <w:t xml:space="preserve">3</w:t>
-            </w:r>
-          </w:p>
-        </w:tc>
-        <w:tc>
-          <w:tcPr/>
+              <w:spacing w:before="0" w:after="0" w:line="210" w:lineRule="auto"/>
+            </w:pPr>
+            <w:r>
+              <w:rPr>
+                <w:sz w:val="16"/>
+                <w:szCs w:val="16"/>
+              </w:rPr>
+              <w:t xml:space="preserve">0,35 min</w:t>
+            </w:r>
+          </w:p>
+        </w:tc>
+        <w:tc>
+          <w:tcPr>
+            <w:tcW w:w="900" w:type="dxa"/>
+            <w:vAlign w:val="center"/>
+            <w:shd w:fill="F6F8FA" w:val="clear" w:color="auto"/>
+          </w:tcPr>
           <w:p>
             <w:pPr>
               <w:pStyle w:val="Compact"/>
               <w:jc w:val="right"/>
-            </w:pPr>
-            <w:r>
-              <w:t xml:space="preserve">0 %</w:t>
-            </w:r>
-          </w:p>
-        </w:tc>
-        <w:tc>
-          <w:tcPr/>
-          <w:p>
-            <w:pPr>
-              <w:pStyle w:val="Compact"/>
-              <w:jc w:val="left"/>
-            </w:pPr>
-            <w:r>
-              <w:t xml:space="preserve">PÅ</w:t>
-            </w:r>
-          </w:p>
-        </w:tc>
-        <w:tc>
-          <w:tcPr/>
-          <w:p>
-            <w:pPr>
-              <w:pStyle w:val="Compact"/>
-              <w:jc w:val="left"/>
-            </w:pPr>
-            <w:r>
-              <w:t xml:space="preserve">NEI</w:t>
-            </w:r>
-          </w:p>
-        </w:tc>
-        <w:tc>
-          <w:tcPr/>
-          <w:p>
-            <w:pPr>
-              <w:pStyle w:val="Compact"/>
-              <w:jc w:val="right"/>
-            </w:pPr>
-            <w:r>
-              <w:t xml:space="preserve">141</w:t>
-            </w:r>
-          </w:p>
-        </w:tc>
-        <w:tc>
-          <w:tcPr/>
-          <w:p>
-            <w:pPr>
-              <w:pStyle w:val="Compact"/>
-              <w:jc w:val="right"/>
-            </w:pPr>
-            <w:r>
-              <w:t xml:space="preserve">125</w:t>
-            </w:r>
-          </w:p>
-        </w:tc>
-        <w:tc>
-          <w:tcPr/>
-          <w:p>
-            <w:pPr>
-              <w:pStyle w:val="Compact"/>
-              <w:jc w:val="right"/>
-            </w:pPr>
-            <w:r>
-              <w:t xml:space="preserve">16</w:t>
-            </w:r>
-          </w:p>
-        </w:tc>
-        <w:tc>
-          <w:tcPr/>
-          <w:p>
-            <w:pPr>
-              <w:pStyle w:val="Compact"/>
-              <w:jc w:val="right"/>
-            </w:pPr>
-            <w:r>
-              <w:t xml:space="preserve">0,35 min</w:t>
-            </w:r>
-          </w:p>
-        </w:tc>
-        <w:tc>
-          <w:tcPr/>
-          <w:p>
-            <w:pPr>
-              <w:pStyle w:val="Compact"/>
-              <w:jc w:val="right"/>
-            </w:pPr>
-            <w:r>
+              <w:spacing w:before="0" w:after="0" w:line="210" w:lineRule="auto"/>
+            </w:pPr>
+            <w:r>
+              <w:rPr>
+                <w:sz w:val="16"/>
+                <w:szCs w:val="16"/>
+              </w:rPr>
               <w:t xml:space="preserve">5,0 min</w:t>
             </w:r>
           </w:p>
         </w:tc>
       </w:tr>
       <w:tr>
-        <w:tc>
-          <w:tcPr/>
+        <w:trPr>
+          <w:cantSplit/>
+        </w:trPr>
+        <w:tc>
+          <w:tcPr>
+            <w:tcW w:w="1900" w:type="dxa"/>
+            <w:vAlign w:val="center"/>
+          </w:tcPr>
           <w:p>
             <w:pPr>
               <w:pStyle w:val="Compact"/>
               <w:jc w:val="left"/>
-            </w:pPr>
-            <w:r>
+              <w:spacing w:before="0" w:after="0" w:line="210" w:lineRule="auto"/>
+            </w:pPr>
+            <w:r>
+              <w:rPr>
+                <w:sz w:val="16"/>
+                <w:szCs w:val="16"/>
+              </w:rPr>
               <w:t xml:space="preserve">Remote AV</w:t>
             </w:r>
           </w:p>
         </w:tc>
         <w:tc>
-          <w:tcPr/>
+          <w:tcPr>
+            <w:tcW w:w="520" w:type="dxa"/>
+            <w:vAlign w:val="center"/>
+          </w:tcPr>
+          <w:p>
+            <w:pPr>
+              <w:pStyle w:val="Compact"/>
+              <w:jc w:val="center"/>
+              <w:spacing w:before="0" w:after="0" w:line="210" w:lineRule="auto"/>
+            </w:pPr>
+            <w:r>
+              <w:rPr>
+                <w:sz w:val="16"/>
+                <w:szCs w:val="16"/>
+              </w:rPr>
+              <w:t xml:space="preserve">2</w:t>
+            </w:r>
+          </w:p>
+        </w:tc>
+        <w:tc>
+          <w:tcPr>
+            <w:tcW w:w="520" w:type="dxa"/>
+            <w:vAlign w:val="center"/>
+          </w:tcPr>
+          <w:p>
+            <w:pPr>
+              <w:pStyle w:val="Compact"/>
+              <w:jc w:val="center"/>
+              <w:spacing w:before="0" w:after="0" w:line="210" w:lineRule="auto"/>
+            </w:pPr>
+            <w:r>
+              <w:rPr>
+                <w:sz w:val="16"/>
+                <w:szCs w:val="16"/>
+              </w:rPr>
+              <w:t xml:space="preserve">0 %</w:t>
+            </w:r>
+          </w:p>
+        </w:tc>
+        <w:tc>
+          <w:tcPr>
+            <w:tcW w:w="650" w:type="dxa"/>
+            <w:vAlign w:val="center"/>
+          </w:tcPr>
+          <w:p>
+            <w:pPr>
+              <w:pStyle w:val="Compact"/>
+              <w:jc w:val="center"/>
+              <w:spacing w:before="0" w:after="0" w:line="210" w:lineRule="auto"/>
+            </w:pPr>
+            <w:r>
+              <w:rPr>
+                <w:sz w:val="16"/>
+                <w:szCs w:val="16"/>
+              </w:rPr>
+              <w:t xml:space="preserve">AV</w:t>
+            </w:r>
+          </w:p>
+        </w:tc>
+        <w:tc>
+          <w:tcPr>
+            <w:tcW w:w="580" w:type="dxa"/>
+            <w:vAlign w:val="center"/>
+          </w:tcPr>
+          <w:p>
+            <w:pPr>
+              <w:pStyle w:val="Compact"/>
+              <w:jc w:val="center"/>
+              <w:spacing w:before="0" w:after="0" w:line="210" w:lineRule="auto"/>
+            </w:pPr>
+            <w:r>
+              <w:rPr>
+                <w:sz w:val="16"/>
+                <w:szCs w:val="16"/>
+              </w:rPr>
+              <w:t xml:space="preserve">NEI</w:t>
+            </w:r>
+          </w:p>
+        </w:tc>
+        <w:tc>
+          <w:tcPr>
+            <w:tcW w:w="430" w:type="dxa"/>
+            <w:vAlign w:val="center"/>
+          </w:tcPr>
+          <w:p>
+            <w:pPr>
+              <w:pStyle w:val="Compact"/>
+              <w:jc w:val="center"/>
+              <w:spacing w:before="0" w:after="0" w:line="210" w:lineRule="auto"/>
+            </w:pPr>
+            <w:r>
+              <w:rPr>
+                <w:sz w:val="16"/>
+                <w:szCs w:val="16"/>
+              </w:rPr>
+              <w:t xml:space="preserve">141</w:t>
+            </w:r>
+          </w:p>
+        </w:tc>
+        <w:tc>
+          <w:tcPr>
+            <w:tcW w:w="430" w:type="dxa"/>
+            <w:vAlign w:val="center"/>
+          </w:tcPr>
+          <w:p>
+            <w:pPr>
+              <w:pStyle w:val="Compact"/>
+              <w:jc w:val="center"/>
+              <w:spacing w:before="0" w:after="0" w:line="210" w:lineRule="auto"/>
+            </w:pPr>
+            <w:r>
+              <w:rPr>
+                <w:sz w:val="16"/>
+                <w:szCs w:val="16"/>
+              </w:rPr>
+              <w:t xml:space="preserve">132</w:t>
+            </w:r>
+          </w:p>
+        </w:tc>
+        <w:tc>
+          <w:tcPr>
+            <w:tcW w:w="520" w:type="dxa"/>
+            <w:vAlign w:val="center"/>
+          </w:tcPr>
+          <w:p>
+            <w:pPr>
+              <w:pStyle w:val="Compact"/>
+              <w:jc w:val="center"/>
+              <w:spacing w:before="0" w:after="0" w:line="210" w:lineRule="auto"/>
+            </w:pPr>
+            <w:r>
+              <w:rPr>
+                <w:sz w:val="16"/>
+                <w:szCs w:val="16"/>
+              </w:rPr>
+              <w:t xml:space="preserve">9</w:t>
+            </w:r>
+          </w:p>
+        </w:tc>
+        <w:tc>
+          <w:tcPr>
+            <w:tcW w:w="900" w:type="dxa"/>
+            <w:vAlign w:val="center"/>
+          </w:tcPr>
           <w:p>
             <w:pPr>
               <w:pStyle w:val="Compact"/>
               <w:jc w:val="right"/>
-            </w:pPr>
-            <w:r>
-              <w:t xml:space="preserve">2</w:t>
-            </w:r>
-          </w:p>
-        </w:tc>
-        <w:tc>
-          <w:tcPr/>
+              <w:spacing w:before="0" w:after="0" w:line="210" w:lineRule="auto"/>
+            </w:pPr>
+            <w:r>
+              <w:rPr>
+                <w:sz w:val="16"/>
+                <w:szCs w:val="16"/>
+              </w:rPr>
+              <w:t xml:space="preserve">0,53 min</w:t>
+            </w:r>
+          </w:p>
+        </w:tc>
+        <w:tc>
+          <w:tcPr>
+            <w:tcW w:w="900" w:type="dxa"/>
+            <w:vAlign w:val="center"/>
+          </w:tcPr>
           <w:p>
             <w:pPr>
               <w:pStyle w:val="Compact"/>
               <w:jc w:val="right"/>
-            </w:pPr>
-            <w:r>
-              <w:t xml:space="preserve">0 %</w:t>
-            </w:r>
-          </w:p>
-        </w:tc>
-        <w:tc>
-          <w:tcPr/>
-          <w:p>
-            <w:pPr>
-              <w:pStyle w:val="Compact"/>
-              <w:jc w:val="left"/>
-            </w:pPr>
-            <w:r>
-              <w:t xml:space="preserve">AV</w:t>
-            </w:r>
-          </w:p>
-        </w:tc>
-        <w:tc>
-          <w:tcPr/>
-          <w:p>
-            <w:pPr>
-              <w:pStyle w:val="Compact"/>
-              <w:jc w:val="left"/>
-            </w:pPr>
-            <w:r>
-              <w:t xml:space="preserve">NEI</w:t>
-            </w:r>
-          </w:p>
-        </w:tc>
-        <w:tc>
-          <w:tcPr/>
-          <w:p>
-            <w:pPr>
-              <w:pStyle w:val="Compact"/>
-              <w:jc w:val="right"/>
-            </w:pPr>
-            <w:r>
-              <w:t xml:space="preserve">141</w:t>
-            </w:r>
-          </w:p>
-        </w:tc>
-        <w:tc>
-          <w:tcPr/>
-          <w:p>
-            <w:pPr>
-              <w:pStyle w:val="Compact"/>
-              <w:jc w:val="right"/>
-            </w:pPr>
-            <w:r>
-              <w:t xml:space="preserve">132</w:t>
-            </w:r>
-          </w:p>
-        </w:tc>
-        <w:tc>
-          <w:tcPr/>
-          <w:p>
-            <w:pPr>
-              <w:pStyle w:val="Compact"/>
-              <w:jc w:val="right"/>
-            </w:pPr>
-            <w:r>
-              <w:t xml:space="preserve">9</w:t>
-            </w:r>
-          </w:p>
-        </w:tc>
-        <w:tc>
-          <w:tcPr/>
-          <w:p>
-            <w:pPr>
-              <w:pStyle w:val="Compact"/>
-              <w:jc w:val="right"/>
-            </w:pPr>
-            <w:r>
-              <w:t xml:space="preserve">0,53 min</w:t>
-            </w:r>
-          </w:p>
-        </w:tc>
-        <w:tc>
-          <w:tcPr/>
-          <w:p>
-            <w:pPr>
-              <w:pStyle w:val="Compact"/>
-              <w:jc w:val="right"/>
-            </w:pPr>
-            <w:r>
+              <w:spacing w:before="0" w:after="0" w:line="210" w:lineRule="auto"/>
+            </w:pPr>
+            <w:r>
+              <w:rPr>
+                <w:sz w:val="16"/>
+                <w:szCs w:val="16"/>
+              </w:rPr>
               <w:t xml:space="preserve">5,0 min</w:t>
             </w:r>
           </w:p>
         </w:tc>
       </w:tr>
       <w:tr>
-        <w:tc>
-          <w:tcPr/>
+        <w:trPr>
+          <w:cantSplit/>
+        </w:trPr>
+        <w:tc>
+          <w:tcPr>
+            <w:tcW w:w="1900" w:type="dxa"/>
+            <w:vAlign w:val="center"/>
+            <w:shd w:fill="F6F8FA" w:val="clear" w:color="auto"/>
+          </w:tcPr>
           <w:p>
             <w:pPr>
               <w:pStyle w:val="Compact"/>
               <w:jc w:val="left"/>
-            </w:pPr>
-            <w:r>
+              <w:spacing w:before="0" w:after="0" w:line="210" w:lineRule="auto"/>
+            </w:pPr>
+            <w:r>
+              <w:rPr>
+                <w:sz w:val="16"/>
+                <w:szCs w:val="16"/>
+              </w:rPr>
               <w:t xml:space="preserve">Vekst +10 %</w:t>
             </w:r>
           </w:p>
         </w:tc>
         <w:tc>
-          <w:tcPr/>
+          <w:tcPr>
+            <w:tcW w:w="520" w:type="dxa"/>
+            <w:vAlign w:val="center"/>
+            <w:shd w:fill="F6F8FA" w:val="clear" w:color="auto"/>
+          </w:tcPr>
+          <w:p>
+            <w:pPr>
+              <w:pStyle w:val="Compact"/>
+              <w:jc w:val="center"/>
+              <w:spacing w:before="0" w:after="0" w:line="210" w:lineRule="auto"/>
+            </w:pPr>
+            <w:r>
+              <w:rPr>
+                <w:sz w:val="16"/>
+                <w:szCs w:val="16"/>
+              </w:rPr>
+              <w:t xml:space="preserve">2</w:t>
+            </w:r>
+          </w:p>
+        </w:tc>
+        <w:tc>
+          <w:tcPr>
+            <w:tcW w:w="520" w:type="dxa"/>
+            <w:vAlign w:val="center"/>
+            <w:shd w:fill="F6F8FA" w:val="clear" w:color="auto"/>
+          </w:tcPr>
+          <w:p>
+            <w:pPr>
+              <w:pStyle w:val="Compact"/>
+              <w:jc w:val="center"/>
+              <w:spacing w:before="0" w:after="0" w:line="210" w:lineRule="auto"/>
+            </w:pPr>
+            <w:r>
+              <w:rPr>
+                <w:sz w:val="16"/>
+                <w:szCs w:val="16"/>
+              </w:rPr>
+              <w:t xml:space="preserve">10 %</w:t>
+            </w:r>
+          </w:p>
+        </w:tc>
+        <w:tc>
+          <w:tcPr>
+            <w:tcW w:w="650" w:type="dxa"/>
+            <w:vAlign w:val="center"/>
+            <w:shd w:fill="F6F8FA" w:val="clear" w:color="auto"/>
+          </w:tcPr>
+          <w:p>
+            <w:pPr>
+              <w:pStyle w:val="Compact"/>
+              <w:jc w:val="center"/>
+              <w:spacing w:before="0" w:after="0" w:line="210" w:lineRule="auto"/>
+            </w:pPr>
+            <w:r>
+              <w:rPr>
+                <w:sz w:val="16"/>
+                <w:szCs w:val="16"/>
+              </w:rPr>
+              <w:t xml:space="preserve">PÅ</w:t>
+            </w:r>
+          </w:p>
+        </w:tc>
+        <w:tc>
+          <w:tcPr>
+            <w:tcW w:w="580" w:type="dxa"/>
+            <w:vAlign w:val="center"/>
+            <w:shd w:fill="F6F8FA" w:val="clear" w:color="auto"/>
+          </w:tcPr>
+          <w:p>
+            <w:pPr>
+              <w:pStyle w:val="Compact"/>
+              <w:jc w:val="center"/>
+              <w:spacing w:before="0" w:after="0" w:line="210" w:lineRule="auto"/>
+            </w:pPr>
+            <w:r>
+              <w:rPr>
+                <w:sz w:val="16"/>
+                <w:szCs w:val="16"/>
+              </w:rPr>
+              <w:t xml:space="preserve">NEI</w:t>
+            </w:r>
+          </w:p>
+        </w:tc>
+        <w:tc>
+          <w:tcPr>
+            <w:tcW w:w="430" w:type="dxa"/>
+            <w:vAlign w:val="center"/>
+            <w:shd w:fill="F6F8FA" w:val="clear" w:color="auto"/>
+          </w:tcPr>
+          <w:p>
+            <w:pPr>
+              <w:pStyle w:val="Compact"/>
+              <w:jc w:val="center"/>
+              <w:spacing w:before="0" w:after="0" w:line="210" w:lineRule="auto"/>
+            </w:pPr>
+            <w:r>
+              <w:rPr>
+                <w:sz w:val="16"/>
+                <w:szCs w:val="16"/>
+              </w:rPr>
+              <w:t xml:space="preserve">143</w:t>
+            </w:r>
+          </w:p>
+        </w:tc>
+        <w:tc>
+          <w:tcPr>
+            <w:tcW w:w="430" w:type="dxa"/>
+            <w:vAlign w:val="center"/>
+            <w:shd w:fill="F6F8FA" w:val="clear" w:color="auto"/>
+          </w:tcPr>
+          <w:p>
+            <w:pPr>
+              <w:pStyle w:val="Compact"/>
+              <w:jc w:val="center"/>
+              <w:spacing w:before="0" w:after="0" w:line="210" w:lineRule="auto"/>
+            </w:pPr>
+            <w:r>
+              <w:rPr>
+                <w:sz w:val="16"/>
+                <w:szCs w:val="16"/>
+              </w:rPr>
+              <w:t xml:space="preserve">130</w:t>
+            </w:r>
+          </w:p>
+        </w:tc>
+        <w:tc>
+          <w:tcPr>
+            <w:tcW w:w="520" w:type="dxa"/>
+            <w:vAlign w:val="center"/>
+            <w:shd w:fill="F6F8FA" w:val="clear" w:color="auto"/>
+          </w:tcPr>
+          <w:p>
+            <w:pPr>
+              <w:pStyle w:val="Compact"/>
+              <w:jc w:val="center"/>
+              <w:spacing w:before="0" w:after="0" w:line="210" w:lineRule="auto"/>
+            </w:pPr>
+            <w:r>
+              <w:rPr>
+                <w:sz w:val="16"/>
+                <w:szCs w:val="16"/>
+              </w:rPr>
+              <w:t xml:space="preserve">13</w:t>
+            </w:r>
+          </w:p>
+        </w:tc>
+        <w:tc>
+          <w:tcPr>
+            <w:tcW w:w="900" w:type="dxa"/>
+            <w:vAlign w:val="center"/>
+            <w:shd w:fill="F6F8FA" w:val="clear" w:color="auto"/>
+          </w:tcPr>
           <w:p>
             <w:pPr>
               <w:pStyle w:val="Compact"/>
               <w:jc w:val="right"/>
-            </w:pPr>
-            <w:r>
-              <w:t xml:space="preserve">2</w:t>
-            </w:r>
-          </w:p>
-        </w:tc>
-        <w:tc>
-          <w:tcPr/>
+              <w:spacing w:before="0" w:after="0" w:line="210" w:lineRule="auto"/>
+            </w:pPr>
+            <w:r>
+              <w:rPr>
+                <w:sz w:val="16"/>
+                <w:szCs w:val="16"/>
+              </w:rPr>
+              <w:t xml:space="preserve">0,35 min</w:t>
+            </w:r>
+          </w:p>
+        </w:tc>
+        <w:tc>
+          <w:tcPr>
+            <w:tcW w:w="900" w:type="dxa"/>
+            <w:vAlign w:val="center"/>
+            <w:shd w:fill="F6F8FA" w:val="clear" w:color="auto"/>
+          </w:tcPr>
           <w:p>
             <w:pPr>
               <w:pStyle w:val="Compact"/>
               <w:jc w:val="right"/>
-            </w:pPr>
-            <w:r>
-              <w:t xml:space="preserve">10 %</w:t>
-            </w:r>
-          </w:p>
-        </w:tc>
-        <w:tc>
-          <w:tcPr/>
-          <w:p>
-            <w:pPr>
-              <w:pStyle w:val="Compact"/>
-              <w:jc w:val="left"/>
-            </w:pPr>
-            <w:r>
-              <w:t xml:space="preserve">PÅ</w:t>
-            </w:r>
-          </w:p>
-        </w:tc>
-        <w:tc>
-          <w:tcPr/>
-          <w:p>
-            <w:pPr>
-              <w:pStyle w:val="Compact"/>
-              <w:jc w:val="left"/>
-            </w:pPr>
-            <w:r>
-              <w:t xml:space="preserve">NEI</w:t>
-            </w:r>
-          </w:p>
-        </w:tc>
-        <w:tc>
-          <w:tcPr/>
-          <w:p>
-            <w:pPr>
-              <w:pStyle w:val="Compact"/>
-              <w:jc w:val="right"/>
-            </w:pPr>
-            <w:r>
-              <w:t xml:space="preserve">143</w:t>
-            </w:r>
-          </w:p>
-        </w:tc>
-        <w:tc>
-          <w:tcPr/>
-          <w:p>
-            <w:pPr>
-              <w:pStyle w:val="Compact"/>
-              <w:jc w:val="right"/>
-            </w:pPr>
-            <w:r>
-              <w:t xml:space="preserve">130</w:t>
-            </w:r>
-          </w:p>
-        </w:tc>
-        <w:tc>
-          <w:tcPr/>
-          <w:p>
-            <w:pPr>
-              <w:pStyle w:val="Compact"/>
-              <w:jc w:val="right"/>
-            </w:pPr>
-            <w:r>
-              <w:t xml:space="preserve">13</w:t>
-            </w:r>
-          </w:p>
-        </w:tc>
-        <w:tc>
-          <w:tcPr/>
-          <w:p>
-            <w:pPr>
-              <w:pStyle w:val="Compact"/>
-              <w:jc w:val="right"/>
-            </w:pPr>
-            <w:r>
-              <w:t xml:space="preserve">0,35 min</w:t>
-            </w:r>
-          </w:p>
-        </w:tc>
-        <w:tc>
-          <w:tcPr/>
-          <w:p>
-            <w:pPr>
-              <w:pStyle w:val="Compact"/>
-              <w:jc w:val="right"/>
-            </w:pPr>
-            <w:r>
+              <w:spacing w:before="0" w:after="0" w:line="210" w:lineRule="auto"/>
+            </w:pPr>
+            <w:r>
+              <w:rPr>
+                <w:sz w:val="16"/>
+                <w:szCs w:val="16"/>
+              </w:rPr>
               <w:t xml:space="preserve">5,0 min</w:t>
             </w:r>
           </w:p>
         </w:tc>
       </w:tr>
       <w:tr>
-        <w:tc>
-          <w:tcPr/>
+        <w:trPr>
+          <w:cantSplit/>
+        </w:trPr>
+        <w:tc>
+          <w:tcPr>
+            <w:tcW w:w="1900" w:type="dxa"/>
+            <w:vAlign w:val="center"/>
+          </w:tcPr>
           <w:p>
             <w:pPr>
               <w:pStyle w:val="Compact"/>
               <w:jc w:val="left"/>
-            </w:pPr>
-            <w:r>
+              <w:spacing w:before="0" w:after="0" w:line="210" w:lineRule="auto"/>
+            </w:pPr>
+            <w:r>
+              <w:rPr>
+                <w:sz w:val="16"/>
+                <w:szCs w:val="16"/>
+              </w:rPr>
               <w:t xml:space="preserve">Vekst +20 %</w:t>
             </w:r>
           </w:p>
         </w:tc>
         <w:tc>
-          <w:tcPr/>
+          <w:tcPr>
+            <w:tcW w:w="520" w:type="dxa"/>
+            <w:vAlign w:val="center"/>
+          </w:tcPr>
+          <w:p>
+            <w:pPr>
+              <w:pStyle w:val="Compact"/>
+              <w:jc w:val="center"/>
+              <w:spacing w:before="0" w:after="0" w:line="210" w:lineRule="auto"/>
+            </w:pPr>
+            <w:r>
+              <w:rPr>
+                <w:sz w:val="16"/>
+                <w:szCs w:val="16"/>
+              </w:rPr>
+              <w:t xml:space="preserve">2</w:t>
+            </w:r>
+          </w:p>
+        </w:tc>
+        <w:tc>
+          <w:tcPr>
+            <w:tcW w:w="520" w:type="dxa"/>
+            <w:vAlign w:val="center"/>
+          </w:tcPr>
+          <w:p>
+            <w:pPr>
+              <w:pStyle w:val="Compact"/>
+              <w:jc w:val="center"/>
+              <w:spacing w:before="0" w:after="0" w:line="210" w:lineRule="auto"/>
+            </w:pPr>
+            <w:r>
+              <w:rPr>
+                <w:sz w:val="16"/>
+                <w:szCs w:val="16"/>
+              </w:rPr>
+              <w:t xml:space="preserve">20 %</w:t>
+            </w:r>
+          </w:p>
+        </w:tc>
+        <w:tc>
+          <w:tcPr>
+            <w:tcW w:w="650" w:type="dxa"/>
+            <w:vAlign w:val="center"/>
+          </w:tcPr>
+          <w:p>
+            <w:pPr>
+              <w:pStyle w:val="Compact"/>
+              <w:jc w:val="center"/>
+              <w:spacing w:before="0" w:after="0" w:line="210" w:lineRule="auto"/>
+            </w:pPr>
+            <w:r>
+              <w:rPr>
+                <w:sz w:val="16"/>
+                <w:szCs w:val="16"/>
+              </w:rPr>
+              <w:t xml:space="preserve">PÅ</w:t>
+            </w:r>
+          </w:p>
+        </w:tc>
+        <w:tc>
+          <w:tcPr>
+            <w:tcW w:w="580" w:type="dxa"/>
+            <w:vAlign w:val="center"/>
+          </w:tcPr>
+          <w:p>
+            <w:pPr>
+              <w:pStyle w:val="Compact"/>
+              <w:jc w:val="center"/>
+              <w:spacing w:before="0" w:after="0" w:line="210" w:lineRule="auto"/>
+            </w:pPr>
+            <w:r>
+              <w:rPr>
+                <w:sz w:val="16"/>
+                <w:szCs w:val="16"/>
+              </w:rPr>
+              <w:t xml:space="preserve">NEI</w:t>
+            </w:r>
+          </w:p>
+        </w:tc>
+        <w:tc>
+          <w:tcPr>
+            <w:tcW w:w="430" w:type="dxa"/>
+            <w:vAlign w:val="center"/>
+          </w:tcPr>
+          <w:p>
+            <w:pPr>
+              <w:pStyle w:val="Compact"/>
+              <w:jc w:val="center"/>
+              <w:spacing w:before="0" w:after="0" w:line="210" w:lineRule="auto"/>
+            </w:pPr>
+            <w:r>
+              <w:rPr>
+                <w:sz w:val="16"/>
+                <w:szCs w:val="16"/>
+              </w:rPr>
+              <w:t xml:space="preserve">146</w:t>
+            </w:r>
+          </w:p>
+        </w:tc>
+        <w:tc>
+          <w:tcPr>
+            <w:tcW w:w="430" w:type="dxa"/>
+            <w:vAlign w:val="center"/>
+          </w:tcPr>
+          <w:p>
+            <w:pPr>
+              <w:pStyle w:val="Compact"/>
+              <w:jc w:val="center"/>
+              <w:spacing w:before="0" w:after="0" w:line="210" w:lineRule="auto"/>
+            </w:pPr>
+            <w:r>
+              <w:rPr>
+                <w:sz w:val="16"/>
+                <w:szCs w:val="16"/>
+              </w:rPr>
+              <w:t xml:space="preserve">131</w:t>
+            </w:r>
+          </w:p>
+        </w:tc>
+        <w:tc>
+          <w:tcPr>
+            <w:tcW w:w="520" w:type="dxa"/>
+            <w:vAlign w:val="center"/>
+          </w:tcPr>
+          <w:p>
+            <w:pPr>
+              <w:pStyle w:val="Compact"/>
+              <w:jc w:val="center"/>
+              <w:spacing w:before="0" w:after="0" w:line="210" w:lineRule="auto"/>
+            </w:pPr>
+            <w:r>
+              <w:rPr>
+                <w:sz w:val="16"/>
+                <w:szCs w:val="16"/>
+              </w:rPr>
+              <w:t xml:space="preserve">15</w:t>
+            </w:r>
+          </w:p>
+        </w:tc>
+        <w:tc>
+          <w:tcPr>
+            <w:tcW w:w="900" w:type="dxa"/>
+            <w:vAlign w:val="center"/>
+          </w:tcPr>
           <w:p>
             <w:pPr>
               <w:pStyle w:val="Compact"/>
               <w:jc w:val="right"/>
-            </w:pPr>
-            <w:r>
-              <w:t xml:space="preserve">2</w:t>
-            </w:r>
-          </w:p>
-        </w:tc>
-        <w:tc>
-          <w:tcPr/>
+              <w:spacing w:before="0" w:after="0" w:line="210" w:lineRule="auto"/>
+            </w:pPr>
+            <w:r>
+              <w:rPr>
+                <w:sz w:val="16"/>
+                <w:szCs w:val="16"/>
+              </w:rPr>
+              <w:t xml:space="preserve">0,41 min</w:t>
+            </w:r>
+          </w:p>
+        </w:tc>
+        <w:tc>
+          <w:tcPr>
+            <w:tcW w:w="900" w:type="dxa"/>
+            <w:vAlign w:val="center"/>
+          </w:tcPr>
           <w:p>
             <w:pPr>
               <w:pStyle w:val="Compact"/>
               <w:jc w:val="right"/>
-            </w:pPr>
-            <w:r>
-              <w:t xml:space="preserve">20 %</w:t>
-            </w:r>
-          </w:p>
-        </w:tc>
-        <w:tc>
-          <w:tcPr/>
-          <w:p>
-            <w:pPr>
-              <w:pStyle w:val="Compact"/>
-              <w:jc w:val="left"/>
-            </w:pPr>
-            <w:r>
-              <w:t xml:space="preserve">PÅ</w:t>
-            </w:r>
-          </w:p>
-        </w:tc>
-        <w:tc>
-          <w:tcPr/>
-          <w:p>
-            <w:pPr>
-              <w:pStyle w:val="Compact"/>
-              <w:jc w:val="left"/>
-            </w:pPr>
-            <w:r>
-              <w:t xml:space="preserve">NEI</w:t>
-            </w:r>
-          </w:p>
-        </w:tc>
-        <w:tc>
-          <w:tcPr/>
-          <w:p>
-            <w:pPr>
-              <w:pStyle w:val="Compact"/>
-              <w:jc w:val="right"/>
-            </w:pPr>
-            <w:r>
-              <w:t xml:space="preserve">146</w:t>
-            </w:r>
-          </w:p>
-        </w:tc>
-        <w:tc>
-          <w:tcPr/>
-          <w:p>
-            <w:pPr>
-              <w:pStyle w:val="Compact"/>
-              <w:jc w:val="right"/>
-            </w:pPr>
-            <w:r>
-              <w:t xml:space="preserve">131</w:t>
-            </w:r>
-          </w:p>
-        </w:tc>
-        <w:tc>
-          <w:tcPr/>
-          <w:p>
-            <w:pPr>
-              <w:pStyle w:val="Compact"/>
-              <w:jc w:val="right"/>
-            </w:pPr>
-            <w:r>
-              <w:t xml:space="preserve">15</w:t>
-            </w:r>
-          </w:p>
-        </w:tc>
-        <w:tc>
-          <w:tcPr/>
-          <w:p>
-            <w:pPr>
-              <w:pStyle w:val="Compact"/>
-              <w:jc w:val="right"/>
-            </w:pPr>
-            <w:r>
-              <w:t xml:space="preserve">0,41 min</w:t>
-            </w:r>
-          </w:p>
-        </w:tc>
-        <w:tc>
-          <w:tcPr/>
-          <w:p>
-            <w:pPr>
-              <w:pStyle w:val="Compact"/>
-              <w:jc w:val="right"/>
-            </w:pPr>
-            <w:r>
+              <w:spacing w:before="0" w:after="0" w:line="210" w:lineRule="auto"/>
+            </w:pPr>
+            <w:r>
+              <w:rPr>
+                <w:sz w:val="16"/>
+                <w:szCs w:val="16"/>
+              </w:rPr>
               <w:t xml:space="preserve">5,0 min</w:t>
             </w:r>
           </w:p>
         </w:tc>
       </w:tr>
       <w:tr>
-        <w:tc>
-          <w:tcPr/>
+        <w:trPr>
+          <w:cantSplit/>
+        </w:trPr>
+        <w:tc>
+          <w:tcPr>
+            <w:tcW w:w="1900" w:type="dxa"/>
+            <w:vAlign w:val="center"/>
+            <w:shd w:fill="F6F8FA" w:val="clear" w:color="auto"/>
+          </w:tcPr>
           <w:p>
             <w:pPr>
               <w:pStyle w:val="Compact"/>
               <w:jc w:val="left"/>
-            </w:pPr>
-            <w:r>
+              <w:spacing w:before="0" w:after="0" w:line="210" w:lineRule="auto"/>
+            </w:pPr>
+            <w:r>
+              <w:rPr>
+                <w:sz w:val="16"/>
+                <w:szCs w:val="16"/>
+              </w:rPr>
               <w:t xml:space="preserve">Vekst +30 %</w:t>
             </w:r>
           </w:p>
         </w:tc>
         <w:tc>
-          <w:tcPr/>
+          <w:tcPr>
+            <w:tcW w:w="520" w:type="dxa"/>
+            <w:vAlign w:val="center"/>
+            <w:shd w:fill="F6F8FA" w:val="clear" w:color="auto"/>
+          </w:tcPr>
+          <w:p>
+            <w:pPr>
+              <w:pStyle w:val="Compact"/>
+              <w:jc w:val="center"/>
+              <w:spacing w:before="0" w:after="0" w:line="210" w:lineRule="auto"/>
+            </w:pPr>
+            <w:r>
+              <w:rPr>
+                <w:sz w:val="16"/>
+                <w:szCs w:val="16"/>
+              </w:rPr>
+              <w:t xml:space="preserve">2</w:t>
+            </w:r>
+          </w:p>
+        </w:tc>
+        <w:tc>
+          <w:tcPr>
+            <w:tcW w:w="520" w:type="dxa"/>
+            <w:vAlign w:val="center"/>
+            <w:shd w:fill="F6F8FA" w:val="clear" w:color="auto"/>
+          </w:tcPr>
+          <w:p>
+            <w:pPr>
+              <w:pStyle w:val="Compact"/>
+              <w:jc w:val="center"/>
+              <w:spacing w:before="0" w:after="0" w:line="210" w:lineRule="auto"/>
+            </w:pPr>
+            <w:r>
+              <w:rPr>
+                <w:sz w:val="16"/>
+                <w:szCs w:val="16"/>
+              </w:rPr>
+              <w:t xml:space="preserve">30 %</w:t>
+            </w:r>
+          </w:p>
+        </w:tc>
+        <w:tc>
+          <w:tcPr>
+            <w:tcW w:w="650" w:type="dxa"/>
+            <w:vAlign w:val="center"/>
+            <w:shd w:fill="F6F8FA" w:val="clear" w:color="auto"/>
+          </w:tcPr>
+          <w:p>
+            <w:pPr>
+              <w:pStyle w:val="Compact"/>
+              <w:jc w:val="center"/>
+              <w:spacing w:before="0" w:after="0" w:line="210" w:lineRule="auto"/>
+            </w:pPr>
+            <w:r>
+              <w:rPr>
+                <w:sz w:val="16"/>
+                <w:szCs w:val="16"/>
+              </w:rPr>
+              <w:t xml:space="preserve">PÅ</w:t>
+            </w:r>
+          </w:p>
+        </w:tc>
+        <w:tc>
+          <w:tcPr>
+            <w:tcW w:w="580" w:type="dxa"/>
+            <w:vAlign w:val="center"/>
+            <w:shd w:fill="F6F8FA" w:val="clear" w:color="auto"/>
+          </w:tcPr>
+          <w:p>
+            <w:pPr>
+              <w:pStyle w:val="Compact"/>
+              <w:jc w:val="center"/>
+              <w:spacing w:before="0" w:after="0" w:line="210" w:lineRule="auto"/>
+            </w:pPr>
+            <w:r>
+              <w:rPr>
+                <w:sz w:val="16"/>
+                <w:szCs w:val="16"/>
+              </w:rPr>
+              <w:t xml:space="preserve">NEI</w:t>
+            </w:r>
+          </w:p>
+        </w:tc>
+        <w:tc>
+          <w:tcPr>
+            <w:tcW w:w="430" w:type="dxa"/>
+            <w:vAlign w:val="center"/>
+            <w:shd w:fill="F6F8FA" w:val="clear" w:color="auto"/>
+          </w:tcPr>
+          <w:p>
+            <w:pPr>
+              <w:pStyle w:val="Compact"/>
+              <w:jc w:val="center"/>
+              <w:spacing w:before="0" w:after="0" w:line="210" w:lineRule="auto"/>
+            </w:pPr>
+            <w:r>
+              <w:rPr>
+                <w:sz w:val="16"/>
+                <w:szCs w:val="16"/>
+              </w:rPr>
+              <w:t xml:space="preserve">149</w:t>
+            </w:r>
+          </w:p>
+        </w:tc>
+        <w:tc>
+          <w:tcPr>
+            <w:tcW w:w="430" w:type="dxa"/>
+            <w:vAlign w:val="center"/>
+            <w:shd w:fill="F6F8FA" w:val="clear" w:color="auto"/>
+          </w:tcPr>
+          <w:p>
+            <w:pPr>
+              <w:pStyle w:val="Compact"/>
+              <w:jc w:val="center"/>
+              <w:spacing w:before="0" w:after="0" w:line="210" w:lineRule="auto"/>
+            </w:pPr>
+            <w:r>
+              <w:rPr>
+                <w:sz w:val="16"/>
+                <w:szCs w:val="16"/>
+              </w:rPr>
+              <w:t xml:space="preserve">134</w:t>
+            </w:r>
+          </w:p>
+        </w:tc>
+        <w:tc>
+          <w:tcPr>
+            <w:tcW w:w="520" w:type="dxa"/>
+            <w:vAlign w:val="center"/>
+            <w:shd w:fill="F6F8FA" w:val="clear" w:color="auto"/>
+          </w:tcPr>
+          <w:p>
+            <w:pPr>
+              <w:pStyle w:val="Compact"/>
+              <w:jc w:val="center"/>
+              <w:spacing w:before="0" w:after="0" w:line="210" w:lineRule="auto"/>
+            </w:pPr>
+            <w:r>
+              <w:rPr>
+                <w:sz w:val="16"/>
+                <w:szCs w:val="16"/>
+              </w:rPr>
+              <w:t xml:space="preserve">15</w:t>
+            </w:r>
+          </w:p>
+        </w:tc>
+        <w:tc>
+          <w:tcPr>
+            <w:tcW w:w="900" w:type="dxa"/>
+            <w:vAlign w:val="center"/>
+            <w:shd w:fill="F6F8FA" w:val="clear" w:color="auto"/>
+          </w:tcPr>
           <w:p>
             <w:pPr>
               <w:pStyle w:val="Compact"/>
               <w:jc w:val="right"/>
-            </w:pPr>
-            <w:r>
-              <w:t xml:space="preserve">2</w:t>
-            </w:r>
-          </w:p>
-        </w:tc>
-        <w:tc>
-          <w:tcPr/>
+              <w:spacing w:before="0" w:after="0" w:line="210" w:lineRule="auto"/>
+            </w:pPr>
+            <w:r>
+              <w:rPr>
+                <w:sz w:val="16"/>
+                <w:szCs w:val="16"/>
+              </w:rPr>
+              <w:t xml:space="preserve">0,40 min</w:t>
+            </w:r>
+          </w:p>
+        </w:tc>
+        <w:tc>
+          <w:tcPr>
+            <w:tcW w:w="900" w:type="dxa"/>
+            <w:vAlign w:val="center"/>
+            <w:shd w:fill="F6F8FA" w:val="clear" w:color="auto"/>
+          </w:tcPr>
           <w:p>
             <w:pPr>
               <w:pStyle w:val="Compact"/>
               <w:jc w:val="right"/>
-            </w:pPr>
-            <w:r>
-              <w:t xml:space="preserve">30 %</w:t>
-            </w:r>
-          </w:p>
-        </w:tc>
-        <w:tc>
-          <w:tcPr/>
-          <w:p>
-            <w:pPr>
-              <w:pStyle w:val="Compact"/>
-              <w:jc w:val="left"/>
-            </w:pPr>
-            <w:r>
-              <w:t xml:space="preserve">PÅ</w:t>
-            </w:r>
-          </w:p>
-        </w:tc>
-        <w:tc>
-          <w:tcPr/>
-          <w:p>
-            <w:pPr>
-              <w:pStyle w:val="Compact"/>
-              <w:jc w:val="left"/>
-            </w:pPr>
-            <w:r>
-              <w:t xml:space="preserve">NEI</w:t>
-            </w:r>
-          </w:p>
-        </w:tc>
-        <w:tc>
-          <w:tcPr/>
-          <w:p>
-            <w:pPr>
-              <w:pStyle w:val="Compact"/>
-              <w:jc w:val="right"/>
-            </w:pPr>
-            <w:r>
-              <w:t xml:space="preserve">149</w:t>
-            </w:r>
-          </w:p>
-        </w:tc>
-        <w:tc>
-          <w:tcPr/>
-          <w:p>
-            <w:pPr>
-              <w:pStyle w:val="Compact"/>
-              <w:jc w:val="right"/>
-            </w:pPr>
-            <w:r>
-              <w:t xml:space="preserve">134</w:t>
-            </w:r>
-          </w:p>
-        </w:tc>
-        <w:tc>
-          <w:tcPr/>
-          <w:p>
-            <w:pPr>
-              <w:pStyle w:val="Compact"/>
-              <w:jc w:val="right"/>
-            </w:pPr>
-            <w:r>
-              <w:t xml:space="preserve">15</w:t>
-            </w:r>
-          </w:p>
-        </w:tc>
-        <w:tc>
-          <w:tcPr/>
-          <w:p>
-            <w:pPr>
-              <w:pStyle w:val="Compact"/>
-              <w:jc w:val="right"/>
-            </w:pPr>
-            <w:r>
-              <w:t xml:space="preserve">0,40 min</w:t>
-            </w:r>
-          </w:p>
-        </w:tc>
-        <w:tc>
-          <w:tcPr/>
-          <w:p>
-            <w:pPr>
-              <w:pStyle w:val="Compact"/>
-              <w:jc w:val="right"/>
-            </w:pPr>
-            <w:r>
+              <w:spacing w:before="0" w:after="0" w:line="210" w:lineRule="auto"/>
+            </w:pPr>
+            <w:r>
+              <w:rPr>
+                <w:sz w:val="16"/>
+                <w:szCs w:val="16"/>
+              </w:rPr>
               <w:t xml:space="preserve">5,0 min</w:t>
             </w:r>
           </w:p>
         </w:tc>
       </w:tr>
       <w:tr>
-        <w:tc>
-          <w:tcPr/>
+        <w:trPr>
+          <w:cantSplit/>
+        </w:trPr>
+        <w:tc>
+          <w:tcPr>
+            <w:tcW w:w="1900" w:type="dxa"/>
+            <w:vAlign w:val="center"/>
+          </w:tcPr>
           <w:p>
             <w:pPr>
               <w:pStyle w:val="Compact"/>
               <w:jc w:val="left"/>
-            </w:pPr>
-            <w:r>
+              <w:spacing w:before="0" w:after="0" w:line="210" w:lineRule="auto"/>
+            </w:pPr>
+            <w:r>
+              <w:rPr>
+                <w:sz w:val="16"/>
+                <w:szCs w:val="16"/>
+              </w:rPr>
               <w:t xml:space="preserve">Kjøretid +20%</w:t>
             </w:r>
           </w:p>
         </w:tc>
         <w:tc>
-          <w:tcPr/>
+          <w:tcPr>
+            <w:tcW w:w="520" w:type="dxa"/>
+            <w:vAlign w:val="center"/>
+          </w:tcPr>
+          <w:p>
+            <w:pPr>
+              <w:pStyle w:val="Compact"/>
+              <w:jc w:val="center"/>
+              <w:spacing w:before="0" w:after="0" w:line="210" w:lineRule="auto"/>
+            </w:pPr>
+            <w:r>
+              <w:rPr>
+                <w:sz w:val="16"/>
+                <w:szCs w:val="16"/>
+              </w:rPr>
+              <w:t xml:space="preserve">2</w:t>
+            </w:r>
+          </w:p>
+        </w:tc>
+        <w:tc>
+          <w:tcPr>
+            <w:tcW w:w="520" w:type="dxa"/>
+            <w:vAlign w:val="center"/>
+          </w:tcPr>
+          <w:p>
+            <w:pPr>
+              <w:pStyle w:val="Compact"/>
+              <w:jc w:val="center"/>
+              <w:spacing w:before="0" w:after="0" w:line="210" w:lineRule="auto"/>
+            </w:pPr>
+            <w:r>
+              <w:rPr>
+                <w:sz w:val="16"/>
+                <w:szCs w:val="16"/>
+              </w:rPr>
+              <w:t xml:space="preserve">0 %</w:t>
+            </w:r>
+          </w:p>
+        </w:tc>
+        <w:tc>
+          <w:tcPr>
+            <w:tcW w:w="650" w:type="dxa"/>
+            <w:vAlign w:val="center"/>
+          </w:tcPr>
+          <w:p>
+            <w:pPr>
+              <w:pStyle w:val="Compact"/>
+              <w:jc w:val="center"/>
+              <w:spacing w:before="0" w:after="0" w:line="210" w:lineRule="auto"/>
+            </w:pPr>
+            <w:r>
+              <w:rPr>
+                <w:sz w:val="16"/>
+                <w:szCs w:val="16"/>
+              </w:rPr>
+              <w:t xml:space="preserve">PÅ</w:t>
+            </w:r>
+          </w:p>
+        </w:tc>
+        <w:tc>
+          <w:tcPr>
+            <w:tcW w:w="580" w:type="dxa"/>
+            <w:vAlign w:val="center"/>
+          </w:tcPr>
+          <w:p>
+            <w:pPr>
+              <w:pStyle w:val="Compact"/>
+              <w:jc w:val="center"/>
+              <w:spacing w:before="0" w:after="0" w:line="210" w:lineRule="auto"/>
+            </w:pPr>
+            <w:r>
+              <w:rPr>
+                <w:sz w:val="16"/>
+                <w:szCs w:val="16"/>
+              </w:rPr>
+              <w:t xml:space="preserve">NEI</w:t>
+            </w:r>
+          </w:p>
+        </w:tc>
+        <w:tc>
+          <w:tcPr>
+            <w:tcW w:w="430" w:type="dxa"/>
+            <w:vAlign w:val="center"/>
+          </w:tcPr>
+          <w:p>
+            <w:pPr>
+              <w:pStyle w:val="Compact"/>
+              <w:jc w:val="center"/>
+              <w:spacing w:before="0" w:after="0" w:line="210" w:lineRule="auto"/>
+            </w:pPr>
+            <w:r>
+              <w:rPr>
+                <w:sz w:val="16"/>
+                <w:szCs w:val="16"/>
+              </w:rPr>
+              <w:t xml:space="preserve">141</w:t>
+            </w:r>
+          </w:p>
+        </w:tc>
+        <w:tc>
+          <w:tcPr>
+            <w:tcW w:w="430" w:type="dxa"/>
+            <w:vAlign w:val="center"/>
+          </w:tcPr>
+          <w:p>
+            <w:pPr>
+              <w:pStyle w:val="Compact"/>
+              <w:jc w:val="center"/>
+              <w:spacing w:before="0" w:after="0" w:line="210" w:lineRule="auto"/>
+            </w:pPr>
+            <w:r>
+              <w:rPr>
+                <w:sz w:val="16"/>
+                <w:szCs w:val="16"/>
+              </w:rPr>
+              <w:t xml:space="preserve">129</w:t>
+            </w:r>
+          </w:p>
+        </w:tc>
+        <w:tc>
+          <w:tcPr>
+            <w:tcW w:w="520" w:type="dxa"/>
+            <w:vAlign w:val="center"/>
+          </w:tcPr>
+          <w:p>
+            <w:pPr>
+              <w:pStyle w:val="Compact"/>
+              <w:jc w:val="center"/>
+              <w:spacing w:before="0" w:after="0" w:line="210" w:lineRule="auto"/>
+            </w:pPr>
+            <w:r>
+              <w:rPr>
+                <w:sz w:val="16"/>
+                <w:szCs w:val="16"/>
+              </w:rPr>
+              <w:t xml:space="preserve">12</w:t>
+            </w:r>
+          </w:p>
+        </w:tc>
+        <w:tc>
+          <w:tcPr>
+            <w:tcW w:w="900" w:type="dxa"/>
+            <w:vAlign w:val="center"/>
+          </w:tcPr>
           <w:p>
             <w:pPr>
               <w:pStyle w:val="Compact"/>
               <w:jc w:val="right"/>
-            </w:pPr>
-            <w:r>
-              <w:t xml:space="preserve">2</w:t>
-            </w:r>
-          </w:p>
-        </w:tc>
-        <w:tc>
-          <w:tcPr/>
+              <w:spacing w:before="0" w:after="0" w:line="210" w:lineRule="auto"/>
+            </w:pPr>
+            <w:r>
+              <w:rPr>
+                <w:sz w:val="16"/>
+                <w:szCs w:val="16"/>
+              </w:rPr>
+              <w:t xml:space="preserve">0,35 min</w:t>
+            </w:r>
+          </w:p>
+        </w:tc>
+        <w:tc>
+          <w:tcPr>
+            <w:tcW w:w="900" w:type="dxa"/>
+            <w:vAlign w:val="center"/>
+          </w:tcPr>
           <w:p>
             <w:pPr>
               <w:pStyle w:val="Compact"/>
               <w:jc w:val="right"/>
-            </w:pPr>
-            <w:r>
-              <w:t xml:space="preserve">0 %</w:t>
-            </w:r>
-          </w:p>
-        </w:tc>
-        <w:tc>
-          <w:tcPr/>
-          <w:p>
-            <w:pPr>
-              <w:pStyle w:val="Compact"/>
-              <w:jc w:val="left"/>
-            </w:pPr>
-            <w:r>
-              <w:t xml:space="preserve">PÅ</w:t>
-            </w:r>
-          </w:p>
-        </w:tc>
-        <w:tc>
-          <w:tcPr/>
-          <w:p>
-            <w:pPr>
-              <w:pStyle w:val="Compact"/>
-              <w:jc w:val="left"/>
-            </w:pPr>
-            <w:r>
-              <w:t xml:space="preserve">NEI</w:t>
-            </w:r>
-          </w:p>
-        </w:tc>
-        <w:tc>
-          <w:tcPr/>
-          <w:p>
-            <w:pPr>
-              <w:pStyle w:val="Compact"/>
-              <w:jc w:val="right"/>
-            </w:pPr>
-            <w:r>
-              <w:t xml:space="preserve">141</w:t>
-            </w:r>
-          </w:p>
-        </w:tc>
-        <w:tc>
-          <w:tcPr/>
-          <w:p>
-            <w:pPr>
-              <w:pStyle w:val="Compact"/>
-              <w:jc w:val="right"/>
-            </w:pPr>
-            <w:r>
-              <w:t xml:space="preserve">129</w:t>
-            </w:r>
-          </w:p>
-        </w:tc>
-        <w:tc>
-          <w:tcPr/>
-          <w:p>
-            <w:pPr>
-              <w:pStyle w:val="Compact"/>
-              <w:jc w:val="right"/>
-            </w:pPr>
-            <w:r>
-              <w:t xml:space="preserve">12</w:t>
-            </w:r>
-          </w:p>
-        </w:tc>
-        <w:tc>
-          <w:tcPr/>
-          <w:p>
-            <w:pPr>
-              <w:pStyle w:val="Compact"/>
-              <w:jc w:val="right"/>
-            </w:pPr>
-            <w:r>
-              <w:t xml:space="preserve">0,35 min</w:t>
-            </w:r>
-          </w:p>
-        </w:tc>
-        <w:tc>
-          <w:tcPr/>
-          <w:p>
-            <w:pPr>
-              <w:pStyle w:val="Compact"/>
-              <w:jc w:val="right"/>
-            </w:pPr>
-            <w:r>
+              <w:spacing w:before="0" w:after="0" w:line="210" w:lineRule="auto"/>
+            </w:pPr>
+            <w:r>
+              <w:rPr>
+                <w:sz w:val="16"/>
+                <w:szCs w:val="16"/>
+              </w:rPr>
               <w:t xml:space="preserve">5,0 min</w:t>
             </w:r>
           </w:p>
         </w:tc>
       </w:tr>
       <w:tr>
-        <w:tc>
-          <w:tcPr/>
+        <w:trPr>
+          <w:cantSplit/>
+        </w:trPr>
+        <w:tc>
+          <w:tcPr>
+            <w:tcW w:w="1900" w:type="dxa"/>
+            <w:vAlign w:val="center"/>
+            <w:shd w:fill="F6F8FA" w:val="clear" w:color="auto"/>
+          </w:tcPr>
           <w:p>
             <w:pPr>
               <w:pStyle w:val="Compact"/>
               <w:jc w:val="left"/>
-            </w:pPr>
-            <w:r>
-              <w:t xml:space="preserve">Busskapasitet 60 pax</w:t>
-            </w:r>
-          </w:p>
-        </w:tc>
-        <w:tc>
-          <w:tcPr/>
+              <w:spacing w:before="0" w:after="0" w:line="210" w:lineRule="auto"/>
+            </w:pPr>
+            <w:r>
+              <w:rPr>
+                <w:sz w:val="16"/>
+                <w:szCs w:val="16"/>
+              </w:rPr>
+              <w:t xml:space="preserve">Busskap. 60 pax</w:t>
+            </w:r>
+          </w:p>
+        </w:tc>
+        <w:tc>
+          <w:tcPr>
+            <w:tcW w:w="520" w:type="dxa"/>
+            <w:vAlign w:val="center"/>
+            <w:shd w:fill="F6F8FA" w:val="clear" w:color="auto"/>
+          </w:tcPr>
+          <w:p>
+            <w:pPr>
+              <w:pStyle w:val="Compact"/>
+              <w:jc w:val="center"/>
+              <w:spacing w:before="0" w:after="0" w:line="210" w:lineRule="auto"/>
+            </w:pPr>
+            <w:r>
+              <w:rPr>
+                <w:sz w:val="16"/>
+                <w:szCs w:val="16"/>
+              </w:rPr>
+              <w:t xml:space="preserve">2</w:t>
+            </w:r>
+          </w:p>
+        </w:tc>
+        <w:tc>
+          <w:tcPr>
+            <w:tcW w:w="520" w:type="dxa"/>
+            <w:vAlign w:val="center"/>
+            <w:shd w:fill="F6F8FA" w:val="clear" w:color="auto"/>
+          </w:tcPr>
+          <w:p>
+            <w:pPr>
+              <w:pStyle w:val="Compact"/>
+              <w:jc w:val="center"/>
+              <w:spacing w:before="0" w:after="0" w:line="210" w:lineRule="auto"/>
+            </w:pPr>
+            <w:r>
+              <w:rPr>
+                <w:sz w:val="16"/>
+                <w:szCs w:val="16"/>
+              </w:rPr>
+              <w:t xml:space="preserve">0 %</w:t>
+            </w:r>
+          </w:p>
+        </w:tc>
+        <w:tc>
+          <w:tcPr>
+            <w:tcW w:w="650" w:type="dxa"/>
+            <w:vAlign w:val="center"/>
+            <w:shd w:fill="F6F8FA" w:val="clear" w:color="auto"/>
+          </w:tcPr>
+          <w:p>
+            <w:pPr>
+              <w:pStyle w:val="Compact"/>
+              <w:jc w:val="center"/>
+              <w:spacing w:before="0" w:after="0" w:line="210" w:lineRule="auto"/>
+            </w:pPr>
+            <w:r>
+              <w:rPr>
+                <w:sz w:val="16"/>
+                <w:szCs w:val="16"/>
+              </w:rPr>
+              <w:t xml:space="preserve">PÅ</w:t>
+            </w:r>
+          </w:p>
+        </w:tc>
+        <w:tc>
+          <w:tcPr>
+            <w:tcW w:w="580" w:type="dxa"/>
+            <w:vAlign w:val="center"/>
+            <w:shd w:fill="F6F8FA" w:val="clear" w:color="auto"/>
+          </w:tcPr>
+          <w:p>
+            <w:pPr>
+              <w:pStyle w:val="Compact"/>
+              <w:jc w:val="center"/>
+              <w:spacing w:before="0" w:after="0" w:line="210" w:lineRule="auto"/>
+            </w:pPr>
+            <w:r>
+              <w:rPr>
+                <w:sz w:val="16"/>
+                <w:szCs w:val="16"/>
+              </w:rPr>
+              <w:t xml:space="preserve">NEI</w:t>
+            </w:r>
+          </w:p>
+        </w:tc>
+        <w:tc>
+          <w:tcPr>
+            <w:tcW w:w="430" w:type="dxa"/>
+            <w:vAlign w:val="center"/>
+            <w:shd w:fill="F6F8FA" w:val="clear" w:color="auto"/>
+          </w:tcPr>
+          <w:p>
+            <w:pPr>
+              <w:pStyle w:val="Compact"/>
+              <w:jc w:val="center"/>
+              <w:spacing w:before="0" w:after="0" w:line="210" w:lineRule="auto"/>
+            </w:pPr>
+            <w:r>
+              <w:rPr>
+                <w:sz w:val="16"/>
+                <w:szCs w:val="16"/>
+              </w:rPr>
+              <w:t xml:space="preserve">141</w:t>
+            </w:r>
+          </w:p>
+        </w:tc>
+        <w:tc>
+          <w:tcPr>
+            <w:tcW w:w="430" w:type="dxa"/>
+            <w:vAlign w:val="center"/>
+            <w:shd w:fill="F6F8FA" w:val="clear" w:color="auto"/>
+          </w:tcPr>
+          <w:p>
+            <w:pPr>
+              <w:pStyle w:val="Compact"/>
+              <w:jc w:val="center"/>
+              <w:spacing w:before="0" w:after="0" w:line="210" w:lineRule="auto"/>
+            </w:pPr>
+            <w:r>
+              <w:rPr>
+                <w:sz w:val="16"/>
+                <w:szCs w:val="16"/>
+              </w:rPr>
+              <w:t xml:space="preserve">128</w:t>
+            </w:r>
+          </w:p>
+        </w:tc>
+        <w:tc>
+          <w:tcPr>
+            <w:tcW w:w="520" w:type="dxa"/>
+            <w:vAlign w:val="center"/>
+            <w:shd w:fill="F6F8FA" w:val="clear" w:color="auto"/>
+          </w:tcPr>
+          <w:p>
+            <w:pPr>
+              <w:pStyle w:val="Compact"/>
+              <w:jc w:val="center"/>
+              <w:spacing w:before="0" w:after="0" w:line="210" w:lineRule="auto"/>
+            </w:pPr>
+            <w:r>
+              <w:rPr>
+                <w:sz w:val="16"/>
+                <w:szCs w:val="16"/>
+              </w:rPr>
+              <w:t xml:space="preserve">13</w:t>
+            </w:r>
+          </w:p>
+        </w:tc>
+        <w:tc>
+          <w:tcPr>
+            <w:tcW w:w="900" w:type="dxa"/>
+            <w:vAlign w:val="center"/>
+            <w:shd w:fill="F6F8FA" w:val="clear" w:color="auto"/>
+          </w:tcPr>
           <w:p>
             <w:pPr>
               <w:pStyle w:val="Compact"/>
               <w:jc w:val="right"/>
-            </w:pPr>
-            <w:r>
-              <w:t xml:space="preserve">2</w:t>
-            </w:r>
-          </w:p>
-        </w:tc>
-        <w:tc>
-          <w:tcPr/>
+              <w:spacing w:before="0" w:after="0" w:line="210" w:lineRule="auto"/>
+            </w:pPr>
+            <w:r>
+              <w:rPr>
+                <w:sz w:val="16"/>
+                <w:szCs w:val="16"/>
+              </w:rPr>
+              <w:t xml:space="preserve">0,35 min</w:t>
+            </w:r>
+          </w:p>
+        </w:tc>
+        <w:tc>
+          <w:tcPr>
+            <w:tcW w:w="900" w:type="dxa"/>
+            <w:vAlign w:val="center"/>
+            <w:shd w:fill="F6F8FA" w:val="clear" w:color="auto"/>
+          </w:tcPr>
           <w:p>
             <w:pPr>
               <w:pStyle w:val="Compact"/>
               <w:jc w:val="right"/>
-            </w:pPr>
-            <w:r>
-              <w:t xml:space="preserve">0 %</w:t>
-            </w:r>
-          </w:p>
-        </w:tc>
-        <w:tc>
-          <w:tcPr/>
-          <w:p>
-            <w:pPr>
-              <w:pStyle w:val="Compact"/>
-              <w:jc w:val="left"/>
-            </w:pPr>
-            <w:r>
-              <w:t xml:space="preserve">PÅ</w:t>
-            </w:r>
-          </w:p>
-        </w:tc>
-        <w:tc>
-          <w:tcPr/>
-          <w:p>
-            <w:pPr>
-              <w:pStyle w:val="Compact"/>
-              <w:jc w:val="left"/>
-            </w:pPr>
-            <w:r>
-              <w:t xml:space="preserve">NEI</w:t>
-            </w:r>
-          </w:p>
-        </w:tc>
-        <w:tc>
-          <w:tcPr/>
-          <w:p>
-            <w:pPr>
-              <w:pStyle w:val="Compact"/>
-              <w:jc w:val="right"/>
-            </w:pPr>
-            <w:r>
-              <w:t xml:space="preserve">141</w:t>
-            </w:r>
-          </w:p>
-        </w:tc>
-        <w:tc>
-          <w:tcPr/>
-          <w:p>
-            <w:pPr>
-              <w:pStyle w:val="Compact"/>
-              <w:jc w:val="right"/>
-            </w:pPr>
-            <w:r>
-              <w:t xml:space="preserve">128</w:t>
-            </w:r>
-          </w:p>
-        </w:tc>
-        <w:tc>
-          <w:tcPr/>
-          <w:p>
-            <w:pPr>
-              <w:pStyle w:val="Compact"/>
-              <w:jc w:val="right"/>
-            </w:pPr>
-            <w:r>
-              <w:t xml:space="preserve">13</w:t>
-            </w:r>
-          </w:p>
-        </w:tc>
-        <w:tc>
-          <w:tcPr/>
-          <w:p>
-            <w:pPr>
-              <w:pStyle w:val="Compact"/>
-              <w:jc w:val="right"/>
-            </w:pPr>
-            <w:r>
-              <w:t xml:space="preserve">0,35 min</w:t>
-            </w:r>
-          </w:p>
-        </w:tc>
-        <w:tc>
-          <w:tcPr/>
-          <w:p>
-            <w:pPr>
-              <w:pStyle w:val="Compact"/>
-              <w:jc w:val="right"/>
-            </w:pPr>
-            <w:r>
+              <w:spacing w:before="0" w:after="0" w:line="210" w:lineRule="auto"/>
+            </w:pPr>
+            <w:r>
+              <w:rPr>
+                <w:sz w:val="16"/>
+                <w:szCs w:val="16"/>
+              </w:rPr>
               <w:t xml:space="preserve">5,0 min</w:t>
             </w:r>
           </w:p>
         </w:tc>
       </w:tr>
       <w:tr>
-        <w:tc>
-          <w:tcPr/>
+        <w:trPr>
+          <w:cantSplit/>
+        </w:trPr>
+        <w:tc>
+          <w:tcPr>
+            <w:tcW w:w="1900" w:type="dxa"/>
+            <w:vAlign w:val="center"/>
+          </w:tcPr>
           <w:p>
             <w:pPr>
               <w:pStyle w:val="Compact"/>
               <w:jc w:val="left"/>
-            </w:pPr>
-            <w:r>
-              <w:t xml:space="preserve">Busskapasitet 70 pax</w:t>
-            </w:r>
-          </w:p>
-        </w:tc>
-        <w:tc>
-          <w:tcPr/>
+              <w:spacing w:before="0" w:after="0" w:line="210" w:lineRule="auto"/>
+            </w:pPr>
+            <w:r>
+              <w:rPr>
+                <w:sz w:val="16"/>
+                <w:szCs w:val="16"/>
+              </w:rPr>
+              <w:t xml:space="preserve">Busskap. 70 pax</w:t>
+            </w:r>
+          </w:p>
+        </w:tc>
+        <w:tc>
+          <w:tcPr>
+            <w:tcW w:w="520" w:type="dxa"/>
+            <w:vAlign w:val="center"/>
+          </w:tcPr>
+          <w:p>
+            <w:pPr>
+              <w:pStyle w:val="Compact"/>
+              <w:jc w:val="center"/>
+              <w:spacing w:before="0" w:after="0" w:line="210" w:lineRule="auto"/>
+            </w:pPr>
+            <w:r>
+              <w:rPr>
+                <w:sz w:val="16"/>
+                <w:szCs w:val="16"/>
+              </w:rPr>
+              <w:t xml:space="preserve">2</w:t>
+            </w:r>
+          </w:p>
+        </w:tc>
+        <w:tc>
+          <w:tcPr>
+            <w:tcW w:w="520" w:type="dxa"/>
+            <w:vAlign w:val="center"/>
+          </w:tcPr>
+          <w:p>
+            <w:pPr>
+              <w:pStyle w:val="Compact"/>
+              <w:jc w:val="center"/>
+              <w:spacing w:before="0" w:after="0" w:line="210" w:lineRule="auto"/>
+            </w:pPr>
+            <w:r>
+              <w:rPr>
+                <w:sz w:val="16"/>
+                <w:szCs w:val="16"/>
+              </w:rPr>
+              <w:t xml:space="preserve">0 %</w:t>
+            </w:r>
+          </w:p>
+        </w:tc>
+        <w:tc>
+          <w:tcPr>
+            <w:tcW w:w="650" w:type="dxa"/>
+            <w:vAlign w:val="center"/>
+          </w:tcPr>
+          <w:p>
+            <w:pPr>
+              <w:pStyle w:val="Compact"/>
+              <w:jc w:val="center"/>
+              <w:spacing w:before="0" w:after="0" w:line="210" w:lineRule="auto"/>
+            </w:pPr>
+            <w:r>
+              <w:rPr>
+                <w:sz w:val="16"/>
+                <w:szCs w:val="16"/>
+              </w:rPr>
+              <w:t xml:space="preserve">PÅ</w:t>
+            </w:r>
+          </w:p>
+        </w:tc>
+        <w:tc>
+          <w:tcPr>
+            <w:tcW w:w="580" w:type="dxa"/>
+            <w:vAlign w:val="center"/>
+          </w:tcPr>
+          <w:p>
+            <w:pPr>
+              <w:pStyle w:val="Compact"/>
+              <w:jc w:val="center"/>
+              <w:spacing w:before="0" w:after="0" w:line="210" w:lineRule="auto"/>
+            </w:pPr>
+            <w:r>
+              <w:rPr>
+                <w:sz w:val="16"/>
+                <w:szCs w:val="16"/>
+              </w:rPr>
+              <w:t xml:space="preserve">NEI</w:t>
+            </w:r>
+          </w:p>
+        </w:tc>
+        <w:tc>
+          <w:tcPr>
+            <w:tcW w:w="430" w:type="dxa"/>
+            <w:vAlign w:val="center"/>
+          </w:tcPr>
+          <w:p>
+            <w:pPr>
+              <w:pStyle w:val="Compact"/>
+              <w:jc w:val="center"/>
+              <w:spacing w:before="0" w:after="0" w:line="210" w:lineRule="auto"/>
+            </w:pPr>
+            <w:r>
+              <w:rPr>
+                <w:sz w:val="16"/>
+                <w:szCs w:val="16"/>
+              </w:rPr>
+              <w:t xml:space="preserve">141</w:t>
+            </w:r>
+          </w:p>
+        </w:tc>
+        <w:tc>
+          <w:tcPr>
+            <w:tcW w:w="430" w:type="dxa"/>
+            <w:vAlign w:val="center"/>
+          </w:tcPr>
+          <w:p>
+            <w:pPr>
+              <w:pStyle w:val="Compact"/>
+              <w:jc w:val="center"/>
+              <w:spacing w:before="0" w:after="0" w:line="210" w:lineRule="auto"/>
+            </w:pPr>
+            <w:r>
+              <w:rPr>
+                <w:sz w:val="16"/>
+                <w:szCs w:val="16"/>
+              </w:rPr>
+              <w:t xml:space="preserve">128</w:t>
+            </w:r>
+          </w:p>
+        </w:tc>
+        <w:tc>
+          <w:tcPr>
+            <w:tcW w:w="520" w:type="dxa"/>
+            <w:vAlign w:val="center"/>
+          </w:tcPr>
+          <w:p>
+            <w:pPr>
+              <w:pStyle w:val="Compact"/>
+              <w:jc w:val="center"/>
+              <w:spacing w:before="0" w:after="0" w:line="210" w:lineRule="auto"/>
+            </w:pPr>
+            <w:r>
+              <w:rPr>
+                <w:sz w:val="16"/>
+                <w:szCs w:val="16"/>
+              </w:rPr>
+              <w:t xml:space="preserve">13</w:t>
+            </w:r>
+          </w:p>
+        </w:tc>
+        <w:tc>
+          <w:tcPr>
+            <w:tcW w:w="900" w:type="dxa"/>
+            <w:vAlign w:val="center"/>
+          </w:tcPr>
           <w:p>
             <w:pPr>
               <w:pStyle w:val="Compact"/>
               <w:jc w:val="right"/>
-            </w:pPr>
-            <w:r>
-              <w:t xml:space="preserve">2</w:t>
-            </w:r>
-          </w:p>
-        </w:tc>
-        <w:tc>
-          <w:tcPr/>
+              <w:spacing w:before="0" w:after="0" w:line="210" w:lineRule="auto"/>
+            </w:pPr>
+            <w:r>
+              <w:rPr>
+                <w:sz w:val="16"/>
+                <w:szCs w:val="16"/>
+              </w:rPr>
+              <w:t xml:space="preserve">0,35 min</w:t>
+            </w:r>
+          </w:p>
+        </w:tc>
+        <w:tc>
+          <w:tcPr>
+            <w:tcW w:w="900" w:type="dxa"/>
+            <w:vAlign w:val="center"/>
+          </w:tcPr>
           <w:p>
             <w:pPr>
               <w:pStyle w:val="Compact"/>
               <w:jc w:val="right"/>
-            </w:pPr>
-            <w:r>
-              <w:t xml:space="preserve">0 %</w:t>
-            </w:r>
-          </w:p>
-        </w:tc>
-        <w:tc>
-          <w:tcPr/>
-          <w:p>
-            <w:pPr>
-              <w:pStyle w:val="Compact"/>
-              <w:jc w:val="left"/>
-            </w:pPr>
-            <w:r>
-              <w:t xml:space="preserve">PÅ</w:t>
-            </w:r>
-          </w:p>
-        </w:tc>
-        <w:tc>
-          <w:tcPr/>
-          <w:p>
-            <w:pPr>
-              <w:pStyle w:val="Compact"/>
-              <w:jc w:val="left"/>
-            </w:pPr>
-            <w:r>
-              <w:t xml:space="preserve">NEI</w:t>
-            </w:r>
-          </w:p>
-        </w:tc>
-        <w:tc>
-          <w:tcPr/>
-          <w:p>
-            <w:pPr>
-              <w:pStyle w:val="Compact"/>
-              <w:jc w:val="right"/>
-            </w:pPr>
-            <w:r>
-              <w:t xml:space="preserve">141</w:t>
-            </w:r>
-          </w:p>
-        </w:tc>
-        <w:tc>
-          <w:tcPr/>
-          <w:p>
-            <w:pPr>
-              <w:pStyle w:val="Compact"/>
-              <w:jc w:val="right"/>
-            </w:pPr>
-            <w:r>
-              <w:t xml:space="preserve">128</w:t>
-            </w:r>
-          </w:p>
-        </w:tc>
-        <w:tc>
-          <w:tcPr/>
-          <w:p>
-            <w:pPr>
-              <w:pStyle w:val="Compact"/>
-              <w:jc w:val="right"/>
-            </w:pPr>
-            <w:r>
-              <w:t xml:space="preserve">13</w:t>
-            </w:r>
-          </w:p>
-        </w:tc>
-        <w:tc>
-          <w:tcPr/>
-          <w:p>
-            <w:pPr>
-              <w:pStyle w:val="Compact"/>
-              <w:jc w:val="right"/>
-            </w:pPr>
-            <w:r>
-              <w:t xml:space="preserve">0,35 min</w:t>
-            </w:r>
-          </w:p>
-        </w:tc>
-        <w:tc>
-          <w:tcPr/>
-          <w:p>
-            <w:pPr>
-              <w:pStyle w:val="Compact"/>
-              <w:jc w:val="right"/>
-            </w:pPr>
-            <w:r>
+              <w:spacing w:before="0" w:after="0" w:line="210" w:lineRule="auto"/>
+            </w:pPr>
+            <w:r>
+              <w:rPr>
+                <w:sz w:val="16"/>
+                <w:szCs w:val="16"/>
+              </w:rPr>
               <w:t xml:space="preserve">5,0 min</w:t>
             </w:r>
           </w:p>
         </w:tc>
       </w:tr>
       <w:tr>
-        <w:tc>
-          <w:tcPr/>
+        <w:trPr>
+          <w:cantSplit/>
+        </w:trPr>
+        <w:tc>
+          <w:tcPr>
+            <w:tcW w:w="1900" w:type="dxa"/>
+            <w:vAlign w:val="center"/>
+            <w:shd w:fill="F6F8FA" w:val="clear" w:color="auto"/>
+          </w:tcPr>
           <w:p>
             <w:pPr>
               <w:pStyle w:val="Compact"/>
               <w:jc w:val="left"/>
-            </w:pPr>
-            <w:r>
-              <w:t xml:space="preserve">Busskapasitet 90 pax</w:t>
-            </w:r>
-          </w:p>
-        </w:tc>
-        <w:tc>
-          <w:tcPr/>
+              <w:spacing w:before="0" w:after="0" w:line="210" w:lineRule="auto"/>
+            </w:pPr>
+            <w:r>
+              <w:rPr>
+                <w:sz w:val="16"/>
+                <w:szCs w:val="16"/>
+              </w:rPr>
+              <w:t xml:space="preserve">Busskap. 90 pax</w:t>
+            </w:r>
+          </w:p>
+        </w:tc>
+        <w:tc>
+          <w:tcPr>
+            <w:tcW w:w="520" w:type="dxa"/>
+            <w:vAlign w:val="center"/>
+            <w:shd w:fill="F6F8FA" w:val="clear" w:color="auto"/>
+          </w:tcPr>
+          <w:p>
+            <w:pPr>
+              <w:pStyle w:val="Compact"/>
+              <w:jc w:val="center"/>
+              <w:spacing w:before="0" w:after="0" w:line="210" w:lineRule="auto"/>
+            </w:pPr>
+            <w:r>
+              <w:rPr>
+                <w:sz w:val="16"/>
+                <w:szCs w:val="16"/>
+              </w:rPr>
+              <w:t xml:space="preserve">2</w:t>
+            </w:r>
+          </w:p>
+        </w:tc>
+        <w:tc>
+          <w:tcPr>
+            <w:tcW w:w="520" w:type="dxa"/>
+            <w:vAlign w:val="center"/>
+            <w:shd w:fill="F6F8FA" w:val="clear" w:color="auto"/>
+          </w:tcPr>
+          <w:p>
+            <w:pPr>
+              <w:pStyle w:val="Compact"/>
+              <w:jc w:val="center"/>
+              <w:spacing w:before="0" w:after="0" w:line="210" w:lineRule="auto"/>
+            </w:pPr>
+            <w:r>
+              <w:rPr>
+                <w:sz w:val="16"/>
+                <w:szCs w:val="16"/>
+              </w:rPr>
+              <w:t xml:space="preserve">0 %</w:t>
+            </w:r>
+          </w:p>
+        </w:tc>
+        <w:tc>
+          <w:tcPr>
+            <w:tcW w:w="650" w:type="dxa"/>
+            <w:vAlign w:val="center"/>
+            <w:shd w:fill="F6F8FA" w:val="clear" w:color="auto"/>
+          </w:tcPr>
+          <w:p>
+            <w:pPr>
+              <w:pStyle w:val="Compact"/>
+              <w:jc w:val="center"/>
+              <w:spacing w:before="0" w:after="0" w:line="210" w:lineRule="auto"/>
+            </w:pPr>
+            <w:r>
+              <w:rPr>
+                <w:sz w:val="16"/>
+                <w:szCs w:val="16"/>
+              </w:rPr>
+              <w:t xml:space="preserve">PÅ</w:t>
+            </w:r>
+          </w:p>
+        </w:tc>
+        <w:tc>
+          <w:tcPr>
+            <w:tcW w:w="580" w:type="dxa"/>
+            <w:vAlign w:val="center"/>
+            <w:shd w:fill="F6F8FA" w:val="clear" w:color="auto"/>
+          </w:tcPr>
+          <w:p>
+            <w:pPr>
+              <w:pStyle w:val="Compact"/>
+              <w:jc w:val="center"/>
+              <w:spacing w:before="0" w:after="0" w:line="210" w:lineRule="auto"/>
+            </w:pPr>
+            <w:r>
+              <w:rPr>
+                <w:sz w:val="16"/>
+                <w:szCs w:val="16"/>
+              </w:rPr>
+              <w:t xml:space="preserve">NEI</w:t>
+            </w:r>
+          </w:p>
+        </w:tc>
+        <w:tc>
+          <w:tcPr>
+            <w:tcW w:w="430" w:type="dxa"/>
+            <w:vAlign w:val="center"/>
+            <w:shd w:fill="F6F8FA" w:val="clear" w:color="auto"/>
+          </w:tcPr>
+          <w:p>
+            <w:pPr>
+              <w:pStyle w:val="Compact"/>
+              <w:jc w:val="center"/>
+              <w:spacing w:before="0" w:after="0" w:line="210" w:lineRule="auto"/>
+            </w:pPr>
+            <w:r>
+              <w:rPr>
+                <w:sz w:val="16"/>
+                <w:szCs w:val="16"/>
+              </w:rPr>
+              <w:t xml:space="preserve">141</w:t>
+            </w:r>
+          </w:p>
+        </w:tc>
+        <w:tc>
+          <w:tcPr>
+            <w:tcW w:w="430" w:type="dxa"/>
+            <w:vAlign w:val="center"/>
+            <w:shd w:fill="F6F8FA" w:val="clear" w:color="auto"/>
+          </w:tcPr>
+          <w:p>
+            <w:pPr>
+              <w:pStyle w:val="Compact"/>
+              <w:jc w:val="center"/>
+              <w:spacing w:before="0" w:after="0" w:line="210" w:lineRule="auto"/>
+            </w:pPr>
+            <w:r>
+              <w:rPr>
+                <w:sz w:val="16"/>
+                <w:szCs w:val="16"/>
+              </w:rPr>
+              <w:t xml:space="preserve">128</w:t>
+            </w:r>
+          </w:p>
+        </w:tc>
+        <w:tc>
+          <w:tcPr>
+            <w:tcW w:w="520" w:type="dxa"/>
+            <w:vAlign w:val="center"/>
+            <w:shd w:fill="F6F8FA" w:val="clear" w:color="auto"/>
+          </w:tcPr>
+          <w:p>
+            <w:pPr>
+              <w:pStyle w:val="Compact"/>
+              <w:jc w:val="center"/>
+              <w:spacing w:before="0" w:after="0" w:line="210" w:lineRule="auto"/>
+            </w:pPr>
+            <w:r>
+              <w:rPr>
+                <w:sz w:val="16"/>
+                <w:szCs w:val="16"/>
+              </w:rPr>
+              <w:t xml:space="preserve">13</w:t>
+            </w:r>
+          </w:p>
+        </w:tc>
+        <w:tc>
+          <w:tcPr>
+            <w:tcW w:w="900" w:type="dxa"/>
+            <w:vAlign w:val="center"/>
+            <w:shd w:fill="F6F8FA" w:val="clear" w:color="auto"/>
+          </w:tcPr>
           <w:p>
             <w:pPr>
               <w:pStyle w:val="Compact"/>
               <w:jc w:val="right"/>
-            </w:pPr>
-            <w:r>
-              <w:t xml:space="preserve">2</w:t>
-            </w:r>
-          </w:p>
-        </w:tc>
-        <w:tc>
-          <w:tcPr/>
+              <w:spacing w:before="0" w:after="0" w:line="210" w:lineRule="auto"/>
+            </w:pPr>
+            <w:r>
+              <w:rPr>
+                <w:sz w:val="16"/>
+                <w:szCs w:val="16"/>
+              </w:rPr>
+              <w:t xml:space="preserve">0,35 min</w:t>
+            </w:r>
+          </w:p>
+        </w:tc>
+        <w:tc>
+          <w:tcPr>
+            <w:tcW w:w="900" w:type="dxa"/>
+            <w:vAlign w:val="center"/>
+            <w:shd w:fill="F6F8FA" w:val="clear" w:color="auto"/>
+          </w:tcPr>
           <w:p>
             <w:pPr>
               <w:pStyle w:val="Compact"/>
               <w:jc w:val="right"/>
-            </w:pPr>
-            <w:r>
-              <w:t xml:space="preserve">0 %</w:t>
-            </w:r>
-          </w:p>
-        </w:tc>
-        <w:tc>
-          <w:tcPr/>
-          <w:p>
-            <w:pPr>
-              <w:pStyle w:val="Compact"/>
-              <w:jc w:val="left"/>
-            </w:pPr>
-            <w:r>
-              <w:t xml:space="preserve">PÅ</w:t>
-            </w:r>
-          </w:p>
-        </w:tc>
-        <w:tc>
-          <w:tcPr/>
-          <w:p>
-            <w:pPr>
-              <w:pStyle w:val="Compact"/>
-              <w:jc w:val="left"/>
-            </w:pPr>
-            <w:r>
-              <w:t xml:space="preserve">NEI</w:t>
-            </w:r>
-          </w:p>
-        </w:tc>
-        <w:tc>
-          <w:tcPr/>
-          <w:p>
-            <w:pPr>
-              <w:pStyle w:val="Compact"/>
-              <w:jc w:val="right"/>
-            </w:pPr>
-            <w:r>
-              <w:t xml:space="preserve">141</w:t>
-            </w:r>
-          </w:p>
-        </w:tc>
-        <w:tc>
-          <w:tcPr/>
-          <w:p>
-            <w:pPr>
-              <w:pStyle w:val="Compact"/>
-              <w:jc w:val="right"/>
-            </w:pPr>
-            <w:r>
-              <w:t xml:space="preserve">128</w:t>
-            </w:r>
-          </w:p>
-        </w:tc>
-        <w:tc>
-          <w:tcPr/>
-          <w:p>
-            <w:pPr>
-              <w:pStyle w:val="Compact"/>
-              <w:jc w:val="right"/>
-            </w:pPr>
-            <w:r>
-              <w:t xml:space="preserve">13</w:t>
-            </w:r>
-          </w:p>
-        </w:tc>
-        <w:tc>
-          <w:tcPr/>
-          <w:p>
-            <w:pPr>
-              <w:pStyle w:val="Compact"/>
-              <w:jc w:val="right"/>
-            </w:pPr>
-            <w:r>
-              <w:t xml:space="preserve">0,35 min</w:t>
-            </w:r>
-          </w:p>
-        </w:tc>
-        <w:tc>
-          <w:tcPr/>
-          <w:p>
-            <w:pPr>
-              <w:pStyle w:val="Compact"/>
-              <w:jc w:val="right"/>
-            </w:pPr>
-            <w:r>
+              <w:spacing w:before="0" w:after="0" w:line="210" w:lineRule="auto"/>
+            </w:pPr>
+            <w:r>
+              <w:rPr>
+                <w:sz w:val="16"/>
+                <w:szCs w:val="16"/>
+              </w:rPr>
               <w:t xml:space="preserve">5,0 min</w:t>
             </w:r>
           </w:p>
         </w:tc>
       </w:tr>
       <w:tr>
-        <w:tc>
-          <w:tcPr/>
+        <w:trPr>
+          <w:cantSplit/>
+        </w:trPr>
+        <w:tc>
+          <w:tcPr>
+            <w:tcW w:w="1900" w:type="dxa"/>
+            <w:vAlign w:val="center"/>
+          </w:tcPr>
           <w:p>
             <w:pPr>
               <w:pStyle w:val="Compact"/>
               <w:jc w:val="left"/>
-            </w:pPr>
-            <w:r>
-              <w:t xml:space="preserve">Stokastisk (snitt)</w:t>
-            </w:r>
-          </w:p>
-        </w:tc>
-        <w:tc>
-          <w:tcPr/>
+              <w:spacing w:before="0" w:after="0" w:line="210" w:lineRule="auto"/>
+            </w:pPr>
+            <w:r>
+              <w:rPr>
+                <w:sz w:val="16"/>
+                <w:szCs w:val="16"/>
+              </w:rPr>
+              <w:t xml:space="preserve">Stokastisk snitt</w:t>
+            </w:r>
+          </w:p>
+        </w:tc>
+        <w:tc>
+          <w:tcPr>
+            <w:tcW w:w="520" w:type="dxa"/>
+            <w:vAlign w:val="center"/>
+          </w:tcPr>
+          <w:p>
+            <w:pPr>
+              <w:pStyle w:val="Compact"/>
+              <w:jc w:val="center"/>
+              <w:spacing w:before="0" w:after="0" w:line="210" w:lineRule="auto"/>
+            </w:pPr>
+            <w:r>
+              <w:rPr>
+                <w:sz w:val="16"/>
+                <w:szCs w:val="16"/>
+              </w:rPr>
+              <w:t xml:space="preserve">2</w:t>
+            </w:r>
+          </w:p>
+        </w:tc>
+        <w:tc>
+          <w:tcPr>
+            <w:tcW w:w="520" w:type="dxa"/>
+            <w:vAlign w:val="center"/>
+          </w:tcPr>
+          <w:p>
+            <w:pPr>
+              <w:pStyle w:val="Compact"/>
+              <w:jc w:val="center"/>
+              <w:spacing w:before="0" w:after="0" w:line="210" w:lineRule="auto"/>
+            </w:pPr>
+            <w:r>
+              <w:rPr>
+                <w:sz w:val="16"/>
+                <w:szCs w:val="16"/>
+              </w:rPr>
+              <w:t xml:space="preserve">0 %</w:t>
+            </w:r>
+          </w:p>
+        </w:tc>
+        <w:tc>
+          <w:tcPr>
+            <w:tcW w:w="650" w:type="dxa"/>
+            <w:vAlign w:val="center"/>
+          </w:tcPr>
+          <w:p>
+            <w:pPr>
+              <w:pStyle w:val="Compact"/>
+              <w:jc w:val="center"/>
+              <w:spacing w:before="0" w:after="0" w:line="210" w:lineRule="auto"/>
+            </w:pPr>
+            <w:r>
+              <w:rPr>
+                <w:sz w:val="16"/>
+                <w:szCs w:val="16"/>
+              </w:rPr>
+              <w:t xml:space="preserve">PÅ</w:t>
+            </w:r>
+          </w:p>
+        </w:tc>
+        <w:tc>
+          <w:tcPr>
+            <w:tcW w:w="580" w:type="dxa"/>
+            <w:vAlign w:val="center"/>
+          </w:tcPr>
+          <w:p>
+            <w:pPr>
+              <w:pStyle w:val="Compact"/>
+              <w:jc w:val="center"/>
+              <w:spacing w:before="0" w:after="0" w:line="210" w:lineRule="auto"/>
+            </w:pPr>
+            <w:r>
+              <w:rPr>
+                <w:sz w:val="16"/>
+                <w:szCs w:val="16"/>
+              </w:rPr>
+              <w:t xml:space="preserve">JA</w:t>
+            </w:r>
+          </w:p>
+        </w:tc>
+        <w:tc>
+          <w:tcPr>
+            <w:tcW w:w="430" w:type="dxa"/>
+            <w:vAlign w:val="center"/>
+          </w:tcPr>
+          <w:p>
+            <w:pPr>
+              <w:pStyle w:val="Compact"/>
+              <w:jc w:val="center"/>
+              <w:spacing w:before="0" w:after="0" w:line="210" w:lineRule="auto"/>
+            </w:pPr>
+            <w:r>
+              <w:rPr>
+                <w:sz w:val="16"/>
+                <w:szCs w:val="16"/>
+              </w:rPr>
+              <w:t xml:space="preserve">141</w:t>
+            </w:r>
+          </w:p>
+        </w:tc>
+        <w:tc>
+          <w:tcPr>
+            <w:tcW w:w="430" w:type="dxa"/>
+            <w:vAlign w:val="center"/>
+          </w:tcPr>
+          <w:p>
+            <w:pPr>
+              <w:pStyle w:val="Compact"/>
+              <w:jc w:val="center"/>
+              <w:spacing w:before="0" w:after="0" w:line="210" w:lineRule="auto"/>
+            </w:pPr>
+            <w:r>
+              <w:rPr>
+                <w:sz w:val="16"/>
+                <w:szCs w:val="16"/>
+              </w:rPr>
+              <w:t xml:space="preserve">125</w:t>
+            </w:r>
+          </w:p>
+        </w:tc>
+        <w:tc>
+          <w:tcPr>
+            <w:tcW w:w="520" w:type="dxa"/>
+            <w:vAlign w:val="center"/>
+          </w:tcPr>
+          <w:p>
+            <w:pPr>
+              <w:pStyle w:val="Compact"/>
+              <w:jc w:val="center"/>
+              <w:spacing w:before="0" w:after="0" w:line="210" w:lineRule="auto"/>
+            </w:pPr>
+            <w:r>
+              <w:rPr>
+                <w:sz w:val="16"/>
+                <w:szCs w:val="16"/>
+              </w:rPr>
+              <w:t xml:space="preserve">16</w:t>
+            </w:r>
+          </w:p>
+        </w:tc>
+        <w:tc>
+          <w:tcPr>
+            <w:tcW w:w="900" w:type="dxa"/>
+            <w:vAlign w:val="center"/>
+          </w:tcPr>
           <w:p>
             <w:pPr>
               <w:pStyle w:val="Compact"/>
               <w:jc w:val="right"/>
-            </w:pPr>
-            <w:r>
-              <w:t xml:space="preserve">2</w:t>
-            </w:r>
-          </w:p>
-        </w:tc>
-        <w:tc>
-          <w:tcPr/>
+              <w:spacing w:before="0" w:after="0" w:line="210" w:lineRule="auto"/>
+            </w:pPr>
+            <w:r>
+              <w:rPr>
+                <w:sz w:val="16"/>
+                <w:szCs w:val="16"/>
+              </w:rPr>
+              <w:t xml:space="preserve">0,30 min</w:t>
+            </w:r>
+          </w:p>
+        </w:tc>
+        <w:tc>
+          <w:tcPr>
+            <w:tcW w:w="900" w:type="dxa"/>
+            <w:vAlign w:val="center"/>
+          </w:tcPr>
           <w:p>
             <w:pPr>
               <w:pStyle w:val="Compact"/>
               <w:jc w:val="right"/>
-            </w:pPr>
-            <w:r>
-              <w:t xml:space="preserve">0 %</w:t>
-            </w:r>
-          </w:p>
-        </w:tc>
-        <w:tc>
-          <w:tcPr/>
-          <w:p>
-            <w:pPr>
-              <w:pStyle w:val="Compact"/>
-              <w:jc w:val="left"/>
-            </w:pPr>
-            <w:r>
-              <w:t xml:space="preserve">PÅ</w:t>
-            </w:r>
-          </w:p>
-        </w:tc>
-        <w:tc>
-          <w:tcPr/>
-          <w:p>
-            <w:pPr>
-              <w:pStyle w:val="Compact"/>
-              <w:jc w:val="left"/>
-            </w:pPr>
-            <w:r>
-              <w:t xml:space="preserve">JA</w:t>
-            </w:r>
-          </w:p>
-        </w:tc>
-        <w:tc>
-          <w:tcPr/>
-          <w:p>
-            <w:pPr>
-              <w:pStyle w:val="Compact"/>
-              <w:jc w:val="right"/>
-            </w:pPr>
-            <w:r>
-              <w:t xml:space="preserve">141</w:t>
-            </w:r>
-          </w:p>
-        </w:tc>
-        <w:tc>
-          <w:tcPr/>
-          <w:p>
-            <w:pPr>
-              <w:pStyle w:val="Compact"/>
-              <w:jc w:val="right"/>
-            </w:pPr>
-            <w:r>
-              <w:t xml:space="preserve">125</w:t>
-            </w:r>
-          </w:p>
-        </w:tc>
-        <w:tc>
-          <w:tcPr/>
-          <w:p>
-            <w:pPr>
-              <w:pStyle w:val="Compact"/>
-              <w:jc w:val="right"/>
-            </w:pPr>
-            <w:r>
-              <w:t xml:space="preserve">16</w:t>
-            </w:r>
-          </w:p>
-        </w:tc>
-        <w:tc>
-          <w:tcPr/>
-          <w:p>
-            <w:pPr>
-              <w:pStyle w:val="Compact"/>
-              <w:jc w:val="right"/>
-            </w:pPr>
-            <w:r>
-              <w:t xml:space="preserve">0,30 min</w:t>
-            </w:r>
-          </w:p>
-        </w:tc>
-        <w:tc>
-          <w:tcPr/>
-          <w:p>
-            <w:pPr>
-              <w:pStyle w:val="Compact"/>
-              <w:jc w:val="right"/>
-            </w:pPr>
-            <w:r>
+              <w:spacing w:before="0" w:after="0" w:line="210" w:lineRule="auto"/>
+            </w:pPr>
+            <w:r>
+              <w:rPr>
+                <w:sz w:val="16"/>
+                <w:szCs w:val="16"/>
+              </w:rPr>
               <w:t xml:space="preserve">5,2 min</w:t>
             </w:r>
           </w:p>
@@ -8190,6 +9274,36 @@
   </w:num>
   <w:num w:numId="1013">
     <w:abstractNumId w:val="991"/>
+  </w:num>
+  <w:num w:numId="1014">
+    <w:abstractNumId w:val="99411"/>
+    <w:lvlOverride w:ilvl="0">
+      <w:startOverride w:val="1"/>
+    </w:lvlOverride>
+    <w:lvlOverride w:ilvl="1">
+      <w:startOverride w:val="1"/>
+    </w:lvlOverride>
+    <w:lvlOverride w:ilvl="2">
+      <w:startOverride w:val="1"/>
+    </w:lvlOverride>
+    <w:lvlOverride w:ilvl="3">
+      <w:startOverride w:val="1"/>
+    </w:lvlOverride>
+    <w:lvlOverride w:ilvl="4">
+      <w:startOverride w:val="1"/>
+    </w:lvlOverride>
+    <w:lvlOverride w:ilvl="5">
+      <w:startOverride w:val="1"/>
+    </w:lvlOverride>
+    <w:lvlOverride w:ilvl="6">
+      <w:startOverride w:val="1"/>
+    </w:lvlOverride>
+    <w:lvlOverride w:ilvl="7">
+      <w:startOverride w:val="1"/>
+    </w:lvlOverride>
+    <w:lvlOverride w:ilvl="8">
+      <w:startOverride w:val="1"/>
+    </w:lvlOverride>
   </w:num>
 </w:numbering>
 </file>
